--- a/Backyard Garden Project.docx
+++ b/Backyard Garden Project.docx
@@ -762,797 +762,13 @@
           <w:szCs w:val="24"/>
         </w:rPr>
       </w:pPr>
-      <w:proofErr w:type="spellStart"/>
-      <w:r>
-        <w:rPr>
-          <w:rFonts w:ascii="Arial" w:hAnsi="Arial" w:cs="Arial"/>
-          <w:sz w:val="24"/>
-          <w:szCs w:val="24"/>
-        </w:rPr>
-        <w:t>Această</w:t>
-      </w:r>
-      <w:proofErr w:type="spellEnd"/>
-      <w:r>
-        <w:rPr>
-          <w:rFonts w:ascii="Arial" w:hAnsi="Arial" w:cs="Arial"/>
-          <w:sz w:val="24"/>
-          <w:szCs w:val="24"/>
-        </w:rPr>
-        <w:t xml:space="preserve"> </w:t>
-      </w:r>
-      <w:proofErr w:type="spellStart"/>
-      <w:r>
-        <w:rPr>
-          <w:rFonts w:ascii="Arial" w:hAnsi="Arial" w:cs="Arial"/>
-          <w:sz w:val="24"/>
-          <w:szCs w:val="24"/>
-        </w:rPr>
-        <w:t>lucrare</w:t>
-      </w:r>
-      <w:proofErr w:type="spellEnd"/>
-      <w:r>
-        <w:rPr>
-          <w:rFonts w:ascii="Arial" w:hAnsi="Arial" w:cs="Arial"/>
-          <w:sz w:val="24"/>
-          <w:szCs w:val="24"/>
-        </w:rPr>
-        <w:t xml:space="preserve"> de </w:t>
-      </w:r>
-      <w:proofErr w:type="spellStart"/>
-      <w:r>
-        <w:rPr>
-          <w:rFonts w:ascii="Arial" w:hAnsi="Arial" w:cs="Arial"/>
-          <w:sz w:val="24"/>
-          <w:szCs w:val="24"/>
-        </w:rPr>
-        <w:t>licență</w:t>
-      </w:r>
-      <w:proofErr w:type="spellEnd"/>
-      <w:r>
-        <w:rPr>
-          <w:rFonts w:ascii="Arial" w:hAnsi="Arial" w:cs="Arial"/>
-          <w:sz w:val="24"/>
-          <w:szCs w:val="24"/>
-        </w:rPr>
-        <w:t xml:space="preserve"> </w:t>
-      </w:r>
-      <w:proofErr w:type="spellStart"/>
-      <w:r>
-        <w:rPr>
-          <w:rFonts w:ascii="Arial" w:hAnsi="Arial" w:cs="Arial"/>
-          <w:sz w:val="24"/>
-          <w:szCs w:val="24"/>
-        </w:rPr>
-        <w:t>prezintă</w:t>
-      </w:r>
-      <w:proofErr w:type="spellEnd"/>
-      <w:r>
-        <w:rPr>
-          <w:rFonts w:ascii="Arial" w:hAnsi="Arial" w:cs="Arial"/>
-          <w:sz w:val="24"/>
-          <w:szCs w:val="24"/>
-        </w:rPr>
-        <w:t xml:space="preserve"> </w:t>
-      </w:r>
-      <w:proofErr w:type="spellStart"/>
-      <w:r>
-        <w:rPr>
-          <w:rFonts w:ascii="Arial" w:hAnsi="Arial" w:cs="Arial"/>
-          <w:sz w:val="24"/>
-          <w:szCs w:val="24"/>
-        </w:rPr>
-        <w:t>proiectarea</w:t>
-      </w:r>
-      <w:proofErr w:type="spellEnd"/>
-      <w:r>
-        <w:rPr>
-          <w:rFonts w:ascii="Arial" w:hAnsi="Arial" w:cs="Arial"/>
-          <w:sz w:val="24"/>
-          <w:szCs w:val="24"/>
-        </w:rPr>
-        <w:t xml:space="preserve"> </w:t>
-      </w:r>
-      <w:proofErr w:type="spellStart"/>
-      <w:r>
-        <w:rPr>
-          <w:rFonts w:ascii="Arial" w:hAnsi="Arial" w:cs="Arial"/>
-          <w:sz w:val="24"/>
-          <w:szCs w:val="24"/>
-        </w:rPr>
-        <w:t>și</w:t>
-      </w:r>
-      <w:proofErr w:type="spellEnd"/>
-      <w:r>
-        <w:rPr>
-          <w:rFonts w:ascii="Arial" w:hAnsi="Arial" w:cs="Arial"/>
-          <w:sz w:val="24"/>
-          <w:szCs w:val="24"/>
-        </w:rPr>
-        <w:t xml:space="preserve"> </w:t>
-      </w:r>
-      <w:proofErr w:type="spellStart"/>
-      <w:r>
-        <w:rPr>
-          <w:rFonts w:ascii="Arial" w:hAnsi="Arial" w:cs="Arial"/>
-          <w:sz w:val="24"/>
-          <w:szCs w:val="24"/>
-        </w:rPr>
-        <w:t>dezvoltarea</w:t>
-      </w:r>
-      <w:proofErr w:type="spellEnd"/>
-      <w:r>
-        <w:rPr>
-          <w:rFonts w:ascii="Arial" w:hAnsi="Arial" w:cs="Arial"/>
-          <w:sz w:val="24"/>
-          <w:szCs w:val="24"/>
-        </w:rPr>
-        <w:t xml:space="preserve"> </w:t>
-      </w:r>
-      <w:proofErr w:type="spellStart"/>
-      <w:r>
-        <w:rPr>
-          <w:rFonts w:ascii="Arial" w:hAnsi="Arial" w:cs="Arial"/>
-          <w:sz w:val="24"/>
-          <w:szCs w:val="24"/>
-        </w:rPr>
-        <w:t>unei</w:t>
-      </w:r>
-      <w:proofErr w:type="spellEnd"/>
-      <w:r>
-        <w:rPr>
-          <w:rFonts w:ascii="Arial" w:hAnsi="Arial" w:cs="Arial"/>
-          <w:sz w:val="24"/>
-          <w:szCs w:val="24"/>
-        </w:rPr>
-        <w:t xml:space="preserve"> </w:t>
-      </w:r>
-      <w:proofErr w:type="spellStart"/>
-      <w:r>
-        <w:rPr>
-          <w:rFonts w:ascii="Arial" w:hAnsi="Arial" w:cs="Arial"/>
-          <w:sz w:val="24"/>
-          <w:szCs w:val="24"/>
-        </w:rPr>
-        <w:t>platforme</w:t>
-      </w:r>
-      <w:proofErr w:type="spellEnd"/>
-      <w:r>
-        <w:rPr>
-          <w:rFonts w:ascii="Arial" w:hAnsi="Arial" w:cs="Arial"/>
-          <w:sz w:val="24"/>
-          <w:szCs w:val="24"/>
-        </w:rPr>
-        <w:t xml:space="preserve"> web </w:t>
-      </w:r>
-      <w:proofErr w:type="spellStart"/>
-      <w:r>
-        <w:rPr>
-          <w:rFonts w:ascii="Arial" w:hAnsi="Arial" w:cs="Arial"/>
-          <w:sz w:val="24"/>
-          <w:szCs w:val="24"/>
-        </w:rPr>
-        <w:t>pentru</w:t>
-      </w:r>
-      <w:proofErr w:type="spellEnd"/>
-      <w:r>
-        <w:rPr>
-          <w:rFonts w:ascii="Arial" w:hAnsi="Arial" w:cs="Arial"/>
-          <w:sz w:val="24"/>
-          <w:szCs w:val="24"/>
-        </w:rPr>
-        <w:t xml:space="preserve"> </w:t>
-      </w:r>
-      <w:proofErr w:type="spellStart"/>
-      <w:r>
-        <w:rPr>
-          <w:rFonts w:ascii="Arial" w:hAnsi="Arial" w:cs="Arial"/>
-          <w:sz w:val="24"/>
-          <w:szCs w:val="24"/>
-        </w:rPr>
-        <w:t>planificarea</w:t>
-      </w:r>
-      <w:proofErr w:type="spellEnd"/>
-      <w:r>
-        <w:rPr>
-          <w:rFonts w:ascii="Arial" w:hAnsi="Arial" w:cs="Arial"/>
-          <w:sz w:val="24"/>
-          <w:szCs w:val="24"/>
-        </w:rPr>
-        <w:t xml:space="preserve"> </w:t>
-      </w:r>
-      <w:proofErr w:type="spellStart"/>
-      <w:r>
-        <w:rPr>
-          <w:rFonts w:ascii="Arial" w:hAnsi="Arial" w:cs="Arial"/>
-          <w:sz w:val="24"/>
-          <w:szCs w:val="24"/>
-        </w:rPr>
-        <w:t>și</w:t>
-      </w:r>
-      <w:proofErr w:type="spellEnd"/>
-      <w:r>
-        <w:rPr>
-          <w:rFonts w:ascii="Arial" w:hAnsi="Arial" w:cs="Arial"/>
-          <w:sz w:val="24"/>
-          <w:szCs w:val="24"/>
-        </w:rPr>
-        <w:t xml:space="preserve"> </w:t>
-      </w:r>
-      <w:proofErr w:type="spellStart"/>
-      <w:r>
-        <w:rPr>
-          <w:rFonts w:ascii="Arial" w:hAnsi="Arial" w:cs="Arial"/>
-          <w:sz w:val="24"/>
-          <w:szCs w:val="24"/>
-        </w:rPr>
-        <w:t>gestionarea</w:t>
-      </w:r>
-      <w:proofErr w:type="spellEnd"/>
-      <w:r>
-        <w:rPr>
-          <w:rFonts w:ascii="Arial" w:hAnsi="Arial" w:cs="Arial"/>
-          <w:sz w:val="24"/>
-          <w:szCs w:val="24"/>
-        </w:rPr>
-        <w:t xml:space="preserve"> </w:t>
-      </w:r>
-      <w:proofErr w:type="spellStart"/>
-      <w:r>
-        <w:rPr>
-          <w:rFonts w:ascii="Arial" w:hAnsi="Arial" w:cs="Arial"/>
-          <w:sz w:val="24"/>
-          <w:szCs w:val="24"/>
-        </w:rPr>
-        <w:t>unei</w:t>
-      </w:r>
-      <w:proofErr w:type="spellEnd"/>
-      <w:r>
-        <w:rPr>
-          <w:rFonts w:ascii="Arial" w:hAnsi="Arial" w:cs="Arial"/>
-          <w:sz w:val="24"/>
-          <w:szCs w:val="24"/>
-        </w:rPr>
-        <w:t xml:space="preserve"> </w:t>
-      </w:r>
-      <w:proofErr w:type="spellStart"/>
-      <w:r>
-        <w:rPr>
-          <w:rFonts w:ascii="Arial" w:hAnsi="Arial" w:cs="Arial"/>
-          <w:sz w:val="24"/>
-          <w:szCs w:val="24"/>
-        </w:rPr>
-        <w:t>grădini</w:t>
-      </w:r>
-      <w:proofErr w:type="spellEnd"/>
-      <w:r>
-        <w:rPr>
-          <w:rFonts w:ascii="Arial" w:hAnsi="Arial" w:cs="Arial"/>
-          <w:sz w:val="24"/>
-          <w:szCs w:val="24"/>
-        </w:rPr>
-        <w:t xml:space="preserve"> orientate </w:t>
-      </w:r>
-      <w:proofErr w:type="spellStart"/>
-      <w:r>
-        <w:rPr>
-          <w:rFonts w:ascii="Arial" w:hAnsi="Arial" w:cs="Arial"/>
-          <w:sz w:val="24"/>
-          <w:szCs w:val="24"/>
-        </w:rPr>
-        <w:t>spre</w:t>
-      </w:r>
-      <w:proofErr w:type="spellEnd"/>
-      <w:r>
-        <w:rPr>
-          <w:rFonts w:ascii="Arial" w:hAnsi="Arial" w:cs="Arial"/>
-          <w:sz w:val="24"/>
-          <w:szCs w:val="24"/>
-        </w:rPr>
-        <w:t xml:space="preserve"> </w:t>
-      </w:r>
-      <w:proofErr w:type="spellStart"/>
-      <w:r>
-        <w:rPr>
-          <w:rFonts w:ascii="Arial" w:hAnsi="Arial" w:cs="Arial"/>
-          <w:sz w:val="24"/>
-          <w:szCs w:val="24"/>
-        </w:rPr>
-        <w:t>permacultură</w:t>
-      </w:r>
-      <w:proofErr w:type="spellEnd"/>
-      <w:r>
-        <w:rPr>
-          <w:rFonts w:ascii="Arial" w:hAnsi="Arial" w:cs="Arial"/>
-          <w:sz w:val="24"/>
-          <w:szCs w:val="24"/>
-        </w:rPr>
-        <w:t xml:space="preserve">, </w:t>
-      </w:r>
-      <w:proofErr w:type="spellStart"/>
-      <w:r>
-        <w:rPr>
-          <w:rFonts w:ascii="Arial" w:hAnsi="Arial" w:cs="Arial"/>
-          <w:sz w:val="24"/>
-          <w:szCs w:val="24"/>
-        </w:rPr>
-        <w:t>adaptată</w:t>
-      </w:r>
-      <w:proofErr w:type="spellEnd"/>
-      <w:r>
-        <w:rPr>
-          <w:rFonts w:ascii="Arial" w:hAnsi="Arial" w:cs="Arial"/>
-          <w:sz w:val="24"/>
-          <w:szCs w:val="24"/>
-        </w:rPr>
-        <w:t xml:space="preserve"> </w:t>
-      </w:r>
-      <w:proofErr w:type="spellStart"/>
-      <w:r>
-        <w:rPr>
-          <w:rFonts w:ascii="Arial" w:hAnsi="Arial" w:cs="Arial"/>
-          <w:sz w:val="24"/>
-          <w:szCs w:val="24"/>
-        </w:rPr>
-        <w:t>nevoilor</w:t>
-      </w:r>
-      <w:proofErr w:type="spellEnd"/>
-      <w:r>
-        <w:rPr>
-          <w:rFonts w:ascii="Arial" w:hAnsi="Arial" w:cs="Arial"/>
-          <w:sz w:val="24"/>
-          <w:szCs w:val="24"/>
-        </w:rPr>
-        <w:t xml:space="preserve"> </w:t>
-      </w:r>
-      <w:proofErr w:type="spellStart"/>
-      <w:r>
-        <w:rPr>
-          <w:rFonts w:ascii="Arial" w:hAnsi="Arial" w:cs="Arial"/>
-          <w:sz w:val="24"/>
-          <w:szCs w:val="24"/>
-        </w:rPr>
-        <w:t>utilizatorilor</w:t>
-      </w:r>
-      <w:proofErr w:type="spellEnd"/>
-      <w:r>
-        <w:rPr>
-          <w:rFonts w:ascii="Arial" w:hAnsi="Arial" w:cs="Arial"/>
-          <w:sz w:val="24"/>
-          <w:szCs w:val="24"/>
-        </w:rPr>
-        <w:t xml:space="preserve"> din </w:t>
-      </w:r>
-      <w:proofErr w:type="spellStart"/>
-      <w:r>
-        <w:rPr>
-          <w:rFonts w:ascii="Arial" w:hAnsi="Arial" w:cs="Arial"/>
-          <w:sz w:val="24"/>
-          <w:szCs w:val="24"/>
-        </w:rPr>
-        <w:t>România</w:t>
-      </w:r>
-      <w:proofErr w:type="spellEnd"/>
-      <w:r>
-        <w:rPr>
-          <w:rFonts w:ascii="Arial" w:hAnsi="Arial" w:cs="Arial"/>
-          <w:sz w:val="24"/>
-          <w:szCs w:val="24"/>
-        </w:rPr>
-        <w:t xml:space="preserve">. </w:t>
-      </w:r>
-      <w:proofErr w:type="spellStart"/>
-      <w:r>
-        <w:rPr>
-          <w:rFonts w:ascii="Arial" w:hAnsi="Arial" w:cs="Arial"/>
-          <w:sz w:val="24"/>
-          <w:szCs w:val="24"/>
-        </w:rPr>
-        <w:t>Motivația</w:t>
-      </w:r>
-      <w:proofErr w:type="spellEnd"/>
-      <w:r>
-        <w:rPr>
-          <w:rFonts w:ascii="Arial" w:hAnsi="Arial" w:cs="Arial"/>
-          <w:sz w:val="24"/>
-          <w:szCs w:val="24"/>
-        </w:rPr>
-        <w:t xml:space="preserve"> </w:t>
-      </w:r>
-      <w:proofErr w:type="spellStart"/>
-      <w:r>
-        <w:rPr>
-          <w:rFonts w:ascii="Arial" w:hAnsi="Arial" w:cs="Arial"/>
-          <w:sz w:val="24"/>
-          <w:szCs w:val="24"/>
-        </w:rPr>
-        <w:t>acestui</w:t>
-      </w:r>
-      <w:proofErr w:type="spellEnd"/>
-      <w:r>
-        <w:rPr>
-          <w:rFonts w:ascii="Arial" w:hAnsi="Arial" w:cs="Arial"/>
-          <w:sz w:val="24"/>
-          <w:szCs w:val="24"/>
-        </w:rPr>
-        <w:t xml:space="preserve"> </w:t>
-      </w:r>
-      <w:proofErr w:type="spellStart"/>
-      <w:r>
-        <w:rPr>
-          <w:rFonts w:ascii="Arial" w:hAnsi="Arial" w:cs="Arial"/>
-          <w:sz w:val="24"/>
-          <w:szCs w:val="24"/>
-        </w:rPr>
-        <w:t>proiect</w:t>
-      </w:r>
-      <w:proofErr w:type="spellEnd"/>
-      <w:r>
-        <w:rPr>
-          <w:rFonts w:ascii="Arial" w:hAnsi="Arial" w:cs="Arial"/>
-          <w:sz w:val="24"/>
-          <w:szCs w:val="24"/>
-        </w:rPr>
-        <w:t xml:space="preserve"> </w:t>
-      </w:r>
-      <w:proofErr w:type="spellStart"/>
-      <w:r>
-        <w:rPr>
-          <w:rFonts w:ascii="Arial" w:hAnsi="Arial" w:cs="Arial"/>
-          <w:sz w:val="24"/>
-          <w:szCs w:val="24"/>
-        </w:rPr>
-        <w:t>pornește</w:t>
-      </w:r>
-      <w:proofErr w:type="spellEnd"/>
-      <w:r>
-        <w:rPr>
-          <w:rFonts w:ascii="Arial" w:hAnsi="Arial" w:cs="Arial"/>
-          <w:sz w:val="24"/>
-          <w:szCs w:val="24"/>
-        </w:rPr>
-        <w:t xml:space="preserve"> de la </w:t>
-      </w:r>
-      <w:proofErr w:type="spellStart"/>
-      <w:r>
-        <w:rPr>
-          <w:rFonts w:ascii="Arial" w:hAnsi="Arial" w:cs="Arial"/>
-          <w:sz w:val="24"/>
-          <w:szCs w:val="24"/>
-        </w:rPr>
-        <w:t>lipsa</w:t>
-      </w:r>
-      <w:proofErr w:type="spellEnd"/>
-      <w:r>
-        <w:rPr>
-          <w:rFonts w:ascii="Arial" w:hAnsi="Arial" w:cs="Arial"/>
-          <w:sz w:val="24"/>
-          <w:szCs w:val="24"/>
-        </w:rPr>
-        <w:t xml:space="preserve"> </w:t>
-      </w:r>
-      <w:proofErr w:type="spellStart"/>
-      <w:r>
-        <w:rPr>
-          <w:rFonts w:ascii="Arial" w:hAnsi="Arial" w:cs="Arial"/>
-          <w:sz w:val="24"/>
-          <w:szCs w:val="24"/>
-        </w:rPr>
-        <w:t>unei</w:t>
-      </w:r>
-      <w:proofErr w:type="spellEnd"/>
-      <w:r>
-        <w:rPr>
-          <w:rFonts w:ascii="Arial" w:hAnsi="Arial" w:cs="Arial"/>
-          <w:sz w:val="24"/>
-          <w:szCs w:val="24"/>
-        </w:rPr>
-        <w:t xml:space="preserve"> </w:t>
-      </w:r>
-      <w:proofErr w:type="spellStart"/>
-      <w:r>
-        <w:rPr>
-          <w:rFonts w:ascii="Arial" w:hAnsi="Arial" w:cs="Arial"/>
-          <w:sz w:val="24"/>
-          <w:szCs w:val="24"/>
-        </w:rPr>
-        <w:t>soluții</w:t>
-      </w:r>
-      <w:proofErr w:type="spellEnd"/>
-      <w:r>
-        <w:rPr>
-          <w:rFonts w:ascii="Arial" w:hAnsi="Arial" w:cs="Arial"/>
-          <w:sz w:val="24"/>
-          <w:szCs w:val="24"/>
-        </w:rPr>
-        <w:t xml:space="preserve"> care </w:t>
-      </w:r>
-      <w:proofErr w:type="spellStart"/>
-      <w:r>
-        <w:rPr>
-          <w:rFonts w:ascii="Arial" w:hAnsi="Arial" w:cs="Arial"/>
-          <w:sz w:val="24"/>
-          <w:szCs w:val="24"/>
-        </w:rPr>
-        <w:t>să</w:t>
-      </w:r>
-      <w:proofErr w:type="spellEnd"/>
-      <w:r>
-        <w:rPr>
-          <w:rFonts w:ascii="Arial" w:hAnsi="Arial" w:cs="Arial"/>
-          <w:sz w:val="24"/>
-          <w:szCs w:val="24"/>
-        </w:rPr>
-        <w:t xml:space="preserve"> combine </w:t>
-      </w:r>
-      <w:proofErr w:type="spellStart"/>
-      <w:r>
-        <w:rPr>
-          <w:rFonts w:ascii="Arial" w:hAnsi="Arial" w:cs="Arial"/>
-          <w:sz w:val="24"/>
-          <w:szCs w:val="24"/>
-        </w:rPr>
-        <w:t>proiectarea</w:t>
-      </w:r>
-      <w:proofErr w:type="spellEnd"/>
-      <w:r>
-        <w:rPr>
-          <w:rFonts w:ascii="Arial" w:hAnsi="Arial" w:cs="Arial"/>
-          <w:sz w:val="24"/>
-          <w:szCs w:val="24"/>
-        </w:rPr>
-        <w:t xml:space="preserve"> </w:t>
-      </w:r>
-      <w:proofErr w:type="spellStart"/>
-      <w:r>
-        <w:rPr>
-          <w:rFonts w:ascii="Arial" w:hAnsi="Arial" w:cs="Arial"/>
-          <w:sz w:val="24"/>
-          <w:szCs w:val="24"/>
-        </w:rPr>
-        <w:t>grădinii</w:t>
-      </w:r>
-      <w:proofErr w:type="spellEnd"/>
-      <w:r>
-        <w:rPr>
-          <w:rFonts w:ascii="Arial" w:hAnsi="Arial" w:cs="Arial"/>
-          <w:sz w:val="24"/>
-          <w:szCs w:val="24"/>
-        </w:rPr>
-        <w:t xml:space="preserve">, </w:t>
-      </w:r>
-      <w:proofErr w:type="spellStart"/>
-      <w:r>
-        <w:rPr>
-          <w:rFonts w:ascii="Arial" w:hAnsi="Arial" w:cs="Arial"/>
-          <w:sz w:val="24"/>
-          <w:szCs w:val="24"/>
-        </w:rPr>
-        <w:t>recomandările</w:t>
-      </w:r>
-      <w:proofErr w:type="spellEnd"/>
-      <w:r>
-        <w:rPr>
-          <w:rFonts w:ascii="Arial" w:hAnsi="Arial" w:cs="Arial"/>
-          <w:sz w:val="24"/>
-          <w:szCs w:val="24"/>
-        </w:rPr>
-        <w:t xml:space="preserve"> de </w:t>
-      </w:r>
-      <w:proofErr w:type="spellStart"/>
-      <w:r>
-        <w:rPr>
-          <w:rFonts w:ascii="Arial" w:hAnsi="Arial" w:cs="Arial"/>
-          <w:sz w:val="24"/>
-          <w:szCs w:val="24"/>
-        </w:rPr>
-        <w:t>plantare</w:t>
-      </w:r>
-      <w:proofErr w:type="spellEnd"/>
-      <w:r>
-        <w:rPr>
-          <w:rFonts w:ascii="Arial" w:hAnsi="Arial" w:cs="Arial"/>
-          <w:sz w:val="24"/>
-          <w:szCs w:val="24"/>
-        </w:rPr>
-        <w:t xml:space="preserve">, </w:t>
-      </w:r>
-      <w:proofErr w:type="spellStart"/>
-      <w:r>
-        <w:rPr>
-          <w:rFonts w:ascii="Arial" w:hAnsi="Arial" w:cs="Arial"/>
-          <w:sz w:val="24"/>
-          <w:szCs w:val="24"/>
-        </w:rPr>
-        <w:t>suportul</w:t>
-      </w:r>
-      <w:proofErr w:type="spellEnd"/>
-      <w:r>
-        <w:rPr>
-          <w:rFonts w:ascii="Arial" w:hAnsi="Arial" w:cs="Arial"/>
-          <w:sz w:val="24"/>
-          <w:szCs w:val="24"/>
-        </w:rPr>
-        <w:t xml:space="preserve"> </w:t>
-      </w:r>
-      <w:proofErr w:type="spellStart"/>
-      <w:r>
-        <w:rPr>
-          <w:rFonts w:ascii="Arial" w:hAnsi="Arial" w:cs="Arial"/>
-          <w:sz w:val="24"/>
-          <w:szCs w:val="24"/>
-        </w:rPr>
-        <w:t>meteo</w:t>
-      </w:r>
-      <w:proofErr w:type="spellEnd"/>
-      <w:r>
-        <w:rPr>
-          <w:rFonts w:ascii="Arial" w:hAnsi="Arial" w:cs="Arial"/>
-          <w:sz w:val="24"/>
-          <w:szCs w:val="24"/>
-        </w:rPr>
-        <w:t xml:space="preserve">, </w:t>
-      </w:r>
-      <w:proofErr w:type="spellStart"/>
-      <w:r>
-        <w:rPr>
-          <w:rFonts w:ascii="Arial" w:hAnsi="Arial" w:cs="Arial"/>
-          <w:sz w:val="24"/>
-          <w:szCs w:val="24"/>
-        </w:rPr>
-        <w:t>planificarea</w:t>
-      </w:r>
-      <w:proofErr w:type="spellEnd"/>
-      <w:r>
-        <w:rPr>
-          <w:rFonts w:ascii="Arial" w:hAnsi="Arial" w:cs="Arial"/>
-          <w:sz w:val="24"/>
-          <w:szCs w:val="24"/>
-        </w:rPr>
-        <w:t xml:space="preserve"> </w:t>
-      </w:r>
-      <w:proofErr w:type="spellStart"/>
-      <w:r>
-        <w:rPr>
-          <w:rFonts w:ascii="Arial" w:hAnsi="Arial" w:cs="Arial"/>
-          <w:sz w:val="24"/>
-          <w:szCs w:val="24"/>
-        </w:rPr>
-        <w:t>activităților</w:t>
-      </w:r>
-      <w:proofErr w:type="spellEnd"/>
-      <w:r>
-        <w:rPr>
-          <w:rFonts w:ascii="Arial" w:hAnsi="Arial" w:cs="Arial"/>
-          <w:sz w:val="24"/>
-          <w:szCs w:val="24"/>
-        </w:rPr>
-        <w:t xml:space="preserve"> </w:t>
-      </w:r>
-      <w:proofErr w:type="spellStart"/>
-      <w:r>
-        <w:rPr>
-          <w:rFonts w:ascii="Arial" w:hAnsi="Arial" w:cs="Arial"/>
-          <w:sz w:val="24"/>
-          <w:szCs w:val="24"/>
-        </w:rPr>
-        <w:t>și</w:t>
-      </w:r>
-      <w:proofErr w:type="spellEnd"/>
-      <w:r>
-        <w:rPr>
-          <w:rFonts w:ascii="Arial" w:hAnsi="Arial" w:cs="Arial"/>
-          <w:sz w:val="24"/>
-          <w:szCs w:val="24"/>
-        </w:rPr>
-        <w:t xml:space="preserve"> </w:t>
-      </w:r>
-      <w:proofErr w:type="spellStart"/>
-      <w:r>
-        <w:rPr>
-          <w:rFonts w:ascii="Arial" w:hAnsi="Arial" w:cs="Arial"/>
-          <w:sz w:val="24"/>
-          <w:szCs w:val="24"/>
-        </w:rPr>
-        <w:t>ghidajul</w:t>
-      </w:r>
-      <w:proofErr w:type="spellEnd"/>
-      <w:r>
-        <w:rPr>
-          <w:rFonts w:ascii="Arial" w:hAnsi="Arial" w:cs="Arial"/>
-          <w:sz w:val="24"/>
-          <w:szCs w:val="24"/>
-        </w:rPr>
-        <w:t xml:space="preserve"> </w:t>
-      </w:r>
-      <w:proofErr w:type="spellStart"/>
-      <w:r>
-        <w:rPr>
-          <w:rFonts w:ascii="Arial" w:hAnsi="Arial" w:cs="Arial"/>
-          <w:sz w:val="24"/>
-          <w:szCs w:val="24"/>
-        </w:rPr>
-        <w:t>practic</w:t>
-      </w:r>
-      <w:proofErr w:type="spellEnd"/>
-      <w:r>
-        <w:rPr>
-          <w:rFonts w:ascii="Arial" w:hAnsi="Arial" w:cs="Arial"/>
-          <w:sz w:val="24"/>
-          <w:szCs w:val="24"/>
-        </w:rPr>
-        <w:t xml:space="preserve"> </w:t>
-      </w:r>
-      <w:proofErr w:type="spellStart"/>
-      <w:r>
-        <w:rPr>
-          <w:rFonts w:ascii="Arial" w:hAnsi="Arial" w:cs="Arial"/>
-          <w:sz w:val="24"/>
-          <w:szCs w:val="24"/>
-        </w:rPr>
-        <w:t>bazat</w:t>
-      </w:r>
-      <w:proofErr w:type="spellEnd"/>
-      <w:r>
-        <w:rPr>
-          <w:rFonts w:ascii="Arial" w:hAnsi="Arial" w:cs="Arial"/>
-          <w:sz w:val="24"/>
-          <w:szCs w:val="24"/>
-        </w:rPr>
-        <w:t xml:space="preserve"> pe </w:t>
-      </w:r>
-      <w:proofErr w:type="spellStart"/>
-      <w:r>
-        <w:rPr>
-          <w:rFonts w:ascii="Arial" w:hAnsi="Arial" w:cs="Arial"/>
-          <w:sz w:val="24"/>
-          <w:szCs w:val="24"/>
-        </w:rPr>
-        <w:t>experiența</w:t>
-      </w:r>
-      <w:proofErr w:type="spellEnd"/>
-      <w:r>
-        <w:rPr>
-          <w:rFonts w:ascii="Arial" w:hAnsi="Arial" w:cs="Arial"/>
-          <w:sz w:val="24"/>
-          <w:szCs w:val="24"/>
-        </w:rPr>
-        <w:t xml:space="preserve"> de </w:t>
-      </w:r>
-      <w:proofErr w:type="spellStart"/>
-      <w:r>
-        <w:rPr>
-          <w:rFonts w:ascii="Arial" w:hAnsi="Arial" w:cs="Arial"/>
-          <w:sz w:val="24"/>
-          <w:szCs w:val="24"/>
-        </w:rPr>
-        <w:t>grădinărit</w:t>
-      </w:r>
-      <w:proofErr w:type="spellEnd"/>
-      <w:r>
-        <w:rPr>
-          <w:rFonts w:ascii="Arial" w:hAnsi="Arial" w:cs="Arial"/>
-          <w:sz w:val="24"/>
-          <w:szCs w:val="24"/>
-        </w:rPr>
-        <w:t xml:space="preserve"> din </w:t>
-      </w:r>
-      <w:proofErr w:type="spellStart"/>
-      <w:r>
-        <w:rPr>
-          <w:rFonts w:ascii="Arial" w:hAnsi="Arial" w:cs="Arial"/>
-          <w:sz w:val="24"/>
-          <w:szCs w:val="24"/>
-        </w:rPr>
-        <w:t>România</w:t>
-      </w:r>
-      <w:proofErr w:type="spellEnd"/>
-      <w:r>
-        <w:rPr>
-          <w:rFonts w:ascii="Arial" w:hAnsi="Arial" w:cs="Arial"/>
-          <w:sz w:val="24"/>
-          <w:szCs w:val="24"/>
-        </w:rPr>
-        <w:t>.</w:t>
+      <w:r>
+        <w:rPr>
+          <w:rFonts w:ascii="Arial" w:hAnsi="Arial" w:cs="Arial"/>
+          <w:sz w:val="24"/>
+          <w:szCs w:val="24"/>
+        </w:rPr>
+        <w:t>Această lucrare de licență prezintă proiectarea și dezvoltarea unei platforme web pentru planificarea și gestionarea unei grădini orientate spre permacultură, adaptată nevoilor utilizatorilor din România. Motivația acestui proiect pornește de la lipsa unei soluții care să combine proiectarea grădinii, recomandările de plantare, suportul meteo, planificarea activităților și ghidajul practic bazat pe experiența de grădinărit din România.</w:t>
       </w:r>
     </w:p>
     <w:p>
@@ -1564,79 +780,22 @@
           <w:szCs w:val="24"/>
         </w:rPr>
       </w:pPr>
-      <w:proofErr w:type="spellStart"/>
-      <w:r>
-        <w:rPr>
-          <w:rFonts w:ascii="Arial" w:hAnsi="Arial" w:cs="Arial"/>
-          <w:sz w:val="24"/>
-          <w:szCs w:val="24"/>
-        </w:rPr>
-        <w:t>Aplicația</w:t>
-      </w:r>
-      <w:proofErr w:type="spellEnd"/>
-      <w:r>
-        <w:rPr>
-          <w:rFonts w:ascii="Arial" w:hAnsi="Arial" w:cs="Arial"/>
-          <w:sz w:val="24"/>
-          <w:szCs w:val="24"/>
-        </w:rPr>
-        <w:t xml:space="preserve"> </w:t>
-      </w:r>
-      <w:proofErr w:type="spellStart"/>
-      <w:r>
-        <w:rPr>
-          <w:rFonts w:ascii="Arial" w:hAnsi="Arial" w:cs="Arial"/>
-          <w:sz w:val="24"/>
-          <w:szCs w:val="24"/>
-        </w:rPr>
-        <w:t>propusă</w:t>
-      </w:r>
-      <w:proofErr w:type="spellEnd"/>
-      <w:r>
-        <w:rPr>
-          <w:rFonts w:ascii="Arial" w:hAnsi="Arial" w:cs="Arial"/>
-          <w:sz w:val="24"/>
-          <w:szCs w:val="24"/>
-        </w:rPr>
-        <w:t xml:space="preserve"> </w:t>
-      </w:r>
-      <w:proofErr w:type="spellStart"/>
-      <w:r>
-        <w:rPr>
-          <w:rFonts w:ascii="Arial" w:hAnsi="Arial" w:cs="Arial"/>
-          <w:sz w:val="24"/>
-          <w:szCs w:val="24"/>
-        </w:rPr>
-        <w:t>urmărește</w:t>
-      </w:r>
-      <w:proofErr w:type="spellEnd"/>
-      <w:r>
-        <w:rPr>
-          <w:rFonts w:ascii="Arial" w:hAnsi="Arial" w:cs="Arial"/>
-          <w:sz w:val="24"/>
-          <w:szCs w:val="24"/>
-        </w:rPr>
-        <w:t xml:space="preserve"> </w:t>
-      </w:r>
-      <w:proofErr w:type="spellStart"/>
-      <w:r>
-        <w:rPr>
-          <w:rFonts w:ascii="Arial" w:hAnsi="Arial" w:cs="Arial"/>
-          <w:sz w:val="24"/>
-          <w:szCs w:val="24"/>
-        </w:rPr>
-        <w:t>sprijinirea</w:t>
-      </w:r>
-      <w:proofErr w:type="spellEnd"/>
-      <w:r>
-        <w:rPr>
-          <w:rFonts w:ascii="Arial" w:hAnsi="Arial" w:cs="Arial"/>
-          <w:sz w:val="24"/>
-          <w:szCs w:val="24"/>
-        </w:rPr>
-        <w:t xml:space="preserve"> </w:t>
-      </w:r>
-      <w:proofErr w:type="spellStart"/>
+      <w:r>
+        <w:rPr>
+          <w:rFonts w:ascii="Arial" w:hAnsi="Arial" w:cs="Arial"/>
+          <w:sz w:val="24"/>
+          <w:szCs w:val="24"/>
+        </w:rPr>
+        <w:t xml:space="preserve">Aplicația propusă urmărește </w:t>
+      </w:r>
+      <w:r>
+        <w:rPr>
+          <w:rFonts w:ascii="Arial" w:hAnsi="Arial" w:cs="Arial"/>
+          <w:sz w:val="24"/>
+          <w:szCs w:val="24"/>
+        </w:rPr>
+        <w:t xml:space="preserve">sprijinirea </w:t>
+      </w:r>
       <w:r>
         <w:rPr>
           <w:rFonts w:ascii="Arial" w:hAnsi="Arial" w:cs="Arial"/>
@@ -1653,616 +812,37 @@
         </w:rPr>
         <w:t>lor</w:t>
       </w:r>
-      <w:proofErr w:type="spellEnd"/>
-      <w:r>
-        <w:rPr>
-          <w:rFonts w:ascii="Arial" w:hAnsi="Arial" w:cs="Arial"/>
-          <w:sz w:val="24"/>
-          <w:szCs w:val="24"/>
-        </w:rPr>
-        <w:t xml:space="preserve"> </w:t>
-      </w:r>
-      <w:proofErr w:type="spellStart"/>
-      <w:r>
-        <w:rPr>
-          <w:rFonts w:ascii="Arial" w:hAnsi="Arial" w:cs="Arial"/>
-          <w:sz w:val="24"/>
-          <w:szCs w:val="24"/>
-        </w:rPr>
-        <w:t>în</w:t>
-      </w:r>
-      <w:proofErr w:type="spellEnd"/>
-      <w:r>
-        <w:rPr>
-          <w:rFonts w:ascii="Arial" w:hAnsi="Arial" w:cs="Arial"/>
-          <w:sz w:val="24"/>
-          <w:szCs w:val="24"/>
-        </w:rPr>
-        <w:t xml:space="preserve"> </w:t>
-      </w:r>
-      <w:proofErr w:type="spellStart"/>
-      <w:r>
-        <w:rPr>
-          <w:rFonts w:ascii="Arial" w:hAnsi="Arial" w:cs="Arial"/>
-          <w:sz w:val="24"/>
-          <w:szCs w:val="24"/>
-        </w:rPr>
-        <w:t>proiectarea</w:t>
-      </w:r>
-      <w:proofErr w:type="spellEnd"/>
-      <w:r>
-        <w:rPr>
-          <w:rFonts w:ascii="Arial" w:hAnsi="Arial" w:cs="Arial"/>
-          <w:sz w:val="24"/>
-          <w:szCs w:val="24"/>
-        </w:rPr>
-        <w:t xml:space="preserve"> </w:t>
-      </w:r>
-      <w:proofErr w:type="spellStart"/>
-      <w:r>
-        <w:rPr>
-          <w:rFonts w:ascii="Arial" w:hAnsi="Arial" w:cs="Arial"/>
-          <w:sz w:val="24"/>
-          <w:szCs w:val="24"/>
-        </w:rPr>
-        <w:t>și</w:t>
-      </w:r>
-      <w:proofErr w:type="spellEnd"/>
-      <w:r>
-        <w:rPr>
-          <w:rFonts w:ascii="Arial" w:hAnsi="Arial" w:cs="Arial"/>
-          <w:sz w:val="24"/>
-          <w:szCs w:val="24"/>
-        </w:rPr>
-        <w:t xml:space="preserve"> </w:t>
-      </w:r>
-      <w:proofErr w:type="spellStart"/>
-      <w:r>
-        <w:rPr>
-          <w:rFonts w:ascii="Arial" w:hAnsi="Arial" w:cs="Arial"/>
-          <w:sz w:val="24"/>
-          <w:szCs w:val="24"/>
-        </w:rPr>
-        <w:t>gestionarea</w:t>
-      </w:r>
-      <w:proofErr w:type="spellEnd"/>
-      <w:r>
-        <w:rPr>
-          <w:rFonts w:ascii="Arial" w:hAnsi="Arial" w:cs="Arial"/>
-          <w:sz w:val="24"/>
-          <w:szCs w:val="24"/>
-        </w:rPr>
-        <w:t xml:space="preserve"> </w:t>
-      </w:r>
-      <w:proofErr w:type="spellStart"/>
-      <w:r>
-        <w:rPr>
-          <w:rFonts w:ascii="Arial" w:hAnsi="Arial" w:cs="Arial"/>
-          <w:sz w:val="24"/>
-          <w:szCs w:val="24"/>
-        </w:rPr>
-        <w:t>unei</w:t>
-      </w:r>
-      <w:proofErr w:type="spellEnd"/>
-      <w:r>
-        <w:rPr>
-          <w:rFonts w:ascii="Arial" w:hAnsi="Arial" w:cs="Arial"/>
-          <w:sz w:val="24"/>
-          <w:szCs w:val="24"/>
-        </w:rPr>
-        <w:t xml:space="preserve"> </w:t>
-      </w:r>
-      <w:proofErr w:type="spellStart"/>
-      <w:r>
-        <w:rPr>
-          <w:rFonts w:ascii="Arial" w:hAnsi="Arial" w:cs="Arial"/>
-          <w:sz w:val="24"/>
-          <w:szCs w:val="24"/>
-        </w:rPr>
-        <w:t>grădini</w:t>
-      </w:r>
-      <w:proofErr w:type="spellEnd"/>
-      <w:r>
-        <w:rPr>
-          <w:rFonts w:ascii="Arial" w:hAnsi="Arial" w:cs="Arial"/>
-          <w:sz w:val="24"/>
-          <w:szCs w:val="24"/>
-        </w:rPr>
-        <w:t xml:space="preserve"> ca </w:t>
-      </w:r>
-      <w:proofErr w:type="spellStart"/>
-      <w:r>
-        <w:rPr>
-          <w:rFonts w:ascii="Arial" w:hAnsi="Arial" w:cs="Arial"/>
-          <w:sz w:val="24"/>
-          <w:szCs w:val="24"/>
-        </w:rPr>
-        <w:t>sistem</w:t>
-      </w:r>
-      <w:proofErr w:type="spellEnd"/>
-      <w:r>
-        <w:rPr>
-          <w:rFonts w:ascii="Arial" w:hAnsi="Arial" w:cs="Arial"/>
-          <w:sz w:val="24"/>
-          <w:szCs w:val="24"/>
-        </w:rPr>
-        <w:t xml:space="preserve"> </w:t>
-      </w:r>
-      <w:proofErr w:type="spellStart"/>
-      <w:r>
-        <w:rPr>
-          <w:rFonts w:ascii="Arial" w:hAnsi="Arial" w:cs="Arial"/>
-          <w:sz w:val="24"/>
-          <w:szCs w:val="24"/>
-        </w:rPr>
-        <w:t>interconectat</w:t>
-      </w:r>
-      <w:proofErr w:type="spellEnd"/>
-      <w:r>
-        <w:rPr>
-          <w:rFonts w:ascii="Arial" w:hAnsi="Arial" w:cs="Arial"/>
-          <w:sz w:val="24"/>
-          <w:szCs w:val="24"/>
-        </w:rPr>
-        <w:t xml:space="preserve">, </w:t>
-      </w:r>
-      <w:proofErr w:type="spellStart"/>
-      <w:r>
-        <w:rPr>
-          <w:rFonts w:ascii="Arial" w:hAnsi="Arial" w:cs="Arial"/>
-          <w:sz w:val="24"/>
-          <w:szCs w:val="24"/>
-        </w:rPr>
-        <w:t>și</w:t>
-      </w:r>
-      <w:proofErr w:type="spellEnd"/>
-      <w:r>
-        <w:rPr>
-          <w:rFonts w:ascii="Arial" w:hAnsi="Arial" w:cs="Arial"/>
-          <w:sz w:val="24"/>
-          <w:szCs w:val="24"/>
-        </w:rPr>
-        <w:t xml:space="preserve"> nu </w:t>
-      </w:r>
-      <w:proofErr w:type="spellStart"/>
-      <w:r>
-        <w:rPr>
-          <w:rFonts w:ascii="Arial" w:hAnsi="Arial" w:cs="Arial"/>
-          <w:sz w:val="24"/>
-          <w:szCs w:val="24"/>
-        </w:rPr>
-        <w:t>doar</w:t>
-      </w:r>
-      <w:proofErr w:type="spellEnd"/>
-      <w:r>
-        <w:rPr>
-          <w:rFonts w:ascii="Arial" w:hAnsi="Arial" w:cs="Arial"/>
-          <w:sz w:val="24"/>
-          <w:szCs w:val="24"/>
-        </w:rPr>
-        <w:t xml:space="preserve"> ca </w:t>
-      </w:r>
-      <w:proofErr w:type="spellStart"/>
-      <w:r>
-        <w:rPr>
-          <w:rFonts w:ascii="Arial" w:hAnsi="Arial" w:cs="Arial"/>
-          <w:sz w:val="24"/>
-          <w:szCs w:val="24"/>
-        </w:rPr>
-        <w:t>simplă</w:t>
-      </w:r>
-      <w:proofErr w:type="spellEnd"/>
-      <w:r>
-        <w:rPr>
-          <w:rFonts w:ascii="Arial" w:hAnsi="Arial" w:cs="Arial"/>
-          <w:sz w:val="24"/>
-          <w:szCs w:val="24"/>
-        </w:rPr>
-        <w:t xml:space="preserve"> </w:t>
-      </w:r>
-      <w:proofErr w:type="spellStart"/>
-      <w:r>
-        <w:rPr>
-          <w:rFonts w:ascii="Arial" w:hAnsi="Arial" w:cs="Arial"/>
-          <w:sz w:val="24"/>
-          <w:szCs w:val="24"/>
-        </w:rPr>
-        <w:t>schemă</w:t>
-      </w:r>
-      <w:proofErr w:type="spellEnd"/>
-      <w:r>
-        <w:rPr>
-          <w:rFonts w:ascii="Arial" w:hAnsi="Arial" w:cs="Arial"/>
-          <w:sz w:val="24"/>
-          <w:szCs w:val="24"/>
-        </w:rPr>
-        <w:t xml:space="preserve"> de </w:t>
-      </w:r>
-      <w:proofErr w:type="spellStart"/>
-      <w:r>
-        <w:rPr>
-          <w:rFonts w:ascii="Arial" w:hAnsi="Arial" w:cs="Arial"/>
-          <w:sz w:val="24"/>
-          <w:szCs w:val="24"/>
-        </w:rPr>
-        <w:t>plantare</w:t>
-      </w:r>
-      <w:proofErr w:type="spellEnd"/>
-      <w:r>
-        <w:rPr>
-          <w:rFonts w:ascii="Arial" w:hAnsi="Arial" w:cs="Arial"/>
-          <w:sz w:val="24"/>
-          <w:szCs w:val="24"/>
-        </w:rPr>
-        <w:t xml:space="preserve">. </w:t>
-      </w:r>
-      <w:proofErr w:type="spellStart"/>
-      <w:r>
-        <w:rPr>
-          <w:rFonts w:ascii="Arial" w:hAnsi="Arial" w:cs="Arial"/>
-          <w:sz w:val="24"/>
-          <w:szCs w:val="24"/>
-        </w:rPr>
-        <w:t>Platforma</w:t>
-      </w:r>
-      <w:proofErr w:type="spellEnd"/>
-      <w:r>
-        <w:rPr>
-          <w:rFonts w:ascii="Arial" w:hAnsi="Arial" w:cs="Arial"/>
-          <w:sz w:val="24"/>
-          <w:szCs w:val="24"/>
-        </w:rPr>
-        <w:t xml:space="preserve"> </w:t>
-      </w:r>
-      <w:proofErr w:type="spellStart"/>
-      <w:r>
-        <w:rPr>
-          <w:rFonts w:ascii="Arial" w:hAnsi="Arial" w:cs="Arial"/>
-          <w:sz w:val="24"/>
-          <w:szCs w:val="24"/>
-        </w:rPr>
-        <w:t>permite</w:t>
-      </w:r>
-      <w:proofErr w:type="spellEnd"/>
-      <w:r>
-        <w:rPr>
-          <w:rFonts w:ascii="Arial" w:hAnsi="Arial" w:cs="Arial"/>
-          <w:sz w:val="24"/>
-          <w:szCs w:val="24"/>
-        </w:rPr>
-        <w:t xml:space="preserve"> </w:t>
-      </w:r>
-      <w:proofErr w:type="spellStart"/>
-      <w:r>
-        <w:rPr>
-          <w:rFonts w:ascii="Arial" w:hAnsi="Arial" w:cs="Arial"/>
-          <w:sz w:val="24"/>
-          <w:szCs w:val="24"/>
-        </w:rPr>
-        <w:t>utilizatorilor</w:t>
-      </w:r>
-      <w:proofErr w:type="spellEnd"/>
-      <w:r>
-        <w:rPr>
-          <w:rFonts w:ascii="Arial" w:hAnsi="Arial" w:cs="Arial"/>
-          <w:sz w:val="24"/>
-          <w:szCs w:val="24"/>
-        </w:rPr>
-        <w:t xml:space="preserve"> </w:t>
-      </w:r>
-      <w:proofErr w:type="spellStart"/>
-      <w:r>
-        <w:rPr>
-          <w:rFonts w:ascii="Arial" w:hAnsi="Arial" w:cs="Arial"/>
-          <w:sz w:val="24"/>
-          <w:szCs w:val="24"/>
-        </w:rPr>
-        <w:t>să</w:t>
-      </w:r>
-      <w:proofErr w:type="spellEnd"/>
-      <w:r>
-        <w:rPr>
-          <w:rFonts w:ascii="Arial" w:hAnsi="Arial" w:cs="Arial"/>
-          <w:sz w:val="24"/>
-          <w:szCs w:val="24"/>
-        </w:rPr>
-        <w:t xml:space="preserve"> </w:t>
-      </w:r>
-      <w:proofErr w:type="spellStart"/>
-      <w:r>
-        <w:rPr>
-          <w:rFonts w:ascii="Arial" w:hAnsi="Arial" w:cs="Arial"/>
-          <w:sz w:val="24"/>
-          <w:szCs w:val="24"/>
-        </w:rPr>
-        <w:t>genereze</w:t>
-      </w:r>
-      <w:proofErr w:type="spellEnd"/>
-      <w:r>
-        <w:rPr>
-          <w:rFonts w:ascii="Arial" w:hAnsi="Arial" w:cs="Arial"/>
-          <w:sz w:val="24"/>
-          <w:szCs w:val="24"/>
-        </w:rPr>
-        <w:t xml:space="preserve"> </w:t>
-      </w:r>
-      <w:proofErr w:type="spellStart"/>
-      <w:r>
-        <w:rPr>
-          <w:rFonts w:ascii="Arial" w:hAnsi="Arial" w:cs="Arial"/>
-          <w:sz w:val="24"/>
-          <w:szCs w:val="24"/>
-        </w:rPr>
-        <w:t>planul</w:t>
-      </w:r>
-      <w:proofErr w:type="spellEnd"/>
-      <w:r>
-        <w:rPr>
-          <w:rFonts w:ascii="Arial" w:hAnsi="Arial" w:cs="Arial"/>
-          <w:sz w:val="24"/>
-          <w:szCs w:val="24"/>
-        </w:rPr>
-        <w:t xml:space="preserve"> </w:t>
-      </w:r>
-      <w:proofErr w:type="spellStart"/>
-      <w:r>
-        <w:rPr>
-          <w:rFonts w:ascii="Arial" w:hAnsi="Arial" w:cs="Arial"/>
-          <w:sz w:val="24"/>
-          <w:szCs w:val="24"/>
-        </w:rPr>
-        <w:t>unei</w:t>
-      </w:r>
-      <w:proofErr w:type="spellEnd"/>
-      <w:r>
-        <w:rPr>
-          <w:rFonts w:ascii="Arial" w:hAnsi="Arial" w:cs="Arial"/>
-          <w:sz w:val="24"/>
-          <w:szCs w:val="24"/>
-        </w:rPr>
-        <w:t xml:space="preserve"> </w:t>
-      </w:r>
-      <w:proofErr w:type="spellStart"/>
-      <w:r>
-        <w:rPr>
-          <w:rFonts w:ascii="Arial" w:hAnsi="Arial" w:cs="Arial"/>
-          <w:sz w:val="24"/>
-          <w:szCs w:val="24"/>
-        </w:rPr>
-        <w:t>grădini</w:t>
-      </w:r>
-      <w:proofErr w:type="spellEnd"/>
-      <w:r>
-        <w:rPr>
-          <w:rFonts w:ascii="Arial" w:hAnsi="Arial" w:cs="Arial"/>
-          <w:sz w:val="24"/>
-          <w:szCs w:val="24"/>
-        </w:rPr>
-        <w:t xml:space="preserve"> </w:t>
-      </w:r>
-      <w:proofErr w:type="spellStart"/>
-      <w:r>
-        <w:rPr>
-          <w:rFonts w:ascii="Arial" w:hAnsi="Arial" w:cs="Arial"/>
-          <w:sz w:val="24"/>
-          <w:szCs w:val="24"/>
-        </w:rPr>
-        <w:t>în</w:t>
-      </w:r>
-      <w:proofErr w:type="spellEnd"/>
-      <w:r>
-        <w:rPr>
-          <w:rFonts w:ascii="Arial" w:hAnsi="Arial" w:cs="Arial"/>
-          <w:sz w:val="24"/>
-          <w:szCs w:val="24"/>
-        </w:rPr>
-        <w:t xml:space="preserve"> </w:t>
-      </w:r>
-      <w:proofErr w:type="spellStart"/>
-      <w:r>
-        <w:rPr>
-          <w:rFonts w:ascii="Arial" w:hAnsi="Arial" w:cs="Arial"/>
-          <w:sz w:val="24"/>
-          <w:szCs w:val="24"/>
-        </w:rPr>
-        <w:t>stilul</w:t>
-      </w:r>
-      <w:proofErr w:type="spellEnd"/>
-      <w:r>
-        <w:rPr>
-          <w:rFonts w:ascii="Arial" w:hAnsi="Arial" w:cs="Arial"/>
-          <w:sz w:val="24"/>
-          <w:szCs w:val="24"/>
-        </w:rPr>
-        <w:t xml:space="preserve"> </w:t>
-      </w:r>
-      <w:proofErr w:type="spellStart"/>
-      <w:r>
-        <w:rPr>
-          <w:rFonts w:ascii="Arial" w:hAnsi="Arial" w:cs="Arial"/>
-          <w:sz w:val="24"/>
-          <w:szCs w:val="24"/>
-        </w:rPr>
-        <w:t>permacultural</w:t>
-      </w:r>
-      <w:proofErr w:type="spellEnd"/>
-      <w:r>
-        <w:rPr>
-          <w:rFonts w:ascii="Arial" w:hAnsi="Arial" w:cs="Arial"/>
-          <w:sz w:val="24"/>
-          <w:szCs w:val="24"/>
-        </w:rPr>
-        <w:t xml:space="preserve">, </w:t>
-      </w:r>
-      <w:proofErr w:type="spellStart"/>
-      <w:r>
-        <w:rPr>
-          <w:rFonts w:ascii="Arial" w:hAnsi="Arial" w:cs="Arial"/>
-          <w:sz w:val="24"/>
-          <w:szCs w:val="24"/>
-        </w:rPr>
-        <w:t>să</w:t>
-      </w:r>
-      <w:proofErr w:type="spellEnd"/>
-      <w:r>
-        <w:rPr>
-          <w:rFonts w:ascii="Arial" w:hAnsi="Arial" w:cs="Arial"/>
-          <w:sz w:val="24"/>
-          <w:szCs w:val="24"/>
-        </w:rPr>
-        <w:t xml:space="preserve"> </w:t>
-      </w:r>
-      <w:proofErr w:type="spellStart"/>
-      <w:r>
-        <w:rPr>
-          <w:rFonts w:ascii="Arial" w:hAnsi="Arial" w:cs="Arial"/>
-          <w:sz w:val="24"/>
-          <w:szCs w:val="24"/>
-        </w:rPr>
-        <w:t>gestioneze</w:t>
-      </w:r>
-      <w:proofErr w:type="spellEnd"/>
-      <w:r>
-        <w:rPr>
-          <w:rFonts w:ascii="Arial" w:hAnsi="Arial" w:cs="Arial"/>
-          <w:sz w:val="24"/>
-          <w:szCs w:val="24"/>
-        </w:rPr>
-        <w:t xml:space="preserve"> </w:t>
-      </w:r>
-      <w:proofErr w:type="spellStart"/>
-      <w:r>
-        <w:rPr>
-          <w:rFonts w:ascii="Arial" w:hAnsi="Arial" w:cs="Arial"/>
-          <w:sz w:val="24"/>
-          <w:szCs w:val="24"/>
-        </w:rPr>
-        <w:t>activități</w:t>
-      </w:r>
-      <w:proofErr w:type="spellEnd"/>
-      <w:r>
-        <w:rPr>
-          <w:rFonts w:ascii="Arial" w:hAnsi="Arial" w:cs="Arial"/>
-          <w:sz w:val="24"/>
-          <w:szCs w:val="24"/>
-        </w:rPr>
-        <w:t xml:space="preserve"> </w:t>
-      </w:r>
-      <w:proofErr w:type="spellStart"/>
-      <w:r>
-        <w:rPr>
-          <w:rFonts w:ascii="Arial" w:hAnsi="Arial" w:cs="Arial"/>
-          <w:sz w:val="24"/>
-          <w:szCs w:val="24"/>
-        </w:rPr>
-        <w:t>în</w:t>
-      </w:r>
-      <w:proofErr w:type="spellEnd"/>
-      <w:r>
-        <w:rPr>
-          <w:rFonts w:ascii="Arial" w:hAnsi="Arial" w:cs="Arial"/>
-          <w:sz w:val="24"/>
-          <w:szCs w:val="24"/>
-        </w:rPr>
-        <w:t xml:space="preserve"> calendar </w:t>
-      </w:r>
-      <w:proofErr w:type="spellStart"/>
-      <w:r>
-        <w:rPr>
-          <w:rFonts w:ascii="Arial" w:hAnsi="Arial" w:cs="Arial"/>
-          <w:sz w:val="24"/>
-          <w:szCs w:val="24"/>
-        </w:rPr>
-        <w:t>și</w:t>
-      </w:r>
-      <w:proofErr w:type="spellEnd"/>
-      <w:r>
-        <w:rPr>
-          <w:rFonts w:ascii="Arial" w:hAnsi="Arial" w:cs="Arial"/>
-          <w:sz w:val="24"/>
-          <w:szCs w:val="24"/>
-        </w:rPr>
-        <w:t xml:space="preserve"> </w:t>
-      </w:r>
-      <w:proofErr w:type="spellStart"/>
-      <w:r>
-        <w:rPr>
-          <w:rFonts w:ascii="Arial" w:hAnsi="Arial" w:cs="Arial"/>
-          <w:sz w:val="24"/>
-          <w:szCs w:val="24"/>
-        </w:rPr>
-        <w:t>să</w:t>
-      </w:r>
-      <w:proofErr w:type="spellEnd"/>
-      <w:r>
-        <w:rPr>
-          <w:rFonts w:ascii="Arial" w:hAnsi="Arial" w:cs="Arial"/>
-          <w:sz w:val="24"/>
-          <w:szCs w:val="24"/>
-        </w:rPr>
-        <w:t xml:space="preserve"> </w:t>
-      </w:r>
-      <w:proofErr w:type="spellStart"/>
-      <w:r>
-        <w:rPr>
-          <w:rFonts w:ascii="Arial" w:hAnsi="Arial" w:cs="Arial"/>
-          <w:sz w:val="24"/>
-          <w:szCs w:val="24"/>
-        </w:rPr>
-        <w:t>consulte</w:t>
-      </w:r>
-      <w:proofErr w:type="spellEnd"/>
-      <w:r>
-        <w:rPr>
-          <w:rFonts w:ascii="Arial" w:hAnsi="Arial" w:cs="Arial"/>
-          <w:sz w:val="24"/>
-          <w:szCs w:val="24"/>
-        </w:rPr>
-        <w:t xml:space="preserve"> </w:t>
-      </w:r>
-      <w:proofErr w:type="spellStart"/>
-      <w:r>
-        <w:rPr>
-          <w:rFonts w:ascii="Arial" w:hAnsi="Arial" w:cs="Arial"/>
-          <w:sz w:val="24"/>
-          <w:szCs w:val="24"/>
-        </w:rPr>
-        <w:t>informații</w:t>
-      </w:r>
-      <w:proofErr w:type="spellEnd"/>
-      <w:r>
-        <w:rPr>
-          <w:rFonts w:ascii="Arial" w:hAnsi="Arial" w:cs="Arial"/>
-          <w:sz w:val="24"/>
-          <w:szCs w:val="24"/>
-        </w:rPr>
-        <w:t xml:space="preserve"> legate de </w:t>
-      </w:r>
-      <w:proofErr w:type="spellStart"/>
-      <w:r>
-        <w:rPr>
-          <w:rFonts w:ascii="Arial" w:hAnsi="Arial" w:cs="Arial"/>
-          <w:sz w:val="24"/>
-          <w:szCs w:val="24"/>
-        </w:rPr>
-        <w:t>vr</w:t>
-      </w:r>
-      <w:r>
-        <w:rPr>
-          <w:rFonts w:ascii="Arial" w:hAnsi="Arial" w:cs="Arial"/>
-          <w:sz w:val="24"/>
-          <w:szCs w:val="24"/>
-        </w:rPr>
-        <w:t>eme</w:t>
-      </w:r>
-      <w:proofErr w:type="spellEnd"/>
-      <w:r>
-        <w:rPr>
-          <w:rFonts w:ascii="Arial" w:hAnsi="Arial" w:cs="Arial"/>
-          <w:sz w:val="24"/>
-          <w:szCs w:val="24"/>
-        </w:rPr>
-        <w:t>.</w:t>
+      <w:r>
+        <w:rPr>
+          <w:rFonts w:ascii="Arial" w:hAnsi="Arial" w:cs="Arial"/>
+          <w:sz w:val="24"/>
+          <w:szCs w:val="24"/>
+        </w:rPr>
+        <w:t xml:space="preserve"> în proiectarea și gestionarea unei grădini ca sistem interconectat, și nu doar ca simplă schemă de plantare. </w:t>
+      </w:r>
+      <w:r>
+        <w:rPr>
+          <w:rFonts w:ascii="Arial" w:hAnsi="Arial" w:cs="Arial"/>
+          <w:sz w:val="24"/>
+          <w:szCs w:val="24"/>
+        </w:rPr>
+        <w:t xml:space="preserve">Platforma permite utilizatorilor </w:t>
+      </w:r>
+      <w:r>
+        <w:rPr>
+          <w:rFonts w:ascii="Arial" w:hAnsi="Arial" w:cs="Arial"/>
+          <w:sz w:val="24"/>
+          <w:szCs w:val="24"/>
+        </w:rPr>
+        <w:t>să genereze planul unei grădini în stilul permacultural, să gestioneze activități în calendar și să consulte informații legate de vr</w:t>
+      </w:r>
+      <w:r>
+        <w:rPr>
+          <w:rFonts w:ascii="Arial" w:hAnsi="Arial" w:cs="Arial"/>
+          <w:sz w:val="24"/>
+          <w:szCs w:val="24"/>
+        </w:rPr>
+        <w:t>eme.</w:t>
       </w:r>
     </w:p>
     <w:p>
@@ -2274,221 +854,13 @@
           <w:szCs w:val="24"/>
         </w:rPr>
       </w:pPr>
-      <w:proofErr w:type="spellStart"/>
-      <w:r>
-        <w:rPr>
-          <w:rFonts w:ascii="Arial" w:hAnsi="Arial" w:cs="Arial"/>
-          <w:sz w:val="24"/>
-          <w:szCs w:val="24"/>
-        </w:rPr>
-        <w:t>Aplicația</w:t>
-      </w:r>
-      <w:proofErr w:type="spellEnd"/>
-      <w:r>
-        <w:rPr>
-          <w:rFonts w:ascii="Arial" w:hAnsi="Arial" w:cs="Arial"/>
-          <w:sz w:val="24"/>
-          <w:szCs w:val="24"/>
-        </w:rPr>
-        <w:t xml:space="preserve"> </w:t>
-      </w:r>
-      <w:proofErr w:type="spellStart"/>
-      <w:r>
-        <w:rPr>
-          <w:rFonts w:ascii="Arial" w:hAnsi="Arial" w:cs="Arial"/>
-          <w:sz w:val="24"/>
-          <w:szCs w:val="24"/>
-        </w:rPr>
-        <w:t>este</w:t>
-      </w:r>
-      <w:proofErr w:type="spellEnd"/>
-      <w:r>
-        <w:rPr>
-          <w:rFonts w:ascii="Arial" w:hAnsi="Arial" w:cs="Arial"/>
-          <w:sz w:val="24"/>
-          <w:szCs w:val="24"/>
-        </w:rPr>
-        <w:t xml:space="preserve"> </w:t>
-      </w:r>
-      <w:proofErr w:type="spellStart"/>
-      <w:r>
-        <w:rPr>
-          <w:rFonts w:ascii="Arial" w:hAnsi="Arial" w:cs="Arial"/>
-          <w:sz w:val="24"/>
-          <w:szCs w:val="24"/>
-        </w:rPr>
-        <w:t>bazată</w:t>
-      </w:r>
-      <w:proofErr w:type="spellEnd"/>
-      <w:r>
-        <w:rPr>
-          <w:rFonts w:ascii="Arial" w:hAnsi="Arial" w:cs="Arial"/>
-          <w:sz w:val="24"/>
-          <w:szCs w:val="24"/>
-        </w:rPr>
-        <w:t xml:space="preserve"> pe o </w:t>
-      </w:r>
-      <w:proofErr w:type="spellStart"/>
-      <w:r>
-        <w:rPr>
-          <w:rFonts w:ascii="Arial" w:hAnsi="Arial" w:cs="Arial"/>
-          <w:sz w:val="24"/>
-          <w:szCs w:val="24"/>
-        </w:rPr>
-        <w:t>arhitectură</w:t>
-      </w:r>
-      <w:proofErr w:type="spellEnd"/>
-      <w:r>
-        <w:rPr>
-          <w:rFonts w:ascii="Arial" w:hAnsi="Arial" w:cs="Arial"/>
-          <w:sz w:val="24"/>
-          <w:szCs w:val="24"/>
-        </w:rPr>
-        <w:t xml:space="preserve"> client-server, </w:t>
-      </w:r>
-      <w:proofErr w:type="spellStart"/>
-      <w:r>
-        <w:rPr>
-          <w:rFonts w:ascii="Arial" w:hAnsi="Arial" w:cs="Arial"/>
-          <w:sz w:val="24"/>
-          <w:szCs w:val="24"/>
-        </w:rPr>
-        <w:t>utilizând</w:t>
-      </w:r>
-      <w:proofErr w:type="spellEnd"/>
-      <w:r>
-        <w:rPr>
-          <w:rFonts w:ascii="Arial" w:hAnsi="Arial" w:cs="Arial"/>
-          <w:sz w:val="24"/>
-          <w:szCs w:val="24"/>
-        </w:rPr>
-        <w:t xml:space="preserve"> stack-ul MERN: MongoDB </w:t>
-      </w:r>
-      <w:proofErr w:type="spellStart"/>
-      <w:r>
-        <w:rPr>
-          <w:rFonts w:ascii="Arial" w:hAnsi="Arial" w:cs="Arial"/>
-          <w:sz w:val="24"/>
-          <w:szCs w:val="24"/>
-        </w:rPr>
-        <w:t>pentru</w:t>
-      </w:r>
-      <w:proofErr w:type="spellEnd"/>
-      <w:r>
-        <w:rPr>
-          <w:rFonts w:ascii="Arial" w:hAnsi="Arial" w:cs="Arial"/>
-          <w:sz w:val="24"/>
-          <w:szCs w:val="24"/>
-        </w:rPr>
-        <w:t xml:space="preserve"> </w:t>
-      </w:r>
-      <w:proofErr w:type="spellStart"/>
-      <w:r>
-        <w:rPr>
-          <w:rFonts w:ascii="Arial" w:hAnsi="Arial" w:cs="Arial"/>
-          <w:sz w:val="24"/>
-          <w:szCs w:val="24"/>
-        </w:rPr>
-        <w:t>stocarea</w:t>
-      </w:r>
-      <w:proofErr w:type="spellEnd"/>
-      <w:r>
-        <w:rPr>
-          <w:rFonts w:ascii="Arial" w:hAnsi="Arial" w:cs="Arial"/>
-          <w:sz w:val="24"/>
-          <w:szCs w:val="24"/>
-        </w:rPr>
-        <w:t xml:space="preserve"> </w:t>
-      </w:r>
-      <w:proofErr w:type="spellStart"/>
-      <w:r>
-        <w:rPr>
-          <w:rFonts w:ascii="Arial" w:hAnsi="Arial" w:cs="Arial"/>
-          <w:sz w:val="24"/>
-          <w:szCs w:val="24"/>
-        </w:rPr>
-        <w:t>datelor</w:t>
-      </w:r>
-      <w:proofErr w:type="spellEnd"/>
-      <w:r>
-        <w:rPr>
-          <w:rFonts w:ascii="Arial" w:hAnsi="Arial" w:cs="Arial"/>
-          <w:sz w:val="24"/>
-          <w:szCs w:val="24"/>
-        </w:rPr>
-        <w:t xml:space="preserve">, Express </w:t>
-      </w:r>
-      <w:proofErr w:type="spellStart"/>
-      <w:r>
-        <w:rPr>
-          <w:rFonts w:ascii="Arial" w:hAnsi="Arial" w:cs="Arial"/>
-          <w:sz w:val="24"/>
-          <w:szCs w:val="24"/>
-        </w:rPr>
-        <w:t>și</w:t>
-      </w:r>
-      <w:proofErr w:type="spellEnd"/>
-      <w:r>
-        <w:rPr>
-          <w:rFonts w:ascii="Arial" w:hAnsi="Arial" w:cs="Arial"/>
-          <w:sz w:val="24"/>
-          <w:szCs w:val="24"/>
-        </w:rPr>
-        <w:t xml:space="preserve"> Node.js </w:t>
-      </w:r>
-      <w:proofErr w:type="spellStart"/>
-      <w:r>
-        <w:rPr>
-          <w:rFonts w:ascii="Arial" w:hAnsi="Arial" w:cs="Arial"/>
-          <w:sz w:val="24"/>
-          <w:szCs w:val="24"/>
-        </w:rPr>
-        <w:t>pentru</w:t>
-      </w:r>
-      <w:proofErr w:type="spellEnd"/>
-      <w:r>
-        <w:rPr>
-          <w:rFonts w:ascii="Arial" w:hAnsi="Arial" w:cs="Arial"/>
-          <w:sz w:val="24"/>
-          <w:szCs w:val="24"/>
-        </w:rPr>
-        <w:t xml:space="preserve"> backend </w:t>
-      </w:r>
-      <w:proofErr w:type="spellStart"/>
-      <w:r>
-        <w:rPr>
-          <w:rFonts w:ascii="Arial" w:hAnsi="Arial" w:cs="Arial"/>
-          <w:sz w:val="24"/>
-          <w:szCs w:val="24"/>
-        </w:rPr>
-        <w:t>și</w:t>
-      </w:r>
-      <w:proofErr w:type="spellEnd"/>
-      <w:r>
-        <w:rPr>
-          <w:rFonts w:ascii="Arial" w:hAnsi="Arial" w:cs="Arial"/>
-          <w:sz w:val="24"/>
-          <w:szCs w:val="24"/>
-        </w:rPr>
-        <w:t xml:space="preserve"> React </w:t>
-      </w:r>
-      <w:proofErr w:type="spellStart"/>
-      <w:r>
-        <w:rPr>
-          <w:rFonts w:ascii="Arial" w:hAnsi="Arial" w:cs="Arial"/>
-          <w:sz w:val="24"/>
-          <w:szCs w:val="24"/>
-        </w:rPr>
-        <w:t>pentru</w:t>
-      </w:r>
-      <w:proofErr w:type="spellEnd"/>
-      <w:r>
-        <w:rPr>
-          <w:rFonts w:ascii="Arial" w:hAnsi="Arial" w:cs="Arial"/>
-          <w:sz w:val="24"/>
-          <w:szCs w:val="24"/>
-        </w:rPr>
-        <w:t xml:space="preserve"> frontend.</w:t>
+      <w:r>
+        <w:rPr>
+          <w:rFonts w:ascii="Arial" w:hAnsi="Arial" w:cs="Arial"/>
+          <w:sz w:val="24"/>
+          <w:szCs w:val="24"/>
+        </w:rPr>
+        <w:t>Aplicația este bazată pe o arhitectură client-server, utilizând stack-ul MERN: MongoDB pentru stocarea datelor, Express și Node.js pentru backend și React pentru frontend.</w:t>
       </w:r>
     </w:p>
     <w:p>
@@ -2500,463 +872,21 @@
           <w:szCs w:val="24"/>
         </w:rPr>
       </w:pPr>
-      <w:proofErr w:type="spellStart"/>
-      <w:r>
-        <w:rPr>
-          <w:rFonts w:ascii="Arial" w:hAnsi="Arial" w:cs="Arial"/>
-          <w:sz w:val="24"/>
-          <w:szCs w:val="24"/>
-        </w:rPr>
-        <w:t>Rezultatul</w:t>
-      </w:r>
-      <w:proofErr w:type="spellEnd"/>
-      <w:r>
-        <w:rPr>
-          <w:rFonts w:ascii="Arial" w:hAnsi="Arial" w:cs="Arial"/>
-          <w:sz w:val="24"/>
-          <w:szCs w:val="24"/>
-        </w:rPr>
-        <w:t xml:space="preserve"> </w:t>
-      </w:r>
-      <w:proofErr w:type="spellStart"/>
-      <w:r>
-        <w:rPr>
-          <w:rFonts w:ascii="Arial" w:hAnsi="Arial" w:cs="Arial"/>
-          <w:sz w:val="24"/>
-          <w:szCs w:val="24"/>
-        </w:rPr>
-        <w:t>acestui</w:t>
-      </w:r>
-      <w:proofErr w:type="spellEnd"/>
-      <w:r>
-        <w:rPr>
-          <w:rFonts w:ascii="Arial" w:hAnsi="Arial" w:cs="Arial"/>
-          <w:sz w:val="24"/>
-          <w:szCs w:val="24"/>
-        </w:rPr>
-        <w:t xml:space="preserve"> </w:t>
-      </w:r>
-      <w:proofErr w:type="spellStart"/>
-      <w:r>
-        <w:rPr>
-          <w:rFonts w:ascii="Arial" w:hAnsi="Arial" w:cs="Arial"/>
-          <w:sz w:val="24"/>
-          <w:szCs w:val="24"/>
-        </w:rPr>
-        <w:t>proiect</w:t>
-      </w:r>
-      <w:proofErr w:type="spellEnd"/>
-      <w:r>
-        <w:rPr>
-          <w:rFonts w:ascii="Arial" w:hAnsi="Arial" w:cs="Arial"/>
-          <w:sz w:val="24"/>
-          <w:szCs w:val="24"/>
-        </w:rPr>
-        <w:t xml:space="preserve"> </w:t>
-      </w:r>
-      <w:proofErr w:type="spellStart"/>
-      <w:r>
-        <w:rPr>
-          <w:rFonts w:ascii="Arial" w:hAnsi="Arial" w:cs="Arial"/>
-          <w:sz w:val="24"/>
-          <w:szCs w:val="24"/>
-        </w:rPr>
-        <w:t>este</w:t>
-      </w:r>
-      <w:proofErr w:type="spellEnd"/>
-      <w:r>
-        <w:rPr>
-          <w:rFonts w:ascii="Arial" w:hAnsi="Arial" w:cs="Arial"/>
-          <w:sz w:val="24"/>
-          <w:szCs w:val="24"/>
-        </w:rPr>
-        <w:t xml:space="preserve"> o </w:t>
-      </w:r>
-      <w:proofErr w:type="spellStart"/>
-      <w:r>
-        <w:rPr>
-          <w:rFonts w:ascii="Arial" w:hAnsi="Arial" w:cs="Arial"/>
-          <w:sz w:val="24"/>
-          <w:szCs w:val="24"/>
-        </w:rPr>
-        <w:t>platformă</w:t>
-      </w:r>
-      <w:proofErr w:type="spellEnd"/>
-      <w:r>
-        <w:rPr>
-          <w:rFonts w:ascii="Arial" w:hAnsi="Arial" w:cs="Arial"/>
-          <w:sz w:val="24"/>
-          <w:szCs w:val="24"/>
-        </w:rPr>
-        <w:t xml:space="preserve"> web </w:t>
-      </w:r>
-      <w:proofErr w:type="spellStart"/>
-      <w:r>
-        <w:rPr>
-          <w:rFonts w:ascii="Arial" w:hAnsi="Arial" w:cs="Arial"/>
-          <w:sz w:val="24"/>
-          <w:szCs w:val="24"/>
-        </w:rPr>
-        <w:t>funcțională</w:t>
-      </w:r>
-      <w:proofErr w:type="spellEnd"/>
-      <w:r>
-        <w:rPr>
-          <w:rFonts w:ascii="Arial" w:hAnsi="Arial" w:cs="Arial"/>
-          <w:sz w:val="24"/>
-          <w:szCs w:val="24"/>
-        </w:rPr>
-        <w:t xml:space="preserve">, care </w:t>
-      </w:r>
-      <w:proofErr w:type="spellStart"/>
-      <w:r>
-        <w:rPr>
-          <w:rFonts w:ascii="Arial" w:hAnsi="Arial" w:cs="Arial"/>
-          <w:sz w:val="24"/>
-          <w:szCs w:val="24"/>
-        </w:rPr>
-        <w:t>extinde</w:t>
-      </w:r>
-      <w:proofErr w:type="spellEnd"/>
-      <w:r>
-        <w:rPr>
-          <w:rFonts w:ascii="Arial" w:hAnsi="Arial" w:cs="Arial"/>
-          <w:sz w:val="24"/>
-          <w:szCs w:val="24"/>
-        </w:rPr>
-        <w:t xml:space="preserve"> </w:t>
-      </w:r>
-      <w:proofErr w:type="spellStart"/>
-      <w:r>
-        <w:rPr>
-          <w:rFonts w:ascii="Arial" w:hAnsi="Arial" w:cs="Arial"/>
-          <w:sz w:val="24"/>
-          <w:szCs w:val="24"/>
-        </w:rPr>
-        <w:t>planificarea</w:t>
-      </w:r>
-      <w:proofErr w:type="spellEnd"/>
-      <w:r>
-        <w:rPr>
-          <w:rFonts w:ascii="Arial" w:hAnsi="Arial" w:cs="Arial"/>
-          <w:sz w:val="24"/>
-          <w:szCs w:val="24"/>
-        </w:rPr>
-        <w:t xml:space="preserve"> </w:t>
-      </w:r>
-      <w:proofErr w:type="spellStart"/>
-      <w:r>
-        <w:rPr>
-          <w:rFonts w:ascii="Arial" w:hAnsi="Arial" w:cs="Arial"/>
-          <w:sz w:val="24"/>
-          <w:szCs w:val="24"/>
-        </w:rPr>
-        <w:t>tradițională</w:t>
-      </w:r>
-      <w:proofErr w:type="spellEnd"/>
-      <w:r>
-        <w:rPr>
-          <w:rFonts w:ascii="Arial" w:hAnsi="Arial" w:cs="Arial"/>
-          <w:sz w:val="24"/>
-          <w:szCs w:val="24"/>
-        </w:rPr>
-        <w:t xml:space="preserve"> a </w:t>
-      </w:r>
-      <w:proofErr w:type="spellStart"/>
-      <w:r>
-        <w:rPr>
-          <w:rFonts w:ascii="Arial" w:hAnsi="Arial" w:cs="Arial"/>
-          <w:sz w:val="24"/>
-          <w:szCs w:val="24"/>
-        </w:rPr>
-        <w:t>grădinii</w:t>
-      </w:r>
-      <w:proofErr w:type="spellEnd"/>
-      <w:r>
-        <w:rPr>
-          <w:rFonts w:ascii="Arial" w:hAnsi="Arial" w:cs="Arial"/>
-          <w:sz w:val="24"/>
-          <w:szCs w:val="24"/>
-        </w:rPr>
-        <w:t xml:space="preserve"> </w:t>
-      </w:r>
-      <w:proofErr w:type="spellStart"/>
-      <w:r>
-        <w:rPr>
-          <w:rFonts w:ascii="Arial" w:hAnsi="Arial" w:cs="Arial"/>
-          <w:sz w:val="24"/>
-          <w:szCs w:val="24"/>
-        </w:rPr>
-        <w:t>prin</w:t>
-      </w:r>
-      <w:proofErr w:type="spellEnd"/>
-      <w:r>
-        <w:rPr>
-          <w:rFonts w:ascii="Arial" w:hAnsi="Arial" w:cs="Arial"/>
-          <w:sz w:val="24"/>
-          <w:szCs w:val="24"/>
-        </w:rPr>
-        <w:t xml:space="preserve"> </w:t>
-      </w:r>
-      <w:proofErr w:type="spellStart"/>
-      <w:r>
-        <w:rPr>
-          <w:rFonts w:ascii="Arial" w:hAnsi="Arial" w:cs="Arial"/>
-          <w:sz w:val="24"/>
-          <w:szCs w:val="24"/>
-        </w:rPr>
-        <w:t>concepte</w:t>
-      </w:r>
-      <w:proofErr w:type="spellEnd"/>
-      <w:r>
-        <w:rPr>
-          <w:rFonts w:ascii="Arial" w:hAnsi="Arial" w:cs="Arial"/>
-          <w:sz w:val="24"/>
-          <w:szCs w:val="24"/>
-        </w:rPr>
-        <w:t xml:space="preserve"> </w:t>
-      </w:r>
-      <w:proofErr w:type="spellStart"/>
-      <w:r>
-        <w:rPr>
-          <w:rFonts w:ascii="Arial" w:hAnsi="Arial" w:cs="Arial"/>
-          <w:sz w:val="24"/>
-          <w:szCs w:val="24"/>
-        </w:rPr>
-        <w:t>specifice</w:t>
-      </w:r>
-      <w:proofErr w:type="spellEnd"/>
-      <w:r>
-        <w:rPr>
-          <w:rFonts w:ascii="Arial" w:hAnsi="Arial" w:cs="Arial"/>
-          <w:sz w:val="24"/>
-          <w:szCs w:val="24"/>
-        </w:rPr>
-        <w:t xml:space="preserve"> </w:t>
-      </w:r>
-      <w:proofErr w:type="spellStart"/>
-      <w:r>
-        <w:rPr>
-          <w:rFonts w:ascii="Arial" w:hAnsi="Arial" w:cs="Arial"/>
-          <w:sz w:val="24"/>
-          <w:szCs w:val="24"/>
-        </w:rPr>
-        <w:t>permaculturii</w:t>
-      </w:r>
-      <w:proofErr w:type="spellEnd"/>
-      <w:r>
-        <w:rPr>
-          <w:rFonts w:ascii="Arial" w:hAnsi="Arial" w:cs="Arial"/>
-          <w:sz w:val="24"/>
-          <w:szCs w:val="24"/>
-        </w:rPr>
-        <w:t xml:space="preserve"> </w:t>
-      </w:r>
-      <w:proofErr w:type="spellStart"/>
-      <w:r>
-        <w:rPr>
-          <w:rFonts w:ascii="Arial" w:hAnsi="Arial" w:cs="Arial"/>
-          <w:sz w:val="24"/>
-          <w:szCs w:val="24"/>
-        </w:rPr>
-        <w:t>și</w:t>
-      </w:r>
-      <w:proofErr w:type="spellEnd"/>
-      <w:r>
-        <w:rPr>
-          <w:rFonts w:ascii="Arial" w:hAnsi="Arial" w:cs="Arial"/>
-          <w:sz w:val="24"/>
-          <w:szCs w:val="24"/>
-        </w:rPr>
-        <w:t xml:space="preserve"> </w:t>
-      </w:r>
-      <w:proofErr w:type="spellStart"/>
-      <w:r>
-        <w:rPr>
-          <w:rFonts w:ascii="Arial" w:hAnsi="Arial" w:cs="Arial"/>
-          <w:sz w:val="24"/>
-          <w:szCs w:val="24"/>
-        </w:rPr>
-        <w:t>oferă</w:t>
-      </w:r>
-      <w:proofErr w:type="spellEnd"/>
-      <w:r>
-        <w:rPr>
-          <w:rFonts w:ascii="Arial" w:hAnsi="Arial" w:cs="Arial"/>
-          <w:sz w:val="24"/>
-          <w:szCs w:val="24"/>
-        </w:rPr>
-        <w:t xml:space="preserve"> o </w:t>
-      </w:r>
-      <w:proofErr w:type="spellStart"/>
-      <w:r>
-        <w:rPr>
-          <w:rFonts w:ascii="Arial" w:hAnsi="Arial" w:cs="Arial"/>
-          <w:sz w:val="24"/>
-          <w:szCs w:val="24"/>
-        </w:rPr>
-        <w:t>bază</w:t>
-      </w:r>
-      <w:proofErr w:type="spellEnd"/>
-      <w:r>
-        <w:rPr>
-          <w:rFonts w:ascii="Arial" w:hAnsi="Arial" w:cs="Arial"/>
-          <w:sz w:val="24"/>
-          <w:szCs w:val="24"/>
-        </w:rPr>
-        <w:t xml:space="preserve"> </w:t>
-      </w:r>
-      <w:proofErr w:type="spellStart"/>
-      <w:r>
-        <w:rPr>
-          <w:rFonts w:ascii="Arial" w:hAnsi="Arial" w:cs="Arial"/>
-          <w:sz w:val="24"/>
-          <w:szCs w:val="24"/>
-        </w:rPr>
-        <w:t>pentru</w:t>
-      </w:r>
-      <w:proofErr w:type="spellEnd"/>
-      <w:r>
-        <w:rPr>
-          <w:rFonts w:ascii="Arial" w:hAnsi="Arial" w:cs="Arial"/>
-          <w:sz w:val="24"/>
-          <w:szCs w:val="24"/>
-        </w:rPr>
-        <w:t xml:space="preserve"> </w:t>
-      </w:r>
-      <w:proofErr w:type="spellStart"/>
-      <w:r>
-        <w:rPr>
-          <w:rFonts w:ascii="Arial" w:hAnsi="Arial" w:cs="Arial"/>
-          <w:sz w:val="24"/>
-          <w:szCs w:val="24"/>
-        </w:rPr>
-        <w:t>recomandări</w:t>
-      </w:r>
-      <w:proofErr w:type="spellEnd"/>
-      <w:r>
-        <w:rPr>
-          <w:rFonts w:ascii="Arial" w:hAnsi="Arial" w:cs="Arial"/>
-          <w:sz w:val="24"/>
-          <w:szCs w:val="24"/>
-        </w:rPr>
-        <w:t xml:space="preserve"> </w:t>
-      </w:r>
-      <w:proofErr w:type="spellStart"/>
-      <w:r>
-        <w:rPr>
-          <w:rFonts w:ascii="Arial" w:hAnsi="Arial" w:cs="Arial"/>
-          <w:sz w:val="24"/>
-          <w:szCs w:val="24"/>
-        </w:rPr>
-        <w:t>relevante</w:t>
-      </w:r>
-      <w:proofErr w:type="spellEnd"/>
-      <w:r>
-        <w:rPr>
-          <w:rFonts w:ascii="Arial" w:hAnsi="Arial" w:cs="Arial"/>
-          <w:sz w:val="24"/>
-          <w:szCs w:val="24"/>
-        </w:rPr>
-        <w:t xml:space="preserve"> la </w:t>
-      </w:r>
-      <w:proofErr w:type="spellStart"/>
-      <w:r>
-        <w:rPr>
-          <w:rFonts w:ascii="Arial" w:hAnsi="Arial" w:cs="Arial"/>
-          <w:sz w:val="24"/>
-          <w:szCs w:val="24"/>
-        </w:rPr>
-        <w:t>nivel</w:t>
-      </w:r>
-      <w:proofErr w:type="spellEnd"/>
-      <w:r>
-        <w:rPr>
-          <w:rFonts w:ascii="Arial" w:hAnsi="Arial" w:cs="Arial"/>
-          <w:sz w:val="24"/>
-          <w:szCs w:val="24"/>
-        </w:rPr>
-        <w:t xml:space="preserve"> local, </w:t>
-      </w:r>
-      <w:proofErr w:type="spellStart"/>
-      <w:r>
-        <w:rPr>
-          <w:rFonts w:ascii="Arial" w:hAnsi="Arial" w:cs="Arial"/>
-          <w:sz w:val="24"/>
-          <w:szCs w:val="24"/>
-        </w:rPr>
-        <w:t>adaptate</w:t>
-      </w:r>
-      <w:proofErr w:type="spellEnd"/>
-      <w:r>
-        <w:rPr>
-          <w:rFonts w:ascii="Arial" w:hAnsi="Arial" w:cs="Arial"/>
-          <w:sz w:val="24"/>
-          <w:szCs w:val="24"/>
-        </w:rPr>
-        <w:t xml:space="preserve"> </w:t>
-      </w:r>
-      <w:proofErr w:type="spellStart"/>
-      <w:r>
-        <w:rPr>
-          <w:rFonts w:ascii="Arial" w:hAnsi="Arial" w:cs="Arial"/>
-          <w:sz w:val="24"/>
-          <w:szCs w:val="24"/>
-        </w:rPr>
-        <w:t>utilizatorilor</w:t>
-      </w:r>
-      <w:proofErr w:type="spellEnd"/>
-      <w:r>
-        <w:rPr>
-          <w:rFonts w:ascii="Arial" w:hAnsi="Arial" w:cs="Arial"/>
-          <w:sz w:val="24"/>
-          <w:szCs w:val="24"/>
-        </w:rPr>
-        <w:t xml:space="preserve"> din </w:t>
-      </w:r>
-      <w:proofErr w:type="spellStart"/>
-      <w:r>
-        <w:rPr>
-          <w:rFonts w:ascii="Arial" w:hAnsi="Arial" w:cs="Arial"/>
-          <w:sz w:val="24"/>
-          <w:szCs w:val="24"/>
-        </w:rPr>
-        <w:t>România</w:t>
-      </w:r>
-      <w:proofErr w:type="spellEnd"/>
-      <w:r>
-        <w:rPr>
-          <w:rFonts w:ascii="Arial" w:hAnsi="Arial" w:cs="Arial"/>
-          <w:sz w:val="24"/>
-          <w:szCs w:val="24"/>
-        </w:rPr>
-        <w:t>.</w:t>
-      </w:r>
-      <w:r>
-        <w:rPr>
-          <w:rFonts w:ascii="Arial" w:hAnsi="Arial" w:cs="Arial"/>
-          <w:sz w:val="24"/>
-          <w:szCs w:val="24"/>
-        </w:rPr>
-        <w:t xml:space="preserve"> **</w:t>
-      </w:r>
-      <w:proofErr w:type="spellStart"/>
-      <w:r>
-        <w:rPr>
-          <w:rFonts w:ascii="Arial" w:hAnsi="Arial" w:cs="Arial"/>
-          <w:sz w:val="24"/>
-          <w:szCs w:val="24"/>
-        </w:rPr>
-        <w:t>Folosire</w:t>
-      </w:r>
-      <w:proofErr w:type="spellEnd"/>
-      <w:r>
-        <w:rPr>
-          <w:rFonts w:ascii="Arial" w:hAnsi="Arial" w:cs="Arial"/>
-          <w:sz w:val="24"/>
-          <w:szCs w:val="24"/>
-        </w:rPr>
-        <w:t xml:space="preserve"> AI</w:t>
+      <w:r>
+        <w:rPr>
+          <w:rFonts w:ascii="Arial" w:hAnsi="Arial" w:cs="Arial"/>
+          <w:sz w:val="24"/>
+          <w:szCs w:val="24"/>
+        </w:rPr>
+        <w:t>Rezultatul acestui proiect este o platformă web funcțională, care extinde planificarea tradițională a grădinii prin concepte specifice permaculturii și oferă o bază pentru recomandări relevante la nivel local, adaptate utilizatorilor din România.</w:t>
+      </w:r>
+      <w:r>
+        <w:rPr>
+          <w:rFonts w:ascii="Arial" w:hAnsi="Arial" w:cs="Arial"/>
+          <w:sz w:val="24"/>
+          <w:szCs w:val="24"/>
+        </w:rPr>
+        <w:t xml:space="preserve"> **Folosire AI</w:t>
       </w:r>
     </w:p>
     <w:p>
@@ -3028,6 +958,7 @@
               <w:kern w:val="2"/>
               <w:sz w:val="24"/>
               <w:szCs w:val="24"/>
+              <w:lang w:val="ro-RO" w:eastAsia="ro-RO"/>
               <w14:ligatures w14:val="standardContextual"/>
             </w:rPr>
           </w:pPr>
@@ -3040,7 +971,7 @@
           <w:r>
             <w:fldChar w:fldCharType="separate"/>
           </w:r>
-          <w:hyperlink w:anchor="_Toc230905210" w:history="1">
+          <w:hyperlink w:anchor="_Toc232001034" w:history="1">
             <w:r>
               <w:rPr>
                 <w:rStyle w:val="Hyperlink"/>
@@ -3055,6 +986,7 @@
                 <w:kern w:val="2"/>
                 <w:sz w:val="24"/>
                 <w:szCs w:val="24"/>
+                <w:lang w:val="ro-RO" w:eastAsia="ro-RO"/>
                 <w14:ligatures w14:val="standardContextual"/>
               </w:rPr>
               <w:tab/>
@@ -3081,7 +1013,7 @@
               <w:rPr>
                 <w:webHidden/>
               </w:rPr>
-              <w:instrText xml:space="preserve"> PAGEREF _Toc230905210 \h </w:instrText>
+              <w:instrText xml:space="preserve"> PAGEREF _Toc232001034 \h </w:instrText>
             </w:r>
             <w:r>
               <w:rPr>
@@ -3121,10 +1053,11 @@
               <w:kern w:val="2"/>
               <w:sz w:val="24"/>
               <w:szCs w:val="24"/>
+              <w:lang w:val="ro-RO" w:eastAsia="ro-RO"/>
               <w14:ligatures w14:val="standardContextual"/>
             </w:rPr>
           </w:pPr>
-          <w:hyperlink w:anchor="_Toc230905211" w:history="1">
+          <w:hyperlink w:anchor="_Toc232001035" w:history="1">
             <w:r>
               <w:rPr>
                 <w:rStyle w:val="Hyperlink"/>
@@ -3142,6 +1075,7 @@
                 <w:kern w:val="2"/>
                 <w:sz w:val="24"/>
                 <w:szCs w:val="24"/>
+                <w:lang w:val="ro-RO" w:eastAsia="ro-RO"/>
                 <w14:ligatures w14:val="standardContextual"/>
               </w:rPr>
               <w:tab/>
@@ -3175,7 +1109,7 @@
                 <w:noProof/>
                 <w:webHidden/>
               </w:rPr>
-              <w:instrText xml:space="preserve"> PAGEREF _Toc230905211 \h </w:instrText>
+              <w:instrText xml:space="preserve"> PAGEREF _Toc232001035 \h </w:instrText>
             </w:r>
             <w:r>
               <w:rPr>
@@ -3219,10 +1153,11 @@
               <w:kern w:val="2"/>
               <w:sz w:val="24"/>
               <w:szCs w:val="24"/>
+              <w:lang w:val="ro-RO" w:eastAsia="ro-RO"/>
               <w14:ligatures w14:val="standardContextual"/>
             </w:rPr>
           </w:pPr>
-          <w:hyperlink w:anchor="_Toc230905212" w:history="1">
+          <w:hyperlink w:anchor="_Toc232001036" w:history="1">
             <w:r>
               <w:rPr>
                 <w:rStyle w:val="Hyperlink"/>
@@ -3240,6 +1175,7 @@
                 <w:kern w:val="2"/>
                 <w:sz w:val="24"/>
                 <w:szCs w:val="24"/>
+                <w:lang w:val="ro-RO" w:eastAsia="ro-RO"/>
                 <w14:ligatures w14:val="standardContextual"/>
               </w:rPr>
               <w:tab/>
@@ -3273,7 +1209,7 @@
                 <w:noProof/>
                 <w:webHidden/>
               </w:rPr>
-              <w:instrText xml:space="preserve"> PAGEREF _Toc230905212 \h </w:instrText>
+              <w:instrText xml:space="preserve"> PAGEREF _Toc232001036 \h </w:instrText>
             </w:r>
             <w:r>
               <w:rPr>
@@ -3317,10 +1253,11 @@
               <w:kern w:val="2"/>
               <w:sz w:val="24"/>
               <w:szCs w:val="24"/>
+              <w:lang w:val="ro-RO" w:eastAsia="ro-RO"/>
               <w14:ligatures w14:val="standardContextual"/>
             </w:rPr>
           </w:pPr>
-          <w:hyperlink w:anchor="_Toc230905213" w:history="1">
+          <w:hyperlink w:anchor="_Toc232001037" w:history="1">
             <w:r>
               <w:rPr>
                 <w:rStyle w:val="Hyperlink"/>
@@ -3339,6 +1276,7 @@
                 <w:kern w:val="2"/>
                 <w:sz w:val="24"/>
                 <w:szCs w:val="24"/>
+                <w:lang w:val="ro-RO" w:eastAsia="ro-RO"/>
                 <w14:ligatures w14:val="standardContextual"/>
               </w:rPr>
               <w:tab/>
@@ -3373,7 +1311,7 @@
                 <w:noProof/>
                 <w:webHidden/>
               </w:rPr>
-              <w:instrText xml:space="preserve"> PAGEREF _Toc230905213 \h </w:instrText>
+              <w:instrText xml:space="preserve"> PAGEREF _Toc232001037 \h </w:instrText>
             </w:r>
             <w:r>
               <w:rPr>
@@ -3414,10 +1352,11 @@
               <w:kern w:val="2"/>
               <w:sz w:val="24"/>
               <w:szCs w:val="24"/>
+              <w:lang w:val="ro-RO" w:eastAsia="ro-RO"/>
               <w14:ligatures w14:val="standardContextual"/>
             </w:rPr>
           </w:pPr>
-          <w:hyperlink w:anchor="_Toc230905214" w:history="1">
+          <w:hyperlink w:anchor="_Toc232001038" w:history="1">
             <w:r>
               <w:rPr>
                 <w:rStyle w:val="Hyperlink"/>
@@ -3432,6 +1371,7 @@
                 <w:kern w:val="2"/>
                 <w:sz w:val="24"/>
                 <w:szCs w:val="24"/>
+                <w:lang w:val="ro-RO" w:eastAsia="ro-RO"/>
                 <w14:ligatures w14:val="standardContextual"/>
               </w:rPr>
               <w:tab/>
@@ -3458,7 +1398,7 @@
               <w:rPr>
                 <w:webHidden/>
               </w:rPr>
-              <w:instrText xml:space="preserve"> PAGEREF _Toc230905214 \h </w:instrText>
+              <w:instrText xml:space="preserve"> PAGEREF _Toc232001038 \h </w:instrText>
             </w:r>
             <w:r>
               <w:rPr>
@@ -3498,10 +1438,11 @@
               <w:kern w:val="2"/>
               <w:sz w:val="24"/>
               <w:szCs w:val="24"/>
+              <w:lang w:val="ro-RO" w:eastAsia="ro-RO"/>
               <w14:ligatures w14:val="standardContextual"/>
             </w:rPr>
           </w:pPr>
-          <w:hyperlink w:anchor="_Toc230905215" w:history="1">
+          <w:hyperlink w:anchor="_Toc232001039" w:history="1">
             <w:r>
               <w:rPr>
                 <w:rStyle w:val="Hyperlink"/>
@@ -3519,6 +1460,7 @@
                 <w:kern w:val="2"/>
                 <w:sz w:val="24"/>
                 <w:szCs w:val="24"/>
+                <w:lang w:val="ro-RO" w:eastAsia="ro-RO"/>
                 <w14:ligatures w14:val="standardContextual"/>
               </w:rPr>
               <w:tab/>
@@ -3552,7 +1494,7 @@
                 <w:noProof/>
                 <w:webHidden/>
               </w:rPr>
-              <w:instrText xml:space="preserve"> PAGEREF _Toc230905215 \h </w:instrText>
+              <w:instrText xml:space="preserve"> PAGEREF _Toc232001039 \h </w:instrText>
             </w:r>
             <w:r>
               <w:rPr>
@@ -3592,10 +1534,11 @@
               <w:kern w:val="2"/>
               <w:sz w:val="24"/>
               <w:szCs w:val="24"/>
+              <w:lang w:val="ro-RO" w:eastAsia="ro-RO"/>
               <w14:ligatures w14:val="standardContextual"/>
             </w:rPr>
           </w:pPr>
-          <w:hyperlink w:anchor="_Toc230905216" w:history="1">
+          <w:hyperlink w:anchor="_Toc232001040" w:history="1">
             <w:r>
               <w:rPr>
                 <w:rStyle w:val="Hyperlink"/>
@@ -3611,6 +1554,7 @@
                 <w:kern w:val="2"/>
                 <w:sz w:val="24"/>
                 <w:szCs w:val="24"/>
+                <w:lang w:val="ro-RO" w:eastAsia="ro-RO"/>
                 <w14:ligatures w14:val="standardContextual"/>
               </w:rPr>
               <w:tab/>
@@ -3642,7 +1586,7 @@
                 <w:noProof/>
                 <w:webHidden/>
               </w:rPr>
-              <w:instrText xml:space="preserve"> PAGEREF _Toc230905216 \h </w:instrText>
+              <w:instrText xml:space="preserve"> PAGEREF _Toc232001040 \h </w:instrText>
             </w:r>
             <w:r>
               <w:rPr>
@@ -3682,10 +1626,11 @@
               <w:kern w:val="2"/>
               <w:sz w:val="24"/>
               <w:szCs w:val="24"/>
+              <w:lang w:val="ro-RO" w:eastAsia="ro-RO"/>
               <w14:ligatures w14:val="standardContextual"/>
             </w:rPr>
           </w:pPr>
-          <w:hyperlink w:anchor="_Toc230905217" w:history="1">
+          <w:hyperlink w:anchor="_Toc232001041" w:history="1">
             <w:r>
               <w:rPr>
                 <w:rStyle w:val="Hyperlink"/>
@@ -3701,6 +1646,7 @@
                 <w:kern w:val="2"/>
                 <w:sz w:val="24"/>
                 <w:szCs w:val="24"/>
+                <w:lang w:val="ro-RO" w:eastAsia="ro-RO"/>
                 <w14:ligatures w14:val="standardContextual"/>
               </w:rPr>
               <w:tab/>
@@ -3732,7 +1678,7 @@
                 <w:noProof/>
                 <w:webHidden/>
               </w:rPr>
-              <w:instrText xml:space="preserve"> PAGEREF _Toc230905217 \h </w:instrText>
+              <w:instrText xml:space="preserve"> PAGEREF _Toc232001041 \h </w:instrText>
             </w:r>
             <w:r>
               <w:rPr>
@@ -3776,10 +1722,11 @@
               <w:kern w:val="2"/>
               <w:sz w:val="24"/>
               <w:szCs w:val="24"/>
+              <w:lang w:val="ro-RO" w:eastAsia="ro-RO"/>
               <w14:ligatures w14:val="standardContextual"/>
             </w:rPr>
           </w:pPr>
-          <w:hyperlink w:anchor="_Toc230905218" w:history="1">
+          <w:hyperlink w:anchor="_Toc232001042" w:history="1">
             <w:r>
               <w:rPr>
                 <w:rStyle w:val="Hyperlink"/>
@@ -3797,6 +1744,7 @@
                 <w:kern w:val="2"/>
                 <w:sz w:val="24"/>
                 <w:szCs w:val="24"/>
+                <w:lang w:val="ro-RO" w:eastAsia="ro-RO"/>
                 <w14:ligatures w14:val="standardContextual"/>
               </w:rPr>
               <w:tab/>
@@ -3830,7 +1778,7 @@
                 <w:noProof/>
                 <w:webHidden/>
               </w:rPr>
-              <w:instrText xml:space="preserve"> PAGEREF _Toc230905218 \h </w:instrText>
+              <w:instrText xml:space="preserve"> PAGEREF _Toc232001042 \h </w:instrText>
             </w:r>
             <w:r>
               <w:rPr>
@@ -3871,10 +1819,11 @@
               <w:kern w:val="2"/>
               <w:sz w:val="24"/>
               <w:szCs w:val="24"/>
+              <w:lang w:val="ro-RO" w:eastAsia="ro-RO"/>
               <w14:ligatures w14:val="standardContextual"/>
             </w:rPr>
           </w:pPr>
-          <w:hyperlink w:anchor="_Toc230905219" w:history="1">
+          <w:hyperlink w:anchor="_Toc232001043" w:history="1">
             <w:r>
               <w:rPr>
                 <w:rStyle w:val="Hyperlink"/>
@@ -3889,6 +1838,7 @@
                 <w:kern w:val="2"/>
                 <w:sz w:val="24"/>
                 <w:szCs w:val="24"/>
+                <w:lang w:val="ro-RO" w:eastAsia="ro-RO"/>
                 <w14:ligatures w14:val="standardContextual"/>
               </w:rPr>
               <w:tab/>
@@ -3915,7 +1865,7 @@
               <w:rPr>
                 <w:webHidden/>
               </w:rPr>
-              <w:instrText xml:space="preserve"> PAGEREF _Toc230905219 \h </w:instrText>
+              <w:instrText xml:space="preserve"> PAGEREF _Toc232001043 \h </w:instrText>
             </w:r>
             <w:r>
               <w:rPr>
@@ -3955,10 +1905,11 @@
               <w:kern w:val="2"/>
               <w:sz w:val="24"/>
               <w:szCs w:val="24"/>
+              <w:lang w:val="ro-RO" w:eastAsia="ro-RO"/>
               <w14:ligatures w14:val="standardContextual"/>
             </w:rPr>
           </w:pPr>
-          <w:hyperlink w:anchor="_Toc230905220" w:history="1">
+          <w:hyperlink w:anchor="_Toc232001044" w:history="1">
             <w:r>
               <w:rPr>
                 <w:rStyle w:val="Hyperlink"/>
@@ -3976,6 +1927,7 @@
                 <w:kern w:val="2"/>
                 <w:sz w:val="24"/>
                 <w:szCs w:val="24"/>
+                <w:lang w:val="ro-RO" w:eastAsia="ro-RO"/>
                 <w14:ligatures w14:val="standardContextual"/>
               </w:rPr>
               <w:tab/>
@@ -4009,7 +1961,7 @@
                 <w:noProof/>
                 <w:webHidden/>
               </w:rPr>
-              <w:instrText xml:space="preserve"> PAGEREF _Toc230905220 \h </w:instrText>
+              <w:instrText xml:space="preserve"> PAGEREF _Toc232001044 \h </w:instrText>
             </w:r>
             <w:r>
               <w:rPr>
@@ -4049,10 +2001,11 @@
               <w:kern w:val="2"/>
               <w:sz w:val="24"/>
               <w:szCs w:val="24"/>
+              <w:lang w:val="ro-RO" w:eastAsia="ro-RO"/>
               <w14:ligatures w14:val="standardContextual"/>
             </w:rPr>
           </w:pPr>
-          <w:hyperlink w:anchor="_Toc230905221" w:history="1">
+          <w:hyperlink w:anchor="_Toc232001045" w:history="1">
             <w:r>
               <w:rPr>
                 <w:rStyle w:val="Hyperlink"/>
@@ -4068,6 +2021,7 @@
                 <w:kern w:val="2"/>
                 <w:sz w:val="24"/>
                 <w:szCs w:val="24"/>
+                <w:lang w:val="ro-RO" w:eastAsia="ro-RO"/>
                 <w14:ligatures w14:val="standardContextual"/>
               </w:rPr>
               <w:tab/>
@@ -4099,7 +2053,7 @@
                 <w:noProof/>
                 <w:webHidden/>
               </w:rPr>
-              <w:instrText xml:space="preserve"> PAGEREF _Toc230905221 \h </w:instrText>
+              <w:instrText xml:space="preserve"> PAGEREF _Toc232001045 \h </w:instrText>
             </w:r>
             <w:r>
               <w:rPr>
@@ -4139,10 +2093,11 @@
               <w:kern w:val="2"/>
               <w:sz w:val="24"/>
               <w:szCs w:val="24"/>
+              <w:lang w:val="ro-RO" w:eastAsia="ro-RO"/>
               <w14:ligatures w14:val="standardContextual"/>
             </w:rPr>
           </w:pPr>
-          <w:hyperlink w:anchor="_Toc230905222" w:history="1">
+          <w:hyperlink w:anchor="_Toc232001046" w:history="1">
             <w:r>
               <w:rPr>
                 <w:rStyle w:val="Hyperlink"/>
@@ -4158,6 +2113,7 @@
                 <w:kern w:val="2"/>
                 <w:sz w:val="24"/>
                 <w:szCs w:val="24"/>
+                <w:lang w:val="ro-RO" w:eastAsia="ro-RO"/>
                 <w14:ligatures w14:val="standardContextual"/>
               </w:rPr>
               <w:tab/>
@@ -4189,7 +2145,7 @@
                 <w:noProof/>
                 <w:webHidden/>
               </w:rPr>
-              <w:instrText xml:space="preserve"> PAGEREF _Toc230905222 \h </w:instrText>
+              <w:instrText xml:space="preserve"> PAGEREF _Toc232001046 \h </w:instrText>
             </w:r>
             <w:r>
               <w:rPr>
@@ -4232,10 +2188,11 @@
               <w:kern w:val="2"/>
               <w:sz w:val="24"/>
               <w:szCs w:val="24"/>
+              <w:lang w:val="ro-RO" w:eastAsia="ro-RO"/>
               <w14:ligatures w14:val="standardContextual"/>
             </w:rPr>
           </w:pPr>
-          <w:hyperlink w:anchor="_Toc230905223" w:history="1">
+          <w:hyperlink w:anchor="_Toc232001047" w:history="1">
             <w:r>
               <w:rPr>
                 <w:rStyle w:val="Hyperlink"/>
@@ -4265,7 +2222,151 @@
                 <w:noProof/>
                 <w:webHidden/>
               </w:rPr>
-              <w:instrText xml:space="preserve"> PAGEREF _Toc230905223 \h </w:instrText>
+              <w:instrText xml:space="preserve"> PAGEREF _Toc232001047 \h </w:instrText>
+            </w:r>
+            <w:r>
+              <w:rPr>
+                <w:noProof/>
+                <w:webHidden/>
+              </w:rPr>
+            </w:r>
+            <w:r>
+              <w:rPr>
+                <w:noProof/>
+                <w:webHidden/>
+              </w:rPr>
+              <w:fldChar w:fldCharType="separate"/>
+            </w:r>
+            <w:r>
+              <w:rPr>
+                <w:noProof/>
+                <w:webHidden/>
+              </w:rPr>
+              <w:t>9</w:t>
+            </w:r>
+            <w:r>
+              <w:rPr>
+                <w:noProof/>
+                <w:webHidden/>
+              </w:rPr>
+              <w:fldChar w:fldCharType="end"/>
+            </w:r>
+          </w:hyperlink>
+        </w:p>
+        <w:p>
+          <w:pPr>
+            <w:pStyle w:val="TOC3"/>
+            <w:rPr>
+              <w:rFonts w:asciiTheme="minorHAnsi" w:eastAsiaTheme="minorEastAsia" w:hAnsiTheme="minorHAnsi" w:cstheme="minorBidi"/>
+              <w:noProof/>
+              <w:kern w:val="2"/>
+              <w:sz w:val="24"/>
+              <w:szCs w:val="24"/>
+              <w:lang w:val="ro-RO" w:eastAsia="ro-RO"/>
+              <w14:ligatures w14:val="standardContextual"/>
+            </w:rPr>
+          </w:pPr>
+          <w:hyperlink w:anchor="_Toc232001048" w:history="1">
+            <w:r>
+              <w:rPr>
+                <w:rStyle w:val="Hyperlink"/>
+                <w:rFonts w:ascii="Arial" w:hAnsi="Arial" w:cs="Arial"/>
+                <w:noProof/>
+              </w:rPr>
+              <w:t>3.2.1  GARDEN PLANNING AND MANAGEMENT</w:t>
+            </w:r>
+            <w:r>
+              <w:rPr>
+                <w:noProof/>
+                <w:webHidden/>
+              </w:rPr>
+              <w:tab/>
+            </w:r>
+            <w:r>
+              <w:rPr>
+                <w:noProof/>
+                <w:webHidden/>
+              </w:rPr>
+              <w:fldChar w:fldCharType="begin"/>
+            </w:r>
+            <w:r>
+              <w:rPr>
+                <w:noProof/>
+                <w:webHidden/>
+              </w:rPr>
+              <w:instrText xml:space="preserve"> PAGEREF _Toc232001048 \h </w:instrText>
+            </w:r>
+            <w:r>
+              <w:rPr>
+                <w:noProof/>
+                <w:webHidden/>
+              </w:rPr>
+            </w:r>
+            <w:r>
+              <w:rPr>
+                <w:noProof/>
+                <w:webHidden/>
+              </w:rPr>
+              <w:fldChar w:fldCharType="separate"/>
+            </w:r>
+            <w:r>
+              <w:rPr>
+                <w:noProof/>
+                <w:webHidden/>
+              </w:rPr>
+              <w:t>9</w:t>
+            </w:r>
+            <w:r>
+              <w:rPr>
+                <w:noProof/>
+                <w:webHidden/>
+              </w:rPr>
+              <w:fldChar w:fldCharType="end"/>
+            </w:r>
+          </w:hyperlink>
+        </w:p>
+        <w:p>
+          <w:pPr>
+            <w:pStyle w:val="TOC3"/>
+            <w:rPr>
+              <w:rFonts w:asciiTheme="minorHAnsi" w:eastAsiaTheme="minorEastAsia" w:hAnsiTheme="minorHAnsi" w:cstheme="minorBidi"/>
+              <w:noProof/>
+              <w:kern w:val="2"/>
+              <w:sz w:val="24"/>
+              <w:szCs w:val="24"/>
+              <w:lang w:val="ro-RO" w:eastAsia="ro-RO"/>
+              <w14:ligatures w14:val="standardContextual"/>
+            </w:rPr>
+          </w:pPr>
+          <w:hyperlink w:anchor="_Toc232001049" w:history="1">
+            <w:r>
+              <w:rPr>
+                <w:rStyle w:val="Hyperlink"/>
+                <w:rFonts w:ascii="Arial" w:hAnsi="Arial" w:cs="Arial"/>
+                <w:noProof/>
+              </w:rPr>
+              <w:t>3.2.2  AUTHENTICATION AND SECURITY</w:t>
+            </w:r>
+            <w:r>
+              <w:rPr>
+                <w:noProof/>
+                <w:webHidden/>
+              </w:rPr>
+              <w:tab/>
+            </w:r>
+            <w:r>
+              <w:rPr>
+                <w:noProof/>
+                <w:webHidden/>
+              </w:rPr>
+              <w:fldChar w:fldCharType="begin"/>
+            </w:r>
+            <w:r>
+              <w:rPr>
+                <w:noProof/>
+                <w:webHidden/>
+              </w:rPr>
+              <w:instrText xml:space="preserve"> PAGEREF _Toc232001049 \h </w:instrText>
             </w:r>
             <w:r>
               <w:rPr>
@@ -4306,10 +2407,11 @@
               <w:kern w:val="2"/>
               <w:sz w:val="24"/>
               <w:szCs w:val="24"/>
+              <w:lang w:val="ro-RO" w:eastAsia="ro-RO"/>
               <w14:ligatures w14:val="standardContextual"/>
             </w:rPr>
           </w:pPr>
-          <w:hyperlink w:anchor="_Toc230905224" w:history="1">
+          <w:hyperlink w:anchor="_Toc232001050" w:history="1">
             <w:r>
               <w:rPr>
                 <w:rStyle w:val="Hyperlink"/>
@@ -4324,6 +2426,7 @@
                 <w:kern w:val="2"/>
                 <w:sz w:val="24"/>
                 <w:szCs w:val="24"/>
+                <w:lang w:val="ro-RO" w:eastAsia="ro-RO"/>
                 <w14:ligatures w14:val="standardContextual"/>
               </w:rPr>
               <w:tab/>
@@ -4332,6 +2435,89 @@
               <w:rPr>
                 <w:rStyle w:val="Hyperlink"/>
               </w:rPr>
+              <w:t>THEORETICAL FOUNDATION</w:t>
+            </w:r>
+            <w:r>
+              <w:rPr>
+                <w:webHidden/>
+              </w:rPr>
+              <w:tab/>
+            </w:r>
+            <w:r>
+              <w:rPr>
+                <w:webHidden/>
+              </w:rPr>
+              <w:fldChar w:fldCharType="begin"/>
+            </w:r>
+            <w:r>
+              <w:rPr>
+                <w:webHidden/>
+              </w:rPr>
+              <w:instrText xml:space="preserve"> PAGEREF _Toc232001050 \h </w:instrText>
+            </w:r>
+            <w:r>
+              <w:rPr>
+                <w:webHidden/>
+              </w:rPr>
+            </w:r>
+            <w:r>
+              <w:rPr>
+                <w:webHidden/>
+              </w:rPr>
+              <w:fldChar w:fldCharType="separate"/>
+            </w:r>
+            <w:r>
+              <w:rPr>
+                <w:webHidden/>
+              </w:rPr>
+              <w:t>10</w:t>
+            </w:r>
+            <w:r>
+              <w:rPr>
+                <w:webHidden/>
+              </w:rPr>
+              <w:fldChar w:fldCharType="end"/>
+            </w:r>
+          </w:hyperlink>
+        </w:p>
+        <w:p>
+          <w:pPr>
+            <w:pStyle w:val="TOC1"/>
+            <w:rPr>
+              <w:rFonts w:asciiTheme="minorHAnsi" w:eastAsiaTheme="minorEastAsia" w:hAnsiTheme="minorHAnsi" w:cstheme="minorBidi"/>
+              <w:b w:val="0"/>
+              <w:bCs w:val="0"/>
+              <w:kern w:val="2"/>
+              <w:sz w:val="24"/>
+              <w:szCs w:val="24"/>
+              <w:lang w:val="ro-RO" w:eastAsia="ro-RO"/>
+              <w14:ligatures w14:val="standardContextual"/>
+            </w:rPr>
+          </w:pPr>
+          <w:hyperlink w:anchor="_Toc232001051" w:history="1">
+            <w:r>
+              <w:rPr>
+                <w:rStyle w:val="Hyperlink"/>
+              </w:rPr>
+              <w:t>5.</w:t>
+            </w:r>
+            <w:r>
+              <w:rPr>
+                <w:rFonts w:asciiTheme="minorHAnsi" w:eastAsiaTheme="minorEastAsia" w:hAnsiTheme="minorHAnsi" w:cstheme="minorBidi"/>
+                <w:b w:val="0"/>
+                <w:bCs w:val="0"/>
+                <w:kern w:val="2"/>
+                <w:sz w:val="24"/>
+                <w:szCs w:val="24"/>
+                <w:lang w:val="ro-RO" w:eastAsia="ro-RO"/>
+                <w14:ligatures w14:val="standardContextual"/>
+              </w:rPr>
+              <w:tab/>
+            </w:r>
+            <w:r>
+              <w:rPr>
+                <w:rStyle w:val="Hyperlink"/>
+              </w:rPr>
               <w:t>Application design</w:t>
             </w:r>
             <w:r>
@@ -4350,7 +2536,7 @@
               <w:rPr>
                 <w:webHidden/>
               </w:rPr>
-              <w:instrText xml:space="preserve"> PAGEREF _Toc230905224 \h </w:instrText>
+              <w:instrText xml:space="preserve"> PAGEREF _Toc232001051 \h </w:instrText>
             </w:r>
             <w:r>
               <w:rPr>
@@ -4367,7 +2553,7 @@
               <w:rPr>
                 <w:webHidden/>
               </w:rPr>
-              <w:t>10</w:t>
+              <w:t>12</w:t>
             </w:r>
             <w:r>
               <w:rPr>
@@ -4390,17 +2576,18 @@
               <w:kern w:val="2"/>
               <w:sz w:val="24"/>
               <w:szCs w:val="24"/>
+              <w:lang w:val="ro-RO" w:eastAsia="ro-RO"/>
               <w14:ligatures w14:val="standardContextual"/>
             </w:rPr>
           </w:pPr>
-          <w:hyperlink w:anchor="_Toc230905225" w:history="1">
+          <w:hyperlink w:anchor="_Toc232001052" w:history="1">
             <w:r>
               <w:rPr>
                 <w:rStyle w:val="Hyperlink"/>
                 <w:rFonts w:ascii="Arial" w:hAnsi="Arial" w:cs="Arial"/>
                 <w:noProof/>
               </w:rPr>
-              <w:t>4.1</w:t>
+              <w:t>5.1</w:t>
             </w:r>
             <w:r>
               <w:rPr>
@@ -4409,6 +2596,7 @@
                 <w:kern w:val="2"/>
                 <w:sz w:val="24"/>
                 <w:szCs w:val="24"/>
+                <w:lang w:val="ro-RO" w:eastAsia="ro-RO"/>
                 <w14:ligatures w14:val="standardContextual"/>
               </w:rPr>
               <w:tab/>
@@ -4440,7 +2628,7 @@
                 <w:noProof/>
                 <w:webHidden/>
               </w:rPr>
-              <w:instrText xml:space="preserve"> PAGEREF _Toc230905225 \h </w:instrText>
+              <w:instrText xml:space="preserve"> PAGEREF _Toc232001052 \h </w:instrText>
             </w:r>
             <w:r>
               <w:rPr>
@@ -4460,7 +2648,7 @@
                 <w:noProof/>
                 <w:webHidden/>
               </w:rPr>
-              <w:t>10</w:t>
+              <w:t>12</w:t>
             </w:r>
             <w:r>
               <w:rPr>
@@ -4484,17 +2672,18 @@
               <w:kern w:val="2"/>
               <w:sz w:val="24"/>
               <w:szCs w:val="24"/>
+              <w:lang w:val="ro-RO" w:eastAsia="ro-RO"/>
               <w14:ligatures w14:val="standardContextual"/>
             </w:rPr>
           </w:pPr>
-          <w:hyperlink w:anchor="_Toc230905226" w:history="1">
+          <w:hyperlink w:anchor="_Toc232001053" w:history="1">
             <w:r>
               <w:rPr>
                 <w:rStyle w:val="Hyperlink"/>
                 <w:rFonts w:ascii="Arial" w:hAnsi="Arial" w:cs="Arial"/>
                 <w:noProof/>
               </w:rPr>
-              <w:t>4.2</w:t>
+              <w:t>5.2</w:t>
             </w:r>
             <w:r>
               <w:rPr>
@@ -4503,6 +2692,7 @@
                 <w:kern w:val="2"/>
                 <w:sz w:val="24"/>
                 <w:szCs w:val="24"/>
+                <w:lang w:val="ro-RO" w:eastAsia="ro-RO"/>
                 <w14:ligatures w14:val="standardContextual"/>
               </w:rPr>
               <w:tab/>
@@ -4534,7 +2724,7 @@
                 <w:noProof/>
                 <w:webHidden/>
               </w:rPr>
-              <w:instrText xml:space="preserve"> PAGEREF _Toc230905226 \h </w:instrText>
+              <w:instrText xml:space="preserve"> PAGEREF _Toc232001053 \h </w:instrText>
             </w:r>
             <w:r>
               <w:rPr>
@@ -4554,7 +2744,7 @@
                 <w:noProof/>
                 <w:webHidden/>
               </w:rPr>
-              <w:t>10</w:t>
+              <w:t>12</w:t>
             </w:r>
             <w:r>
               <w:rPr>
@@ -4578,17 +2768,18 @@
               <w:kern w:val="2"/>
               <w:sz w:val="24"/>
               <w:szCs w:val="24"/>
+              <w:lang w:val="ro-RO" w:eastAsia="ro-RO"/>
               <w14:ligatures w14:val="standardContextual"/>
             </w:rPr>
           </w:pPr>
-          <w:hyperlink w:anchor="_Toc230905227" w:history="1">
+          <w:hyperlink w:anchor="_Toc232001054" w:history="1">
             <w:r>
               <w:rPr>
                 <w:rStyle w:val="Hyperlink"/>
                 <w:rFonts w:ascii="Arial" w:hAnsi="Arial" w:cs="Arial"/>
                 <w:noProof/>
               </w:rPr>
-              <w:t>4.3</w:t>
+              <w:t>5.3</w:t>
             </w:r>
             <w:r>
               <w:rPr>
@@ -4597,6 +2788,7 @@
                 <w:kern w:val="2"/>
                 <w:sz w:val="24"/>
                 <w:szCs w:val="24"/>
+                <w:lang w:val="ro-RO" w:eastAsia="ro-RO"/>
                 <w14:ligatures w14:val="standardContextual"/>
               </w:rPr>
               <w:tab/>
@@ -4628,7 +2820,7 @@
                 <w:noProof/>
                 <w:webHidden/>
               </w:rPr>
-              <w:instrText xml:space="preserve"> PAGEREF _Toc230905227 \h </w:instrText>
+              <w:instrText xml:space="preserve"> PAGEREF _Toc232001054 \h </w:instrText>
             </w:r>
             <w:r>
               <w:rPr>
@@ -4648,7 +2840,7 @@
                 <w:noProof/>
                 <w:webHidden/>
               </w:rPr>
-              <w:t>10</w:t>
+              <w:t>12</w:t>
             </w:r>
             <w:r>
               <w:rPr>
@@ -4669,15 +2861,16 @@
               <w:kern w:val="2"/>
               <w:sz w:val="24"/>
               <w:szCs w:val="24"/>
+              <w:lang w:val="ro-RO" w:eastAsia="ro-RO"/>
               <w14:ligatures w14:val="standardContextual"/>
             </w:rPr>
           </w:pPr>
-          <w:hyperlink w:anchor="_Toc230905228" w:history="1">
+          <w:hyperlink w:anchor="_Toc232001055" w:history="1">
             <w:r>
               <w:rPr>
                 <w:rStyle w:val="Hyperlink"/>
               </w:rPr>
-              <w:t>5.</w:t>
+              <w:t>6.</w:t>
             </w:r>
             <w:r>
               <w:rPr>
@@ -4687,6 +2880,7 @@
                 <w:kern w:val="2"/>
                 <w:sz w:val="24"/>
                 <w:szCs w:val="24"/>
+                <w:lang w:val="ro-RO" w:eastAsia="ro-RO"/>
                 <w14:ligatures w14:val="standardContextual"/>
               </w:rPr>
               <w:tab/>
@@ -4713,7 +2907,7 @@
               <w:rPr>
                 <w:webHidden/>
               </w:rPr>
-              <w:instrText xml:space="preserve"> PAGEREF _Toc230905228 \h </w:instrText>
+              <w:instrText xml:space="preserve"> PAGEREF _Toc232001055 \h </w:instrText>
             </w:r>
             <w:r>
               <w:rPr>
@@ -4730,7 +2924,7 @@
               <w:rPr>
                 <w:webHidden/>
               </w:rPr>
-              <w:t>11</w:t>
+              <w:t>13</w:t>
             </w:r>
             <w:r>
               <w:rPr>
@@ -4753,17 +2947,18 @@
               <w:kern w:val="2"/>
               <w:sz w:val="24"/>
               <w:szCs w:val="24"/>
+              <w:lang w:val="ro-RO" w:eastAsia="ro-RO"/>
               <w14:ligatures w14:val="standardContextual"/>
             </w:rPr>
           </w:pPr>
-          <w:hyperlink w:anchor="_Toc230905229" w:history="1">
+          <w:hyperlink w:anchor="_Toc232001056" w:history="1">
             <w:r>
               <w:rPr>
                 <w:rStyle w:val="Hyperlink"/>
                 <w:rFonts w:ascii="Arial" w:hAnsi="Arial" w:cs="Arial"/>
                 <w:noProof/>
               </w:rPr>
-              <w:t>5.1</w:t>
+              <w:t>6.1</w:t>
             </w:r>
             <w:r>
               <w:rPr>
@@ -4772,6 +2967,7 @@
                 <w:kern w:val="2"/>
                 <w:sz w:val="24"/>
                 <w:szCs w:val="24"/>
+                <w:lang w:val="ro-RO" w:eastAsia="ro-RO"/>
                 <w14:ligatures w14:val="standardContextual"/>
               </w:rPr>
               <w:tab/>
@@ -4803,7 +2999,7 @@
                 <w:noProof/>
                 <w:webHidden/>
               </w:rPr>
-              <w:instrText xml:space="preserve"> PAGEREF _Toc230905229 \h </w:instrText>
+              <w:instrText xml:space="preserve"> PAGEREF _Toc232001056 \h </w:instrText>
             </w:r>
             <w:r>
               <w:rPr>
@@ -4823,7 +3019,7 @@
                 <w:noProof/>
                 <w:webHidden/>
               </w:rPr>
-              <w:t>11</w:t>
+              <w:t>13</w:t>
             </w:r>
             <w:r>
               <w:rPr>
@@ -4847,17 +3043,18 @@
               <w:kern w:val="2"/>
               <w:sz w:val="24"/>
               <w:szCs w:val="24"/>
+              <w:lang w:val="ro-RO" w:eastAsia="ro-RO"/>
               <w14:ligatures w14:val="standardContextual"/>
             </w:rPr>
           </w:pPr>
-          <w:hyperlink w:anchor="_Toc230905230" w:history="1">
+          <w:hyperlink w:anchor="_Toc232001057" w:history="1">
             <w:r>
               <w:rPr>
                 <w:rStyle w:val="Hyperlink"/>
                 <w:rFonts w:ascii="Arial" w:hAnsi="Arial" w:cs="Arial"/>
                 <w:noProof/>
               </w:rPr>
-              <w:t>5.2</w:t>
+              <w:t>6.2</w:t>
             </w:r>
             <w:r>
               <w:rPr>
@@ -4866,6 +3063,7 @@
                 <w:kern w:val="2"/>
                 <w:sz w:val="24"/>
                 <w:szCs w:val="24"/>
+                <w:lang w:val="ro-RO" w:eastAsia="ro-RO"/>
                 <w14:ligatures w14:val="standardContextual"/>
               </w:rPr>
               <w:tab/>
@@ -4897,7 +3095,7 @@
                 <w:noProof/>
                 <w:webHidden/>
               </w:rPr>
-              <w:instrText xml:space="preserve"> PAGEREF _Toc230905230 \h </w:instrText>
+              <w:instrText xml:space="preserve"> PAGEREF _Toc232001057 \h </w:instrText>
             </w:r>
             <w:r>
               <w:rPr>
@@ -4917,7 +3115,7 @@
                 <w:noProof/>
                 <w:webHidden/>
               </w:rPr>
-              <w:t>11</w:t>
+              <w:t>13</w:t>
             </w:r>
             <w:r>
               <w:rPr>
@@ -4941,17 +3139,18 @@
               <w:kern w:val="2"/>
               <w:sz w:val="24"/>
               <w:szCs w:val="24"/>
+              <w:lang w:val="ro-RO" w:eastAsia="ro-RO"/>
               <w14:ligatures w14:val="standardContextual"/>
             </w:rPr>
           </w:pPr>
-          <w:hyperlink w:anchor="_Toc230905231" w:history="1">
+          <w:hyperlink w:anchor="_Toc232001058" w:history="1">
             <w:r>
               <w:rPr>
                 <w:rStyle w:val="Hyperlink"/>
                 <w:rFonts w:ascii="Arial" w:hAnsi="Arial" w:cs="Arial"/>
                 <w:noProof/>
               </w:rPr>
-              <w:t>5.3</w:t>
+              <w:t>6.3</w:t>
             </w:r>
             <w:r>
               <w:rPr>
@@ -4960,6 +3159,7 @@
                 <w:kern w:val="2"/>
                 <w:sz w:val="24"/>
                 <w:szCs w:val="24"/>
+                <w:lang w:val="ro-RO" w:eastAsia="ro-RO"/>
                 <w14:ligatures w14:val="standardContextual"/>
               </w:rPr>
               <w:tab/>
@@ -4991,7 +3191,7 @@
                 <w:noProof/>
                 <w:webHidden/>
               </w:rPr>
-              <w:instrText xml:space="preserve"> PAGEREF _Toc230905231 \h </w:instrText>
+              <w:instrText xml:space="preserve"> PAGEREF _Toc232001058 \h </w:instrText>
             </w:r>
             <w:r>
               <w:rPr>
@@ -5011,7 +3211,7 @@
                 <w:noProof/>
                 <w:webHidden/>
               </w:rPr>
-              <w:t>11</w:t>
+              <w:t>13</w:t>
             </w:r>
             <w:r>
               <w:rPr>
@@ -5032,15 +3232,16 @@
               <w:kern w:val="2"/>
               <w:sz w:val="24"/>
               <w:szCs w:val="24"/>
+              <w:lang w:val="ro-RO" w:eastAsia="ro-RO"/>
               <w14:ligatures w14:val="standardContextual"/>
             </w:rPr>
           </w:pPr>
-          <w:hyperlink w:anchor="_Toc230905232" w:history="1">
+          <w:hyperlink w:anchor="_Toc232001059" w:history="1">
             <w:r>
               <w:rPr>
                 <w:rStyle w:val="Hyperlink"/>
               </w:rPr>
-              <w:t>6.</w:t>
+              <w:t>7.</w:t>
             </w:r>
             <w:r>
               <w:rPr>
@@ -5050,6 +3251,7 @@
                 <w:kern w:val="2"/>
                 <w:sz w:val="24"/>
                 <w:szCs w:val="24"/>
+                <w:lang w:val="ro-RO" w:eastAsia="ro-RO"/>
                 <w14:ligatures w14:val="standardContextual"/>
               </w:rPr>
               <w:tab/>
@@ -5076,7 +3278,7 @@
               <w:rPr>
                 <w:webHidden/>
               </w:rPr>
-              <w:instrText xml:space="preserve"> PAGEREF _Toc230905232 \h </w:instrText>
+              <w:instrText xml:space="preserve"> PAGEREF _Toc232001059 \h </w:instrText>
             </w:r>
             <w:r>
               <w:rPr>
@@ -5093,7 +3295,7 @@
               <w:rPr>
                 <w:webHidden/>
               </w:rPr>
-              <w:t>12</w:t>
+              <w:t>14</w:t>
             </w:r>
             <w:r>
               <w:rPr>
@@ -5116,17 +3318,18 @@
               <w:kern w:val="2"/>
               <w:sz w:val="24"/>
               <w:szCs w:val="24"/>
+              <w:lang w:val="ro-RO" w:eastAsia="ro-RO"/>
               <w14:ligatures w14:val="standardContextual"/>
             </w:rPr>
           </w:pPr>
-          <w:hyperlink w:anchor="_Toc230905233" w:history="1">
+          <w:hyperlink w:anchor="_Toc232001060" w:history="1">
             <w:r>
               <w:rPr>
                 <w:rStyle w:val="Hyperlink"/>
                 <w:rFonts w:ascii="Arial" w:hAnsi="Arial" w:cs="Arial"/>
                 <w:noProof/>
               </w:rPr>
-              <w:t>6.1</w:t>
+              <w:t>7.1</w:t>
             </w:r>
             <w:r>
               <w:rPr>
@@ -5135,6 +3338,7 @@
                 <w:kern w:val="2"/>
                 <w:sz w:val="24"/>
                 <w:szCs w:val="24"/>
+                <w:lang w:val="ro-RO" w:eastAsia="ro-RO"/>
                 <w14:ligatures w14:val="standardContextual"/>
               </w:rPr>
               <w:tab/>
@@ -5166,7 +3370,7 @@
                 <w:noProof/>
                 <w:webHidden/>
               </w:rPr>
-              <w:instrText xml:space="preserve"> PAGEREF _Toc230905233 \h </w:instrText>
+              <w:instrText xml:space="preserve"> PAGEREF _Toc232001060 \h </w:instrText>
             </w:r>
             <w:r>
               <w:rPr>
@@ -5186,7 +3390,7 @@
                 <w:noProof/>
                 <w:webHidden/>
               </w:rPr>
-              <w:t>12</w:t>
+              <w:t>14</w:t>
             </w:r>
             <w:r>
               <w:rPr>
@@ -5210,17 +3414,18 @@
               <w:kern w:val="2"/>
               <w:sz w:val="24"/>
               <w:szCs w:val="24"/>
+              <w:lang w:val="ro-RO" w:eastAsia="ro-RO"/>
               <w14:ligatures w14:val="standardContextual"/>
             </w:rPr>
           </w:pPr>
-          <w:hyperlink w:anchor="_Toc230905234" w:history="1">
+          <w:hyperlink w:anchor="_Toc232001061" w:history="1">
             <w:r>
               <w:rPr>
                 <w:rStyle w:val="Hyperlink"/>
                 <w:rFonts w:ascii="Arial" w:hAnsi="Arial" w:cs="Arial"/>
                 <w:noProof/>
               </w:rPr>
-              <w:t>6.2</w:t>
+              <w:t>7.2</w:t>
             </w:r>
             <w:r>
               <w:rPr>
@@ -5229,6 +3434,7 @@
                 <w:kern w:val="2"/>
                 <w:sz w:val="24"/>
                 <w:szCs w:val="24"/>
+                <w:lang w:val="ro-RO" w:eastAsia="ro-RO"/>
                 <w14:ligatures w14:val="standardContextual"/>
               </w:rPr>
               <w:tab/>
@@ -5260,7 +3466,7 @@
                 <w:noProof/>
                 <w:webHidden/>
               </w:rPr>
-              <w:instrText xml:space="preserve"> PAGEREF _Toc230905234 \h </w:instrText>
+              <w:instrText xml:space="preserve"> PAGEREF _Toc232001061 \h </w:instrText>
             </w:r>
             <w:r>
               <w:rPr>
@@ -5280,7 +3486,7 @@
                 <w:noProof/>
                 <w:webHidden/>
               </w:rPr>
-              <w:t>12</w:t>
+              <w:t>14</w:t>
             </w:r>
             <w:r>
               <w:rPr>
@@ -5304,17 +3510,18 @@
               <w:kern w:val="2"/>
               <w:sz w:val="24"/>
               <w:szCs w:val="24"/>
+              <w:lang w:val="ro-RO" w:eastAsia="ro-RO"/>
               <w14:ligatures w14:val="standardContextual"/>
             </w:rPr>
           </w:pPr>
-          <w:hyperlink w:anchor="_Toc230905235" w:history="1">
+          <w:hyperlink w:anchor="_Toc232001062" w:history="1">
             <w:r>
               <w:rPr>
                 <w:rStyle w:val="Hyperlink"/>
                 <w:rFonts w:ascii="Arial" w:hAnsi="Arial" w:cs="Arial"/>
                 <w:noProof/>
               </w:rPr>
-              <w:t>6.3</w:t>
+              <w:t>7.3</w:t>
             </w:r>
             <w:r>
               <w:rPr>
@@ -5323,6 +3530,7 @@
                 <w:kern w:val="2"/>
                 <w:sz w:val="24"/>
                 <w:szCs w:val="24"/>
+                <w:lang w:val="ro-RO" w:eastAsia="ro-RO"/>
                 <w14:ligatures w14:val="standardContextual"/>
               </w:rPr>
               <w:tab/>
@@ -5354,7 +3562,7 @@
                 <w:noProof/>
                 <w:webHidden/>
               </w:rPr>
-              <w:instrText xml:space="preserve"> PAGEREF _Toc230905235 \h </w:instrText>
+              <w:instrText xml:space="preserve"> PAGEREF _Toc232001062 \h </w:instrText>
             </w:r>
             <w:r>
               <w:rPr>
@@ -5374,7 +3582,7 @@
                 <w:noProof/>
                 <w:webHidden/>
               </w:rPr>
-              <w:t>12</w:t>
+              <w:t>14</w:t>
             </w:r>
             <w:r>
               <w:rPr>
@@ -5395,10 +3603,11 @@
               <w:kern w:val="2"/>
               <w:sz w:val="24"/>
               <w:szCs w:val="24"/>
+              <w:lang w:val="ro-RO" w:eastAsia="ro-RO"/>
               <w14:ligatures w14:val="standardContextual"/>
             </w:rPr>
           </w:pPr>
-          <w:hyperlink w:anchor="_Toc230905236" w:history="1">
+          <w:hyperlink w:anchor="_Toc232001063" w:history="1">
             <w:r>
               <w:rPr>
                 <w:rStyle w:val="Hyperlink"/>
@@ -5421,7 +3630,7 @@
               <w:rPr>
                 <w:webHidden/>
               </w:rPr>
-              <w:instrText xml:space="preserve"> PAGEREF _Toc230905236 \h </w:instrText>
+              <w:instrText xml:space="preserve"> PAGEREF _Toc232001063 \h </w:instrText>
             </w:r>
             <w:r>
               <w:rPr>
@@ -5438,7 +3647,7 @@
               <w:rPr>
                 <w:webHidden/>
               </w:rPr>
-              <w:t>13</w:t>
+              <w:t>15</w:t>
             </w:r>
             <w:r>
               <w:rPr>
@@ -5458,9 +3667,53 @@
               <w:kern w:val="2"/>
               <w:sz w:val="24"/>
               <w:szCs w:val="24"/>
+              <w:lang w:val="ro-RO" w:eastAsia="ro-RO"/>
               <w14:ligatures w14:val="standardContextual"/>
             </w:rPr>
           </w:pPr>
+          <w:hyperlink w:anchor="_Toc232001064" w:history="1">
+            <w:r>
+              <w:rPr>
+                <w:webHidden/>
+              </w:rPr>
+              <w:tab/>
+            </w:r>
+            <w:r>
+              <w:rPr>
+                <w:webHidden/>
+              </w:rPr>
+              <w:fldChar w:fldCharType="begin"/>
+            </w:r>
+            <w:r>
+              <w:rPr>
+                <w:webHidden/>
+              </w:rPr>
+              <w:instrText xml:space="preserve"> PAGEREF _Toc232001064 \h </w:instrText>
+            </w:r>
+            <w:r>
+              <w:rPr>
+                <w:webHidden/>
+              </w:rPr>
+            </w:r>
+            <w:r>
+              <w:rPr>
+                <w:webHidden/>
+              </w:rPr>
+              <w:fldChar w:fldCharType="separate"/>
+            </w:r>
+            <w:r>
+              <w:rPr>
+                <w:webHidden/>
+              </w:rPr>
+              <w:t>16</w:t>
+            </w:r>
+            <w:r>
+              <w:rPr>
+                <w:webHidden/>
+              </w:rPr>
+              <w:fldChar w:fldCharType="end"/>
+            </w:r>
+          </w:hyperlink>
         </w:p>
         <w:p>
           <w:r>
@@ -5511,7 +3764,7 @@
           <w:szCs w:val="32"/>
         </w:rPr>
       </w:pPr>
-      <w:bookmarkStart w:id="0" w:name="_Toc230905210"/>
+      <w:bookmarkStart w:id="0" w:name="_Toc232001034"/>
       <w:r>
         <w:rPr>
           <w:rFonts w:ascii="Arial" w:hAnsi="Arial" w:cs="Arial"/>
@@ -5543,7 +3796,7 @@
           <w:szCs w:val="26"/>
         </w:rPr>
       </w:pPr>
-      <w:bookmarkStart w:id="1" w:name="_Toc230905211"/>
+      <w:bookmarkStart w:id="1" w:name="_Toc232001035"/>
       <w:r>
         <w:rPr>
           <w:rFonts w:ascii="Arial" w:hAnsi="Arial" w:cs="Arial"/>
@@ -5609,35 +3862,7 @@
         <w:rPr>
           <w:rFonts w:ascii="Arial" w:hAnsi="Arial" w:cs="Arial"/>
         </w:rPr>
-        <w:t xml:space="preserve">In the 1970s, the term “permaculture” emerged </w:t>
-      </w:r>
-      <w:proofErr w:type="gramStart"/>
-      <w:r>
-        <w:rPr>
-          <w:rFonts w:ascii="Arial" w:hAnsi="Arial" w:cs="Arial"/>
-        </w:rPr>
-        <w:t>as a way to</w:t>
-      </w:r>
-      <w:proofErr w:type="gramEnd"/>
-      <w:r>
-        <w:rPr>
-          <w:rFonts w:ascii="Arial" w:hAnsi="Arial" w:cs="Arial"/>
-        </w:rPr>
-        <w:t xml:space="preserve"> design and structure sustainable agricultural systems based on mimicking ecosystems. The goal is to maximize results and minimize labor. To achieve this goal, permaculture </w:t>
-      </w:r>
-      <w:proofErr w:type="gramStart"/>
-      <w:r>
-        <w:rPr>
-          <w:rFonts w:ascii="Arial" w:hAnsi="Arial" w:cs="Arial"/>
-        </w:rPr>
-        <w:t>takes into account</w:t>
-      </w:r>
-      <w:proofErr w:type="gramEnd"/>
-      <w:r>
-        <w:rPr>
-          <w:rFonts w:ascii="Arial" w:hAnsi="Arial" w:cs="Arial"/>
-        </w:rPr>
-        <w:t xml:space="preserve"> the ecological processes of plants and animals, their feeding cycles, climatic factors, weather patterns</w:t>
+        <w:t>In the 1970s, the term “permaculture” emerged as a way to design and structure sustainable agricultural systems based on mimicking ecosystems. The goal is to maximize results and minimize labor. To achieve this goal, permaculture takes into account the ecological processes of plants and animals, their feeding cycles, climatic factors, weather patterns</w:t>
       </w:r>
       <w:r>
         <w:rPr>
@@ -5768,7 +3993,7 @@
           <w:szCs w:val="26"/>
         </w:rPr>
       </w:pPr>
-      <w:bookmarkStart w:id="2" w:name="_Toc230905212"/>
+      <w:bookmarkStart w:id="2" w:name="_Toc232001036"/>
       <w:r>
         <w:rPr>
           <w:rFonts w:ascii="Arial" w:hAnsi="Arial" w:cs="Arial"/>
@@ -5840,21 +4065,7 @@
         <w:rPr>
           <w:rFonts w:ascii="Arial" w:hAnsi="Arial" w:cs="Arial"/>
         </w:rPr>
-        <w:t xml:space="preserve"> feature is AI-assisted design generation. The user describes their space through a set of inputs such as location, available area, orientation, existing buildings or structures, and their planting preferences. Based on this information, the system produces a permaculture-style layout together with placement recommendations that </w:t>
-      </w:r>
-      <w:proofErr w:type="gramStart"/>
-      <w:r>
-        <w:rPr>
-          <w:rFonts w:ascii="Arial" w:hAnsi="Arial" w:cs="Arial"/>
-        </w:rPr>
-        <w:t>take into account</w:t>
-      </w:r>
-      <w:proofErr w:type="gramEnd"/>
-      <w:r>
-        <w:rPr>
-          <w:rFonts w:ascii="Arial" w:hAnsi="Arial" w:cs="Arial"/>
-        </w:rPr>
-        <w:t xml:space="preserve"> practical factors like sun angles, water flow, and microclimates</w:t>
+        <w:t xml:space="preserve"> feature is AI-assisted design generation. The user describes their space through a set of inputs such as location, available area, orientation, existing buildings or structures, and their planting preferences. Based on this information, the system produces a permaculture-style layout together with placement recommendations that take into account practical factors like sun angles, water flow, and microclimates</w:t>
       </w:r>
       <w:r>
         <w:rPr>
@@ -5902,7 +4113,6 @@
         </w:rPr>
         <w:t xml:space="preserve"> and track seasonal gardening tasks, while integrated weather information helps them plan those activities in context. </w:t>
       </w:r>
-      <w:proofErr w:type="gramStart"/>
       <w:r>
         <w:rPr>
           <w:rFonts w:ascii="Arial" w:hAnsi="Arial" w:cs="Arial"/>
@@ -5913,14 +4123,7 @@
         <w:rPr>
           <w:rFonts w:ascii="Arial" w:hAnsi="Arial" w:cs="Arial"/>
         </w:rPr>
-        <w:t xml:space="preserve"> features</w:t>
-      </w:r>
-      <w:proofErr w:type="gramEnd"/>
-      <w:r>
-        <w:rPr>
-          <w:rFonts w:ascii="Arial" w:hAnsi="Arial" w:cs="Arial"/>
-        </w:rPr>
-        <w:t xml:space="preserve"> extend traditional garden planning with permaculture-specific reasoning and provide a foundation for recommendations that are relevant at the local level for users in Romania.</w:t>
+        <w:t xml:space="preserve"> features extend traditional garden planning with permaculture-specific reasoning and provide a foundation for recommendations that are relevant at the local level for users in Romania.</w:t>
       </w:r>
     </w:p>
     <w:p/>
@@ -5941,7 +4144,7 @@
           <w:highlight w:val="yellow"/>
         </w:rPr>
       </w:pPr>
-      <w:bookmarkStart w:id="3" w:name="_Toc230905213"/>
+      <w:bookmarkStart w:id="3" w:name="_Toc232001037"/>
       <w:r>
         <w:rPr>
           <w:rFonts w:ascii="Arial" w:hAnsi="Arial" w:cs="Arial"/>
@@ -6074,7 +4277,7 @@
           <w:szCs w:val="32"/>
         </w:rPr>
       </w:pPr>
-      <w:bookmarkStart w:id="4" w:name="_Toc230905214"/>
+      <w:bookmarkStart w:id="4" w:name="_Toc232001038"/>
       <w:r>
         <w:rPr>
           <w:rFonts w:ascii="Arial" w:hAnsi="Arial" w:cs="Arial"/>
@@ -6127,7 +4330,7 @@
           <w:szCs w:val="26"/>
         </w:rPr>
       </w:pPr>
-      <w:bookmarkStart w:id="5" w:name="_Toc230905215"/>
+      <w:bookmarkStart w:id="5" w:name="_Toc232001039"/>
       <w:r>
         <w:rPr>
           <w:rFonts w:ascii="Arial" w:eastAsia="Times New Roman" w:hAnsi="Arial" w:cs="Arial"/>
@@ -6149,7 +4352,7 @@
           <w:rFonts w:ascii="Arial" w:hAnsi="Arial" w:cs="Arial"/>
         </w:rPr>
       </w:pPr>
-      <w:bookmarkStart w:id="6" w:name="_Toc230905216"/>
+      <w:bookmarkStart w:id="6" w:name="_Toc232001040"/>
       <w:r>
         <w:rPr>
           <w:rFonts w:ascii="Arial" w:hAnsi="Arial" w:cs="Arial"/>
@@ -6378,7 +4581,7 @@
           <w:szCs w:val="24"/>
         </w:rPr>
       </w:pPr>
-      <w:bookmarkStart w:id="7" w:name="_Toc230905217"/>
+      <w:bookmarkStart w:id="7" w:name="_Toc232001041"/>
       <w:r>
         <w:rPr>
           <w:rFonts w:ascii="Arial" w:hAnsi="Arial" w:cs="Arial"/>
@@ -6427,23 +4630,13 @@
           <w:szCs w:val="24"/>
         </w:rPr>
       </w:pPr>
-      <w:proofErr w:type="spellStart"/>
-      <w:r>
-        <w:rPr>
-          <w:rFonts w:ascii="Arial" w:hAnsi="Arial" w:cs="Arial"/>
-          <w:sz w:val="24"/>
-          <w:szCs w:val="24"/>
-        </w:rPr>
-        <w:t>GrowVeg</w:t>
-      </w:r>
-      <w:proofErr w:type="spellEnd"/>
-      <w:r>
-        <w:rPr>
-          <w:rFonts w:ascii="Arial" w:hAnsi="Arial" w:cs="Arial"/>
-          <w:sz w:val="24"/>
-          <w:szCs w:val="24"/>
-        </w:rPr>
-        <w:t xml:space="preserve"> </w:t>
+      <w:r>
+        <w:rPr>
+          <w:rFonts w:ascii="Arial" w:hAnsi="Arial" w:cs="Arial"/>
+          <w:sz w:val="24"/>
+          <w:szCs w:val="24"/>
+        </w:rPr>
+        <w:t xml:space="preserve">GrowVeg </w:t>
       </w:r>
       <w:r>
         <w:rPr>
@@ -6541,25 +4734,7 @@
           <w:sz w:val="24"/>
           <w:szCs w:val="24"/>
         </w:rPr>
-        <w:t xml:space="preserve">However, </w:t>
-      </w:r>
-      <w:proofErr w:type="spellStart"/>
-      <w:r>
-        <w:rPr>
-          <w:rFonts w:ascii="Arial" w:hAnsi="Arial" w:cs="Arial"/>
-          <w:sz w:val="24"/>
-          <w:szCs w:val="24"/>
-        </w:rPr>
-        <w:t>GrowVeg</w:t>
-      </w:r>
-      <w:proofErr w:type="spellEnd"/>
-      <w:r>
-        <w:rPr>
-          <w:rFonts w:ascii="Arial" w:hAnsi="Arial" w:cs="Arial"/>
-          <w:sz w:val="24"/>
-          <w:szCs w:val="24"/>
-        </w:rPr>
-        <w:t xml:space="preserve"> focuses on the productive vegetable plot and does not treat the garden as a permaculture system</w:t>
+        <w:t>However, GrowVeg focuses on the productive vegetable plot and does not treat the garden as a permaculture system</w:t>
       </w:r>
       <w:r>
         <w:rPr>
@@ -6597,7 +4772,7 @@
           <w:szCs w:val="26"/>
         </w:rPr>
       </w:pPr>
-      <w:bookmarkStart w:id="8" w:name="_Toc230905218"/>
+      <w:bookmarkStart w:id="8" w:name="_Toc232001042"/>
       <w:r>
         <w:rPr>
           <w:rFonts w:ascii="Arial" w:eastAsia="Times New Roman" w:hAnsi="Arial" w:cs="Arial"/>
@@ -6813,7 +4988,7 @@
           <w:szCs w:val="32"/>
         </w:rPr>
       </w:pPr>
-      <w:bookmarkStart w:id="9" w:name="_Toc230905219"/>
+      <w:bookmarkStart w:id="9" w:name="_Toc232001043"/>
       <w:r>
         <w:rPr>
           <w:rFonts w:ascii="Arial" w:hAnsi="Arial" w:cs="Arial"/>
@@ -6939,7 +5114,7 @@
           <w:szCs w:val="26"/>
         </w:rPr>
       </w:pPr>
-      <w:bookmarkStart w:id="10" w:name="_Toc230905220"/>
+      <w:bookmarkStart w:id="10" w:name="_Toc232001044"/>
       <w:r>
         <w:rPr>
           <w:rFonts w:ascii="Arial" w:hAnsi="Arial" w:cs="Arial"/>
@@ -7011,7 +5186,7 @@
           <w:szCs w:val="26"/>
         </w:rPr>
       </w:pPr>
-      <w:bookmarkStart w:id="11" w:name="_Toc230905221"/>
+      <w:bookmarkStart w:id="11" w:name="_Toc232001045"/>
       <w:r>
         <w:rPr>
           <w:rFonts w:ascii="Arial" w:hAnsi="Arial" w:cs="Arial"/>
@@ -7329,7 +5504,7 @@
           <w:szCs w:val="26"/>
         </w:rPr>
       </w:pPr>
-      <w:bookmarkStart w:id="12" w:name="_Toc230905222"/>
+      <w:bookmarkStart w:id="12" w:name="_Toc232001046"/>
       <w:r>
         <w:rPr>
           <w:rFonts w:ascii="Arial" w:hAnsi="Arial" w:cs="Arial"/>
@@ -7356,25 +5531,7 @@
           <w:sz w:val="24"/>
           <w:szCs w:val="24"/>
         </w:rPr>
-        <w:t xml:space="preserve">The proposed application must also satisfy </w:t>
-      </w:r>
-      <w:proofErr w:type="gramStart"/>
-      <w:r>
-        <w:rPr>
-          <w:rFonts w:ascii="Arial" w:hAnsi="Arial" w:cs="Arial"/>
-          <w:sz w:val="24"/>
-          <w:szCs w:val="24"/>
-        </w:rPr>
-        <w:t>a number of</w:t>
-      </w:r>
-      <w:proofErr w:type="gramEnd"/>
-      <w:r>
-        <w:rPr>
-          <w:rFonts w:ascii="Arial" w:hAnsi="Arial" w:cs="Arial"/>
-          <w:sz w:val="24"/>
-          <w:szCs w:val="24"/>
-        </w:rPr>
-        <w:t xml:space="preserve"> non-functional requirements:</w:t>
+        <w:t>The proposed application must also satisfy a number of non-functional requirements:</w:t>
       </w:r>
     </w:p>
     <w:p>
@@ -7542,7 +5699,7 @@
         <w:lastRenderedPageBreak/>
         <w:br/>
       </w:r>
-      <w:bookmarkStart w:id="13" w:name="_Toc230905223"/>
+      <w:bookmarkStart w:id="13" w:name="_Toc232001047"/>
       <w:r>
         <w:rPr>
           <w:rFonts w:ascii="Arial" w:hAnsi="Arial" w:cs="Arial"/>
@@ -7557,22 +5714,21 @@
       <w:bookmarkEnd w:id="13"/>
     </w:p>
     <w:p>
-      <w:r>
-        <w:rPr>
-          <w:rFonts w:ascii="Arial" w:hAnsi="Arial" w:cs="Arial"/>
-          <w:sz w:val="24"/>
-          <w:szCs w:val="24"/>
-        </w:rPr>
-        <w:t xml:space="preserve">The </w:t>
-      </w:r>
-      <w:r>
-        <w:t xml:space="preserve">system is designed to support users in creating garden designs and in managing their gardening information over time. Functionally, it must satisfy two objectives: planning and management function and </w:t>
-      </w:r>
-      <w:r>
-        <w:t>authentication and security mechanism</w:t>
-      </w:r>
-      <w:r>
-        <w:t>.</w:t>
+      <w:pPr>
+        <w:ind w:firstLine="360"/>
+        <w:rPr>
+          <w:rFonts w:ascii="Arial" w:hAnsi="Arial" w:cs="Arial"/>
+          <w:sz w:val="24"/>
+          <w:szCs w:val="24"/>
+        </w:rPr>
+      </w:pPr>
+      <w:r>
+        <w:rPr>
+          <w:rFonts w:ascii="Arial" w:hAnsi="Arial" w:cs="Arial"/>
+          <w:sz w:val="24"/>
+          <w:szCs w:val="24"/>
+        </w:rPr>
+        <w:t>The system is designed to support users in creating garden designs and in managing their gardening information over time. Functionally, it must satisfy two objectives: planning and management function and authentication and security mechanism.</w:t>
       </w:r>
     </w:p>
     <w:p>
@@ -7586,7 +5742,7 @@
           <w:szCs w:val="26"/>
         </w:rPr>
       </w:pPr>
-      <w:proofErr w:type="gramStart"/>
+      <w:bookmarkStart w:id="14" w:name="_Toc232001048"/>
       <w:r>
         <w:rPr>
           <w:rFonts w:ascii="Arial" w:hAnsi="Arial" w:cs="Arial"/>
@@ -7603,7 +5759,7 @@
           <w:sz w:val="26"/>
           <w:szCs w:val="26"/>
         </w:rPr>
-        <w:t xml:space="preserve"> </w:t>
+        <w:t xml:space="preserve">  </w:t>
       </w:r>
       <w:r>
         <w:rPr>
@@ -7612,18 +5768,40 @@
           <w:sz w:val="26"/>
           <w:szCs w:val="26"/>
         </w:rPr>
-        <w:t xml:space="preserve"> </w:t>
-      </w:r>
-      <w:r>
+        <w:t>GARDEN PLANNING AND MANAGEMENT</w:t>
+      </w:r>
+      <w:bookmarkEnd w:id="14"/>
+    </w:p>
+    <w:p>
+      <w:pPr>
+        <w:ind w:firstLine="360"/>
+        <w:rPr>
+          <w:rFonts w:ascii="Arial" w:hAnsi="Arial" w:cs="Arial"/>
+          <w:sz w:val="24"/>
+          <w:szCs w:val="24"/>
+        </w:rPr>
+      </w:pPr>
+      <w:r>
+        <w:rPr>
+          <w:rFonts w:ascii="Arial" w:hAnsi="Arial" w:cs="Arial"/>
+          <w:sz w:val="24"/>
+          <w:szCs w:val="24"/>
+        </w:rPr>
+        <w:t>The system allows users to create and edit a digital garden layout, define zones and structures, and organize the main elements of the garden in a visual way. It also supports the generation of a permaculture-oriented garden plan, storage of plant-related information, calendar-based activity planning, and access to weather-related information.</w:t>
+      </w:r>
+    </w:p>
+    <w:p>
+      <w:pPr>
+        <w:pStyle w:val="Heading3"/>
+        <w:ind w:left="360"/>
         <w:rPr>
           <w:rFonts w:ascii="Arial" w:hAnsi="Arial" w:cs="Arial"/>
           <w:color w:val="auto"/>
           <w:sz w:val="26"/>
           <w:szCs w:val="26"/>
         </w:rPr>
-        <w:t>GARDEN</w:t>
-      </w:r>
-      <w:proofErr w:type="gramEnd"/>
+      </w:pPr>
+      <w:bookmarkStart w:id="15" w:name="_Toc232001049"/>
       <w:r>
         <w:rPr>
           <w:rFonts w:ascii="Arial" w:hAnsi="Arial" w:cs="Arial"/>
@@ -7631,22 +5809,17 @@
           <w:sz w:val="26"/>
           <w:szCs w:val="26"/>
         </w:rPr>
-        <w:t xml:space="preserve"> PLANNING AND MANAGEMENT</w:t>
-      </w:r>
-    </w:p>
-    <w:p/>
-    <w:p>
-      <w:pPr>
-        <w:pStyle w:val="Heading3"/>
-        <w:ind w:left="360"/>
+        <w:t>3.2.</w:t>
+      </w:r>
+      <w:r>
         <w:rPr>
           <w:rFonts w:ascii="Arial" w:hAnsi="Arial" w:cs="Arial"/>
           <w:color w:val="auto"/>
           <w:sz w:val="26"/>
           <w:szCs w:val="26"/>
         </w:rPr>
-      </w:pPr>
-      <w:proofErr w:type="gramStart"/>
+        <w:t xml:space="preserve">2 </w:t>
+      </w:r>
       <w:r>
         <w:rPr>
           <w:rFonts w:ascii="Arial" w:hAnsi="Arial" w:cs="Arial"/>
@@ -7654,36 +5827,9 @@
           <w:sz w:val="26"/>
           <w:szCs w:val="26"/>
         </w:rPr>
-        <w:t>3.2.</w:t>
-      </w:r>
-      <w:r>
-        <w:rPr>
-          <w:rFonts w:ascii="Arial" w:hAnsi="Arial" w:cs="Arial"/>
-          <w:color w:val="auto"/>
-          <w:sz w:val="26"/>
-          <w:szCs w:val="26"/>
-        </w:rPr>
-        <w:t xml:space="preserve">2 </w:t>
-      </w:r>
-      <w:r>
-        <w:rPr>
-          <w:rFonts w:ascii="Arial" w:hAnsi="Arial" w:cs="Arial"/>
-          <w:color w:val="auto"/>
-          <w:sz w:val="26"/>
-          <w:szCs w:val="26"/>
-        </w:rPr>
-        <w:t xml:space="preserve"> AUTHENTICATION</w:t>
-      </w:r>
-      <w:proofErr w:type="gramEnd"/>
-      <w:r>
-        <w:rPr>
-          <w:rFonts w:ascii="Arial" w:hAnsi="Arial" w:cs="Arial"/>
-          <w:color w:val="auto"/>
-          <w:sz w:val="26"/>
-          <w:szCs w:val="26"/>
-        </w:rPr>
-        <w:t xml:space="preserve"> AND SECURITY</w:t>
-      </w:r>
+        <w:t xml:space="preserve"> AUTHENTICATION AND SECURITY</w:t>
+      </w:r>
+      <w:bookmarkEnd w:id="15"/>
     </w:p>
     <w:p>
       <w:pPr>
@@ -7695,6 +5841,7 @@
           <w:rFonts w:ascii="Arial" w:hAnsi="Arial" w:cs="Arial"/>
           <w:sz w:val="24"/>
           <w:szCs w:val="24"/>
+          <w:lang w:val="en-GB"/>
         </w:rPr>
       </w:pPr>
       <w:r>
@@ -7720,7 +5867,16 @@
           <w:sz w:val="24"/>
           <w:szCs w:val="24"/>
         </w:rPr>
-        <w:br w:type="page"/>
+        <w:t>These mechanisms are needed in order to protect each user</w:t>
+      </w:r>
+      <w:r>
+        <w:rPr>
+          <w:rFonts w:ascii="Arial" w:hAnsi="Arial" w:cs="Arial"/>
+          <w:sz w:val="24"/>
+          <w:szCs w:val="24"/>
+          <w:lang w:val="en-GB"/>
+        </w:rPr>
+        <w:t>’s activity data, garden layouts, favourite plants, calendar tasks.</w:t>
       </w:r>
     </w:p>
     <w:p>
@@ -7733,8 +5889,65 @@
           <w:rFonts w:ascii="Arial" w:hAnsi="Arial" w:cs="Arial"/>
           <w:sz w:val="24"/>
           <w:szCs w:val="24"/>
-        </w:rPr>
-      </w:pPr>
+          <w:lang w:val="en-GB"/>
+        </w:rPr>
+      </w:pPr>
+    </w:p>
+    <w:p>
+      <w:pPr>
+        <w:pStyle w:val="ListParagraph"/>
+        <w:widowControl/>
+        <w:numPr>
+          <w:ilvl w:val="1"/>
+          <w:numId w:val="1"/>
+        </w:numPr>
+        <w:autoSpaceDE/>
+        <w:autoSpaceDN/>
+        <w:spacing w:after="160" w:line="278" w:lineRule="auto"/>
+        <w:rPr>
+          <w:rFonts w:ascii="Arial" w:hAnsi="Arial" w:cs="Arial"/>
+          <w:b/>
+          <w:bCs/>
+          <w:sz w:val="26"/>
+          <w:szCs w:val="26"/>
+        </w:rPr>
+      </w:pPr>
+      <w:r>
+        <w:rPr>
+          <w:rFonts w:ascii="Arial" w:hAnsi="Arial" w:cs="Arial"/>
+          <w:b/>
+          <w:bCs/>
+          <w:sz w:val="26"/>
+          <w:szCs w:val="26"/>
+        </w:rPr>
+        <w:t>TARGET USERS</w:t>
+      </w:r>
+    </w:p>
+    <w:p>
+      <w:pPr>
+        <w:pStyle w:val="ListParagraph"/>
+        <w:widowControl/>
+        <w:numPr>
+          <w:ilvl w:val="1"/>
+          <w:numId w:val="1"/>
+        </w:numPr>
+        <w:autoSpaceDE/>
+        <w:autoSpaceDN/>
+        <w:spacing w:after="160" w:line="278" w:lineRule="auto"/>
+        <w:rPr>
+          <w:rFonts w:ascii="Arial" w:hAnsi="Arial" w:cs="Arial"/>
+          <w:sz w:val="24"/>
+          <w:szCs w:val="24"/>
+        </w:rPr>
+      </w:pPr>
+      <w:r>
+        <w:rPr>
+          <w:rFonts w:ascii="Arial" w:hAnsi="Arial" w:cs="Arial"/>
+          <w:sz w:val="24"/>
+          <w:szCs w:val="24"/>
+        </w:rPr>
+        <w:br w:type="page"/>
+      </w:r>
     </w:p>
     <w:p>
       <w:pPr>
@@ -7743,32 +5956,539 @@
           <w:ilvl w:val="0"/>
           <w:numId w:val="1"/>
         </w:numPr>
-        <w:rPr>
-          <w:rFonts w:ascii="Arial" w:hAnsi="Arial" w:cs="Arial"/>
+        <w:jc w:val="center"/>
+        <w:rPr>
+          <w:rFonts w:ascii="Arial" w:hAnsi="Arial" w:cs="Arial"/>
+          <w:b/>
+          <w:bCs/>
           <w:color w:val="auto"/>
           <w:sz w:val="32"/>
           <w:szCs w:val="32"/>
         </w:rPr>
       </w:pPr>
-      <w:bookmarkStart w:id="14" w:name="_Toc230905224"/>
-      <w:r>
-        <w:rPr>
-          <w:rFonts w:ascii="Arial" w:hAnsi="Arial" w:cs="Arial"/>
+      <w:bookmarkStart w:id="16" w:name="_Toc232001050"/>
+      <w:r>
+        <w:rPr>
+          <w:rFonts w:ascii="Arial" w:hAnsi="Arial" w:cs="Arial"/>
+          <w:b/>
+          <w:bCs/>
           <w:color w:val="auto"/>
           <w:sz w:val="32"/>
           <w:szCs w:val="32"/>
         </w:rPr>
-        <w:t xml:space="preserve">Application </w:t>
-      </w:r>
-      <w:r>
+        <w:lastRenderedPageBreak/>
+        <w:t>THEORETICAL FOUNDATION</w:t>
+      </w:r>
+      <w:bookmarkEnd w:id="16"/>
+    </w:p>
+    <w:p/>
+    <w:p>
+      <w:pPr>
+        <w:ind w:firstLine="360"/>
+        <w:rPr>
+          <w:rFonts w:ascii="Arial" w:hAnsi="Arial" w:cs="Arial"/>
+          <w:sz w:val="24"/>
+          <w:szCs w:val="24"/>
+        </w:rPr>
+      </w:pPr>
+      <w:r>
+        <w:rPr>
+          <w:rFonts w:ascii="Arial" w:hAnsi="Arial" w:cs="Arial"/>
+          <w:sz w:val="24"/>
+          <w:szCs w:val="24"/>
+        </w:rPr>
+        <w:t xml:space="preserve">The </w:t>
+      </w:r>
+      <w:r>
+        <w:rPr>
+          <w:rFonts w:ascii="Arial" w:hAnsi="Arial" w:cs="Arial"/>
+          <w:sz w:val="24"/>
+          <w:szCs w:val="24"/>
+        </w:rPr>
+        <w:t xml:space="preserve">Backyard Garden </w:t>
+      </w:r>
+      <w:r>
+        <w:rPr>
+          <w:rFonts w:ascii="Arial" w:hAnsi="Arial" w:cs="Arial"/>
+          <w:sz w:val="24"/>
+          <w:szCs w:val="24"/>
+        </w:rPr>
+        <w:t>a</w:t>
+      </w:r>
+      <w:r>
+        <w:rPr>
+          <w:rFonts w:ascii="Arial" w:hAnsi="Arial" w:cs="Arial"/>
+          <w:sz w:val="24"/>
+          <w:szCs w:val="24"/>
+        </w:rPr>
+        <w:t>pplication is implemented using the MERN stack: MongoDB, Express.js, React and Node.js.</w:t>
+      </w:r>
+      <w:r>
+        <w:rPr>
+          <w:rFonts w:ascii="Arial" w:hAnsi="Arial" w:cs="Arial"/>
+          <w:sz w:val="24"/>
+          <w:szCs w:val="24"/>
+        </w:rPr>
+        <w:t xml:space="preserve"> </w:t>
+      </w:r>
+      <w:r>
+        <w:rPr>
+          <w:rFonts w:ascii="Arial" w:hAnsi="Arial" w:cs="Arial"/>
+          <w:sz w:val="24"/>
+          <w:szCs w:val="24"/>
+        </w:rPr>
+        <w:t xml:space="preserve">MERN </w:t>
+      </w:r>
+      <w:r>
+        <w:rPr>
+          <w:rFonts w:ascii="Arial" w:hAnsi="Arial" w:cs="Arial"/>
+          <w:sz w:val="24"/>
+          <w:szCs w:val="24"/>
+        </w:rPr>
+        <w:t xml:space="preserve">is a </w:t>
+      </w:r>
+      <w:r>
+        <w:rPr>
+          <w:rFonts w:ascii="Arial" w:hAnsi="Arial" w:cs="Arial"/>
+          <w:sz w:val="24"/>
+          <w:szCs w:val="24"/>
+        </w:rPr>
+        <w:t>full-stack framework used to build modern and scalable web applications using a single pro</w:t>
+      </w:r>
+      <w:r>
+        <w:rPr>
+          <w:rFonts w:ascii="Arial" w:hAnsi="Arial" w:cs="Arial"/>
+          <w:sz w:val="24"/>
+          <w:szCs w:val="24"/>
+        </w:rPr>
+        <w:t>gramming language</w:t>
+      </w:r>
+      <w:r>
+        <w:rPr>
+          <w:rFonts w:ascii="Arial" w:hAnsi="Arial" w:cs="Arial"/>
+          <w:sz w:val="24"/>
+          <w:szCs w:val="24"/>
+        </w:rPr>
+        <w:t xml:space="preserve"> - JavaScript</w:t>
+      </w:r>
+      <w:r>
+        <w:rPr>
+          <w:rFonts w:ascii="Arial" w:hAnsi="Arial" w:cs="Arial"/>
+          <w:sz w:val="24"/>
+          <w:szCs w:val="24"/>
+        </w:rPr>
+        <w:t xml:space="preserve"> across both frontend and backend.</w:t>
+      </w:r>
+    </w:p>
+    <w:p>
+      <w:pPr>
+        <w:ind w:firstLine="360"/>
+        <w:rPr>
+          <w:rFonts w:ascii="Arial" w:hAnsi="Arial" w:cs="Arial"/>
+          <w:sz w:val="24"/>
+          <w:szCs w:val="24"/>
+        </w:rPr>
+      </w:pPr>
+    </w:p>
+    <w:p>
+      <w:pPr>
+        <w:pStyle w:val="ListParagraph"/>
+        <w:widowControl/>
+        <w:numPr>
+          <w:ilvl w:val="1"/>
+          <w:numId w:val="1"/>
+        </w:numPr>
+        <w:autoSpaceDE/>
+        <w:autoSpaceDN/>
+        <w:spacing w:after="160" w:line="278" w:lineRule="auto"/>
+        <w:rPr>
+          <w:rFonts w:ascii="Arial" w:hAnsi="Arial" w:cs="Arial"/>
+          <w:b/>
+          <w:bCs/>
+          <w:sz w:val="26"/>
+          <w:szCs w:val="26"/>
+        </w:rPr>
+      </w:pPr>
+      <w:r>
+        <w:rPr>
+          <w:rFonts w:ascii="Arial" w:hAnsi="Arial" w:cs="Arial"/>
+          <w:b/>
+          <w:bCs/>
+          <w:sz w:val="26"/>
+          <w:szCs w:val="26"/>
+        </w:rPr>
+        <w:t>T</w:t>
+      </w:r>
+      <w:r>
+        <w:rPr>
+          <w:rFonts w:ascii="Arial" w:hAnsi="Arial" w:cs="Arial"/>
+          <w:b/>
+          <w:bCs/>
+          <w:sz w:val="26"/>
+          <w:szCs w:val="26"/>
+        </w:rPr>
+        <w:t>ECHNOLOGICAL STACK</w:t>
+      </w:r>
+    </w:p>
+    <w:p>
+      <w:pPr>
+        <w:ind w:firstLine="360"/>
+        <w:rPr>
+          <w:rFonts w:ascii="Arial" w:hAnsi="Arial" w:cs="Arial"/>
+          <w:sz w:val="24"/>
+          <w:szCs w:val="24"/>
+        </w:rPr>
+      </w:pPr>
+      <w:r>
+        <w:rPr>
+          <w:rFonts w:ascii="Arial" w:hAnsi="Arial" w:cs="Arial"/>
+          <w:sz w:val="24"/>
+          <w:szCs w:val="24"/>
+        </w:rPr>
+        <w:t>The MERN Stack works by connecting the frontend, backend, and database to create a complete web application. Each technology plays a specific role in handling user interactions, processing data, and storing information.</w:t>
+      </w:r>
+    </w:p>
+    <w:p>
+      <w:pPr>
+        <w:ind w:firstLine="360"/>
+        <w:rPr>
+          <w:rFonts w:ascii="Arial" w:hAnsi="Arial" w:cs="Arial"/>
+          <w:sz w:val="24"/>
+          <w:szCs w:val="24"/>
+        </w:rPr>
+      </w:pPr>
+      <w:r>
+        <w:rPr>
+          <w:rFonts w:ascii="Arial" w:hAnsi="Arial" w:cs="Arial"/>
+          <w:sz w:val="24"/>
+          <w:szCs w:val="24"/>
+        </w:rPr>
+        <w:t xml:space="preserve">Figure </w:t>
+      </w:r>
+      <w:r>
+        <w:rPr>
+          <w:rFonts w:ascii="Arial" w:hAnsi="Arial" w:cs="Arial"/>
+          <w:sz w:val="24"/>
+          <w:szCs w:val="24"/>
+        </w:rPr>
+        <w:t>1</w:t>
+      </w:r>
+      <w:r>
+        <w:rPr>
+          <w:rFonts w:ascii="Arial" w:hAnsi="Arial" w:cs="Arial"/>
+          <w:sz w:val="24"/>
+          <w:szCs w:val="24"/>
+        </w:rPr>
+        <w:t xml:space="preserve"> illustrates the client-server architecture of the application.</w:t>
+      </w:r>
+    </w:p>
+    <w:p>
+      <w:pPr>
+        <w:ind w:firstLine="360"/>
+        <w:rPr>
+          <w:rFonts w:ascii="Arial" w:hAnsi="Arial" w:cs="Arial"/>
+          <w:sz w:val="24"/>
+          <w:szCs w:val="24"/>
+        </w:rPr>
+      </w:pPr>
+    </w:p>
+    <w:p>
+      <w:pPr>
+        <w:keepNext/>
+        <w:ind w:firstLine="360"/>
+      </w:pPr>
+      <w:r>
+        <w:rPr>
+          <w:rFonts w:ascii="Arial" w:hAnsi="Arial" w:cs="Arial"/>
+          <w:sz w:val="24"/>
+          <w:szCs w:val="24"/>
+        </w:rPr>
+        <w:drawing>
+          <wp:inline distT="0" distB="0" distL="0" distR="0" wp14:anchorId="4C91F178" wp14:editId="70425053">
+            <wp:extent cx="5826642" cy="1664577"/>
+            <wp:effectExtent l="0" t="0" r="3175" b="0"/>
+            <wp:docPr id="1321226312" name="Picture 1" descr="A diagram of a express&#10;&#10;AI-generated content may be incorrect."/>
+            <wp:cNvGraphicFramePr>
+              <a:graphicFrameLocks xmlns:a="http://schemas.openxmlformats.org/drawingml/2006/main" noChangeAspect="1"/>
+            </wp:cNvGraphicFramePr>
+            <a:graphic xmlns:a="http://schemas.openxmlformats.org/drawingml/2006/main">
+              <a:graphicData uri="http://schemas.openxmlformats.org/drawingml/2006/picture">
+                <pic:pic xmlns:pic="http://schemas.openxmlformats.org/drawingml/2006/picture">
+                  <pic:nvPicPr>
+                    <pic:cNvPr id="1321226312" name="Picture 1" descr="A diagram of a express&#10;&#10;AI-generated content may be incorrect."/>
+                    <pic:cNvPicPr/>
+                  </pic:nvPicPr>
+                  <pic:blipFill>
+                    <a:blip r:embed="rId14"/>
+                    <a:stretch>
+                      <a:fillRect/>
+                    </a:stretch>
+                  </pic:blipFill>
+                  <pic:spPr>
+                    <a:xfrm>
+                      <a:off x="0" y="0"/>
+                      <a:ext cx="5845372" cy="1669928"/>
+                    </a:xfrm>
+                    <a:prstGeom prst="rect">
+                      <a:avLst/>
+                    </a:prstGeom>
+                  </pic:spPr>
+                </pic:pic>
+              </a:graphicData>
+            </a:graphic>
+          </wp:inline>
+        </w:drawing>
+      </w:r>
+    </w:p>
+    <w:p>
+      <w:pPr>
+        <w:pStyle w:val="Caption"/>
+        <w:jc w:val="right"/>
+        <w:rPr>
+          <w:rFonts w:ascii="Arial" w:hAnsi="Arial" w:cs="Arial"/>
+          <w:sz w:val="24"/>
+          <w:szCs w:val="24"/>
+        </w:rPr>
+      </w:pPr>
+      <w:r>
+        <w:t xml:space="preserve">Figure </w:t>
+      </w:r>
+      <w:r>
+        <w:fldChar w:fldCharType="begin"/>
+      </w:r>
+      <w:r>
+        <w:instrText xml:space="preserve"> SEQ Figure \* ARABIC </w:instrText>
+      </w:r>
+      <w:r>
+        <w:fldChar w:fldCharType="separate"/>
+      </w:r>
+      <w:r>
+        <w:rPr>
+          <w:noProof/>
+        </w:rPr>
+        <w:t>1</w:t>
+      </w:r>
+      <w:r>
+        <w:fldChar w:fldCharType="end"/>
+      </w:r>
+      <w:r>
+        <w:t>.Client-server architecture</w:t>
+      </w:r>
+    </w:p>
+    <w:p>
+      <w:pPr>
+        <w:widowControl/>
+        <w:autoSpaceDE/>
+        <w:autoSpaceDN/>
+        <w:spacing w:after="160" w:line="278" w:lineRule="auto"/>
+        <w:ind w:firstLine="720"/>
+        <w:rPr>
+          <w:rFonts w:ascii="Arial" w:hAnsi="Arial" w:cs="Arial"/>
+          <w:sz w:val="24"/>
+          <w:szCs w:val="24"/>
+          <w:lang w:val="ro-RO"/>
+        </w:rPr>
+      </w:pPr>
+      <w:r>
+        <w:rPr>
+          <w:rFonts w:ascii="Arial" w:hAnsi="Arial" w:cs="Arial"/>
+          <w:b/>
+          <w:bCs/>
+          <w:sz w:val="24"/>
+          <w:szCs w:val="24"/>
+          <w:lang w:val="ro-RO"/>
+        </w:rPr>
+        <w:t>MongoDB</w:t>
+      </w:r>
+      <w:r>
+        <w:rPr>
+          <w:rFonts w:ascii="Arial" w:hAnsi="Arial" w:cs="Arial"/>
+          <w:sz w:val="24"/>
+          <w:szCs w:val="24"/>
+          <w:lang w:val="ro-RO"/>
+        </w:rPr>
+        <w:t xml:space="preserve"> is used as the database layer of the application. It stores user information, garden layouts, plant data, calendar activities, and generated permaculture plans. Its document-based structure is suitable for this project because the stored data is diverse and may evolve as new features are added.</w:t>
+      </w:r>
+    </w:p>
+    <w:p>
+      <w:pPr>
+        <w:widowControl/>
+        <w:autoSpaceDE/>
+        <w:autoSpaceDN/>
+        <w:spacing w:after="160" w:line="278" w:lineRule="auto"/>
+        <w:ind w:firstLine="720"/>
+        <w:rPr>
+          <w:rFonts w:ascii="Arial" w:hAnsi="Arial" w:cs="Arial"/>
+          <w:sz w:val="24"/>
+          <w:szCs w:val="24"/>
+          <w:lang w:val="ro-RO"/>
+        </w:rPr>
+      </w:pPr>
+      <w:r>
+        <w:rPr>
+          <w:rFonts w:ascii="Arial" w:hAnsi="Arial" w:cs="Arial"/>
+          <w:b/>
+          <w:bCs/>
+          <w:sz w:val="24"/>
+          <w:szCs w:val="24"/>
+          <w:lang w:val="ro-RO"/>
+        </w:rPr>
+        <w:t>Express.js</w:t>
+      </w:r>
+      <w:r>
+        <w:rPr>
+          <w:rFonts w:ascii="Arial" w:hAnsi="Arial" w:cs="Arial"/>
+          <w:sz w:val="24"/>
+          <w:szCs w:val="24"/>
+          <w:lang w:val="ro-RO"/>
+        </w:rPr>
+        <w:t xml:space="preserve"> is used as the backend framework. It simplifies the implementation of routes, middleware, and API endpoints, making it easier to organize the server-side logic of the application. In this project, Express.js handles request processing, communication with the database, and the main backend services.</w:t>
+      </w:r>
+    </w:p>
+    <w:p>
+      <w:pPr>
+        <w:widowControl/>
+        <w:autoSpaceDE/>
+        <w:autoSpaceDN/>
+        <w:spacing w:after="160" w:line="278" w:lineRule="auto"/>
+        <w:ind w:firstLine="720"/>
+        <w:rPr>
+          <w:rFonts w:ascii="Arial" w:hAnsi="Arial" w:cs="Arial"/>
+          <w:sz w:val="24"/>
+          <w:szCs w:val="24"/>
+          <w:lang w:val="ro-RO"/>
+        </w:rPr>
+      </w:pPr>
+      <w:r>
+        <w:rPr>
+          <w:rFonts w:ascii="Arial" w:hAnsi="Arial" w:cs="Arial"/>
+          <w:b/>
+          <w:bCs/>
+          <w:sz w:val="24"/>
+          <w:szCs w:val="24"/>
+          <w:lang w:val="ro-RO"/>
+        </w:rPr>
+        <w:t>Node.js</w:t>
+      </w:r>
+      <w:r>
+        <w:rPr>
+          <w:rFonts w:ascii="Arial" w:hAnsi="Arial" w:cs="Arial"/>
+          <w:sz w:val="24"/>
+          <w:szCs w:val="24"/>
+          <w:lang w:val="ro-RO"/>
+        </w:rPr>
+        <w:t xml:space="preserve"> provides the runtime environment for backend execution. It enables the server-side processing of requests and supports the application logic required for authentication, garden plan generation, and data management.</w:t>
+      </w:r>
+    </w:p>
+    <w:p>
+      <w:pPr>
+        <w:widowControl/>
+        <w:autoSpaceDE/>
+        <w:autoSpaceDN/>
+        <w:spacing w:after="160" w:line="278" w:lineRule="auto"/>
+        <w:ind w:firstLine="720"/>
+        <w:rPr>
+          <w:rFonts w:ascii="Arial" w:hAnsi="Arial" w:cs="Arial"/>
+          <w:sz w:val="24"/>
+          <w:szCs w:val="24"/>
+          <w:lang w:val="ro-RO"/>
+        </w:rPr>
+      </w:pPr>
+      <w:r>
+        <w:rPr>
+          <w:rFonts w:ascii="Arial" w:hAnsi="Arial" w:cs="Arial"/>
+          <w:b/>
+          <w:bCs/>
+          <w:sz w:val="24"/>
+          <w:szCs w:val="24"/>
+          <w:lang w:val="ro-RO"/>
+        </w:rPr>
+        <w:t>React</w:t>
+      </w:r>
+      <w:r>
+        <w:rPr>
+          <w:rFonts w:ascii="Arial" w:hAnsi="Arial" w:cs="Arial"/>
+          <w:sz w:val="24"/>
+          <w:szCs w:val="24"/>
+          <w:lang w:val="ro-RO"/>
+        </w:rPr>
+        <w:t xml:space="preserve"> is used for the frontend implementation of the platform. It allows the development of a dynamic and interactive user interface where users can create garden layouts, manage zones and plants, access planning features, and interact with the application in a responsive way.</w:t>
+      </w:r>
+    </w:p>
+    <w:p>
+      <w:pPr>
+        <w:widowControl/>
+        <w:autoSpaceDE/>
+        <w:autoSpaceDN/>
+        <w:spacing w:after="160" w:line="278" w:lineRule="auto"/>
+        <w:ind w:firstLine="360"/>
+        <w:rPr>
+          <w:rFonts w:ascii="Arial" w:hAnsi="Arial" w:cs="Arial"/>
+          <w:sz w:val="24"/>
+          <w:szCs w:val="24"/>
+          <w:lang w:val="ro-RO"/>
+        </w:rPr>
+      </w:pPr>
+      <w:r>
+        <w:rPr>
+          <w:rFonts w:ascii="Arial" w:hAnsi="Arial" w:cs="Arial"/>
+          <w:sz w:val="24"/>
+          <w:szCs w:val="24"/>
+          <w:lang w:val="ro-RO"/>
+        </w:rPr>
+        <w:lastRenderedPageBreak/>
+        <w:t>The use of the MERN stack provides a modular and maintainable foundation for the proposed platform. Another important advantage is the use of JavaScript across the entire application, which simplifies development and integration between the frontend and backend components.</w:t>
+      </w:r>
+    </w:p>
+    <w:p>
+      <w:pPr>
+        <w:widowControl/>
+        <w:autoSpaceDE/>
+        <w:autoSpaceDN/>
+        <w:spacing w:after="160" w:line="278" w:lineRule="auto"/>
+        <w:rPr>
+          <w:rFonts w:ascii="Arial" w:hAnsi="Arial" w:cs="Arial"/>
+          <w:sz w:val="24"/>
+          <w:szCs w:val="24"/>
+        </w:rPr>
+      </w:pPr>
+      <w:r>
+        <w:rPr>
+          <w:rFonts w:ascii="Arial" w:hAnsi="Arial" w:cs="Arial"/>
+          <w:sz w:val="24"/>
+          <w:szCs w:val="24"/>
+        </w:rPr>
+        <w:br w:type="page"/>
+      </w:r>
+    </w:p>
+    <w:p>
+      <w:pPr>
+        <w:widowControl/>
+        <w:autoSpaceDE/>
+        <w:autoSpaceDN/>
+        <w:spacing w:after="160" w:line="278" w:lineRule="auto"/>
+        <w:rPr>
+          <w:rFonts w:ascii="Arial" w:hAnsi="Arial" w:cs="Arial"/>
+          <w:sz w:val="24"/>
+          <w:szCs w:val="24"/>
+        </w:rPr>
+      </w:pPr>
+    </w:p>
+    <w:p>
+      <w:pPr>
+        <w:pStyle w:val="Heading1"/>
+        <w:numPr>
+          <w:ilvl w:val="0"/>
+          <w:numId w:val="1"/>
+        </w:numPr>
         <w:rPr>
           <w:rFonts w:ascii="Arial" w:hAnsi="Arial" w:cs="Arial"/>
           <w:color w:val="auto"/>
           <w:sz w:val="32"/>
           <w:szCs w:val="32"/>
         </w:rPr>
-        <w:t>d</w:t>
-      </w:r>
+      </w:pPr>
+      <w:bookmarkStart w:id="17" w:name="_Toc232001051"/>
       <w:r>
         <w:rPr>
           <w:rFonts w:ascii="Arial" w:hAnsi="Arial" w:cs="Arial"/>
@@ -7776,9 +6496,27 @@
           <w:sz w:val="32"/>
           <w:szCs w:val="32"/>
         </w:rPr>
+        <w:t xml:space="preserve">Application </w:t>
+      </w:r>
+      <w:r>
+        <w:rPr>
+          <w:rFonts w:ascii="Arial" w:hAnsi="Arial" w:cs="Arial"/>
+          <w:color w:val="auto"/>
+          <w:sz w:val="32"/>
+          <w:szCs w:val="32"/>
+        </w:rPr>
+        <w:t>d</w:t>
+      </w:r>
+      <w:r>
+        <w:rPr>
+          <w:rFonts w:ascii="Arial" w:hAnsi="Arial" w:cs="Arial"/>
+          <w:color w:val="auto"/>
+          <w:sz w:val="32"/>
+          <w:szCs w:val="32"/>
+        </w:rPr>
         <w:t>esign</w:t>
       </w:r>
-      <w:bookmarkEnd w:id="14"/>
+      <w:bookmarkEnd w:id="17"/>
     </w:p>
     <w:p>
       <w:pPr>
@@ -7813,7 +6551,7 @@
           <w:szCs w:val="26"/>
         </w:rPr>
       </w:pPr>
-      <w:bookmarkStart w:id="15" w:name="_Toc230905225"/>
+      <w:bookmarkStart w:id="18" w:name="_Toc232001052"/>
       <w:r>
         <w:rPr>
           <w:rFonts w:ascii="Arial" w:hAnsi="Arial" w:cs="Arial"/>
@@ -7823,7 +6561,7 @@
         </w:rPr>
         <w:t>System architecture</w:t>
       </w:r>
-      <w:bookmarkEnd w:id="15"/>
+      <w:bookmarkEnd w:id="18"/>
     </w:p>
     <w:p>
       <w:pPr>
@@ -7839,7 +6577,7 @@
           <w:szCs w:val="26"/>
         </w:rPr>
       </w:pPr>
-      <w:bookmarkStart w:id="16" w:name="_Toc230905226"/>
+      <w:bookmarkStart w:id="19" w:name="_Toc232001053"/>
       <w:r>
         <w:rPr>
           <w:rFonts w:ascii="Arial" w:hAnsi="Arial" w:cs="Arial"/>
@@ -7849,7 +6587,7 @@
         </w:rPr>
         <w:t>Components description</w:t>
       </w:r>
-      <w:bookmarkEnd w:id="16"/>
+      <w:bookmarkEnd w:id="19"/>
     </w:p>
     <w:p>
       <w:pPr>
@@ -7865,7 +6603,7 @@
           <w:szCs w:val="26"/>
         </w:rPr>
       </w:pPr>
-      <w:bookmarkStart w:id="17" w:name="_Toc230905227"/>
+      <w:bookmarkStart w:id="20" w:name="_Toc232001054"/>
       <w:r>
         <w:rPr>
           <w:rFonts w:ascii="Arial" w:hAnsi="Arial" w:cs="Arial"/>
@@ -7875,7 +6613,7 @@
         </w:rPr>
         <w:t>Component interaction</w:t>
       </w:r>
-      <w:bookmarkEnd w:id="17"/>
+      <w:bookmarkEnd w:id="20"/>
     </w:p>
     <w:p>
       <w:pPr>
@@ -7913,7 +6651,7 @@
           <w:szCs w:val="32"/>
         </w:rPr>
       </w:pPr>
-      <w:bookmarkStart w:id="18" w:name="_Toc230905228"/>
+      <w:bookmarkStart w:id="21" w:name="_Toc232001055"/>
       <w:r>
         <w:rPr>
           <w:rFonts w:ascii="Arial" w:hAnsi="Arial" w:cs="Arial"/>
@@ -7933,7 +6671,7 @@
         </w:rPr>
         <w:t xml:space="preserve"> and testing</w:t>
       </w:r>
-      <w:bookmarkEnd w:id="18"/>
+      <w:bookmarkEnd w:id="21"/>
     </w:p>
     <w:p>
       <w:pPr>
@@ -7949,7 +6687,7 @@
           <w:szCs w:val="26"/>
         </w:rPr>
       </w:pPr>
-      <w:bookmarkStart w:id="19" w:name="_Toc230905229"/>
+      <w:bookmarkStart w:id="22" w:name="_Toc232001056"/>
       <w:r>
         <w:rPr>
           <w:rFonts w:ascii="Arial" w:hAnsi="Arial" w:cs="Arial"/>
@@ -7977,7 +6715,7 @@
         </w:rPr>
         <w:t xml:space="preserve"> and processing</w:t>
       </w:r>
-      <w:bookmarkEnd w:id="19"/>
+      <w:bookmarkEnd w:id="22"/>
     </w:p>
     <w:p>
       <w:pPr>
@@ -7993,7 +6731,7 @@
           <w:szCs w:val="26"/>
         </w:rPr>
       </w:pPr>
-      <w:bookmarkStart w:id="20" w:name="_Toc230905230"/>
+      <w:bookmarkStart w:id="23" w:name="_Toc232001057"/>
       <w:r>
         <w:rPr>
           <w:rFonts w:ascii="Arial" w:hAnsi="Arial" w:cs="Arial"/>
@@ -8003,7 +6741,7 @@
         </w:rPr>
         <w:t>User interface design</w:t>
       </w:r>
-      <w:bookmarkEnd w:id="20"/>
+      <w:bookmarkEnd w:id="23"/>
     </w:p>
     <w:p>
       <w:pPr>
@@ -8019,7 +6757,7 @@
           <w:szCs w:val="26"/>
         </w:rPr>
       </w:pPr>
-      <w:bookmarkStart w:id="21" w:name="_Toc230905231"/>
+      <w:bookmarkStart w:id="24" w:name="_Toc232001058"/>
       <w:r>
         <w:rPr>
           <w:rFonts w:ascii="Arial" w:hAnsi="Arial" w:cs="Arial"/>
@@ -8038,7 +6776,7 @@
         </w:rPr>
         <w:t xml:space="preserve"> and Testing</w:t>
       </w:r>
-      <w:bookmarkEnd w:id="21"/>
+      <w:bookmarkEnd w:id="24"/>
     </w:p>
     <w:p>
       <w:pPr>
@@ -8078,7 +6816,7 @@
           <w:szCs w:val="32"/>
         </w:rPr>
       </w:pPr>
-      <w:bookmarkStart w:id="22" w:name="_Toc230905232"/>
+      <w:bookmarkStart w:id="25" w:name="_Toc232001059"/>
       <w:r>
         <w:rPr>
           <w:rStyle w:val="Heading1Char"/>
@@ -8090,7 +6828,7 @@
         <w:lastRenderedPageBreak/>
         <w:t>Conclusion</w:t>
       </w:r>
-      <w:bookmarkEnd w:id="22"/>
+      <w:bookmarkEnd w:id="25"/>
       <w:r>
         <w:rPr>
           <w:rFonts w:ascii="Arial" w:hAnsi="Arial" w:cs="Arial"/>
@@ -8114,7 +6852,7 @@
           <w:szCs w:val="26"/>
         </w:rPr>
       </w:pPr>
-      <w:bookmarkStart w:id="23" w:name="_Toc230905233"/>
+      <w:bookmarkStart w:id="26" w:name="_Toc232001060"/>
       <w:r>
         <w:rPr>
           <w:rFonts w:ascii="Arial" w:hAnsi="Arial" w:cs="Arial"/>
@@ -8124,7 +6862,7 @@
         </w:rPr>
         <w:t>Achievements</w:t>
       </w:r>
-      <w:bookmarkEnd w:id="23"/>
+      <w:bookmarkEnd w:id="26"/>
     </w:p>
     <w:p>
       <w:pPr>
@@ -8140,7 +6878,7 @@
           <w:szCs w:val="26"/>
         </w:rPr>
       </w:pPr>
-      <w:bookmarkStart w:id="24" w:name="_Toc230905234"/>
+      <w:bookmarkStart w:id="27" w:name="_Toc232001061"/>
       <w:r>
         <w:rPr>
           <w:rFonts w:ascii="Arial" w:hAnsi="Arial" w:cs="Arial"/>
@@ -8150,7 +6888,7 @@
         </w:rPr>
         <w:t>State of the art comparison</w:t>
       </w:r>
-      <w:bookmarkEnd w:id="24"/>
+      <w:bookmarkEnd w:id="27"/>
     </w:p>
     <w:p>
       <w:pPr>
@@ -8166,7 +6904,7 @@
           <w:szCs w:val="26"/>
         </w:rPr>
       </w:pPr>
-      <w:bookmarkStart w:id="25" w:name="_Toc230905235"/>
+      <w:bookmarkStart w:id="28" w:name="_Toc232001062"/>
       <w:r>
         <w:rPr>
           <w:rFonts w:ascii="Arial" w:hAnsi="Arial" w:cs="Arial"/>
@@ -8176,7 +6914,7 @@
         </w:rPr>
         <w:t>Future work</w:t>
       </w:r>
-      <w:bookmarkEnd w:id="25"/>
+      <w:bookmarkEnd w:id="28"/>
     </w:p>
     <w:p/>
     <w:p/>
@@ -8202,7 +6940,7 @@
           <w:szCs w:val="32"/>
         </w:rPr>
       </w:pPr>
-      <w:bookmarkStart w:id="26" w:name="_Toc230905236"/>
+      <w:bookmarkStart w:id="29" w:name="_Toc232001063"/>
       <w:r>
         <w:rPr>
           <w:rFonts w:ascii="Arial" w:hAnsi="Arial" w:cs="Arial"/>
@@ -8213,7 +6951,7 @@
         <w:lastRenderedPageBreak/>
         <w:t>References</w:t>
       </w:r>
-      <w:bookmarkEnd w:id="26"/>
+      <w:bookmarkEnd w:id="29"/>
     </w:p>
     <w:p>
       <w:pPr>
@@ -8246,8 +6984,9 @@
           <w:szCs w:val="32"/>
         </w:rPr>
       </w:pPr>
-      <w:bookmarkStart w:id="27" w:name="_Toc230862802"/>
-      <w:bookmarkStart w:id="28" w:name="_Toc230905237"/>
+      <w:bookmarkStart w:id="30" w:name="_Toc230862802"/>
+      <w:bookmarkStart w:id="31" w:name="_Toc230905237"/>
+      <w:bookmarkStart w:id="32" w:name="_Toc232001064"/>
       <w:r>
         <w:rPr>
           <w:rFonts w:ascii="Arial" w:hAnsi="Arial" w:cs="Arial"/>
@@ -8281,7 +7020,7 @@
                     <pic:cNvPicPr/>
                   </pic:nvPicPr>
                   <pic:blipFill rotWithShape="1">
-                    <a:blip r:embed="rId14">
+                    <a:blip r:embed="rId15">
                       <a:extLst>
                         <a:ext uri="{28A0092B-C50C-407E-A947-70E740481C1C}">
                           <a14:useLocalDpi xmlns:a14="http://schemas.microsoft.com/office/drawing/2010/main" val="0"/>
@@ -8322,11 +7061,12 @@
           </wp:anchor>
         </w:drawing>
       </w:r>
-      <w:bookmarkEnd w:id="27"/>
-      <w:bookmarkEnd w:id="28"/>
+      <w:bookmarkEnd w:id="30"/>
+      <w:bookmarkEnd w:id="31"/>
+      <w:bookmarkEnd w:id="32"/>
     </w:p>
     <w:sectPr>
-      <w:headerReference w:type="first" r:id="rId15"/>
+      <w:headerReference w:type="first" r:id="rId16"/>
       <w:pgSz w:w="12240" w:h="15840"/>
       <w:pgMar w:top="1440" w:right="1440" w:bottom="1440" w:left="1440" w:header="720" w:footer="720" w:gutter="0"/>
       <w:pgNumType w:start="1"/>
@@ -8878,6 +7618,127 @@
     </w:lvl>
   </w:abstractNum>
   <w:abstractNum w:abstractNumId="3" w15:restartNumberingAfterBreak="0">
+    <w:nsid w:val="3D8A13B8"/>
+    <w:multiLevelType w:val="multilevel"/>
+    <w:tmpl w:val="6756B02E"/>
+    <w:lvl w:ilvl="0">
+      <w:start w:val="1"/>
+      <w:numFmt w:val="decimal"/>
+      <w:lvlText w:val="%1."/>
+      <w:lvlJc w:val="left"/>
+      <w:pPr>
+        <w:ind w:left="720" w:hanging="360"/>
+      </w:pPr>
+      <w:rPr>
+        <w:rFonts w:hint="default"/>
+      </w:rPr>
+    </w:lvl>
+    <w:lvl w:ilvl="1">
+      <w:start w:val="1"/>
+      <w:numFmt w:val="decimal"/>
+      <w:isLgl/>
+      <w:lvlText w:val="%1.%2"/>
+      <w:lvlJc w:val="left"/>
+      <w:pPr>
+        <w:ind w:left="840" w:hanging="480"/>
+      </w:pPr>
+      <w:rPr>
+        <w:rFonts w:hint="default"/>
+      </w:rPr>
+    </w:lvl>
+    <w:lvl w:ilvl="2">
+      <w:start w:val="1"/>
+      <w:numFmt w:val="decimal"/>
+      <w:isLgl/>
+      <w:lvlText w:val="%1.%2.%3"/>
+      <w:lvlJc w:val="left"/>
+      <w:pPr>
+        <w:ind w:left="1080" w:hanging="720"/>
+      </w:pPr>
+      <w:rPr>
+        <w:rFonts w:hint="default"/>
+      </w:rPr>
+    </w:lvl>
+    <w:lvl w:ilvl="3">
+      <w:start w:val="1"/>
+      <w:numFmt w:val="decimal"/>
+      <w:isLgl/>
+      <w:lvlText w:val="%1.%2.%3.%4"/>
+      <w:lvlJc w:val="left"/>
+      <w:pPr>
+        <w:ind w:left="1080" w:hanging="720"/>
+      </w:pPr>
+      <w:rPr>
+        <w:rFonts w:hint="default"/>
+      </w:rPr>
+    </w:lvl>
+    <w:lvl w:ilvl="4">
+      <w:start w:val="1"/>
+      <w:numFmt w:val="decimal"/>
+      <w:isLgl/>
+      <w:lvlText w:val="%1.%2.%3.%4.%5"/>
+      <w:lvlJc w:val="left"/>
+      <w:pPr>
+        <w:ind w:left="1440" w:hanging="1080"/>
+      </w:pPr>
+      <w:rPr>
+        <w:rFonts w:hint="default"/>
+      </w:rPr>
+    </w:lvl>
+    <w:lvl w:ilvl="5">
+      <w:start w:val="1"/>
+      <w:numFmt w:val="decimal"/>
+      <w:isLgl/>
+      <w:lvlText w:val="%1.%2.%3.%4.%5.%6"/>
+      <w:lvlJc w:val="left"/>
+      <w:pPr>
+        <w:ind w:left="1440" w:hanging="1080"/>
+      </w:pPr>
+      <w:rPr>
+        <w:rFonts w:hint="default"/>
+      </w:rPr>
+    </w:lvl>
+    <w:lvl w:ilvl="6">
+      <w:start w:val="1"/>
+      <w:numFmt w:val="decimal"/>
+      <w:isLgl/>
+      <w:lvlText w:val="%1.%2.%3.%4.%5.%6.%7"/>
+      <w:lvlJc w:val="left"/>
+      <w:pPr>
+        <w:ind w:left="1800" w:hanging="1440"/>
+      </w:pPr>
+      <w:rPr>
+        <w:rFonts w:hint="default"/>
+      </w:rPr>
+    </w:lvl>
+    <w:lvl w:ilvl="7">
+      <w:start w:val="1"/>
+      <w:numFmt w:val="decimal"/>
+      <w:isLgl/>
+      <w:lvlText w:val="%1.%2.%3.%4.%5.%6.%7.%8"/>
+      <w:lvlJc w:val="left"/>
+      <w:pPr>
+        <w:ind w:left="1800" w:hanging="1440"/>
+      </w:pPr>
+      <w:rPr>
+        <w:rFonts w:hint="default"/>
+      </w:rPr>
+    </w:lvl>
+    <w:lvl w:ilvl="8">
+      <w:start w:val="1"/>
+      <w:numFmt w:val="decimal"/>
+      <w:isLgl/>
+      <w:lvlText w:val="%1.%2.%3.%4.%5.%6.%7.%8.%9"/>
+      <w:lvlJc w:val="left"/>
+      <w:pPr>
+        <w:ind w:left="2160" w:hanging="1800"/>
+      </w:pPr>
+      <w:rPr>
+        <w:rFonts w:hint="default"/>
+      </w:rPr>
+    </w:lvl>
+  </w:abstractNum>
+  <w:abstractNum w:abstractNumId="4" w15:restartNumberingAfterBreak="0">
     <w:nsid w:val="45436704"/>
     <w:multiLevelType w:val="hybridMultilevel"/>
     <w:tmpl w:val="7EDC2C8A"/>
@@ -8990,7 +7851,7 @@
       </w:rPr>
     </w:lvl>
   </w:abstractNum>
-  <w:abstractNum w:abstractNumId="4" w15:restartNumberingAfterBreak="0">
+  <w:abstractNum w:abstractNumId="5" w15:restartNumberingAfterBreak="0">
     <w:nsid w:val="623C60E0"/>
     <w:multiLevelType w:val="hybridMultilevel"/>
     <w:tmpl w:val="57862EA4"/>
@@ -9102,7 +7963,7 @@
       </w:rPr>
     </w:lvl>
   </w:abstractNum>
-  <w:abstractNum w:abstractNumId="5" w15:restartNumberingAfterBreak="0">
+  <w:abstractNum w:abstractNumId="6" w15:restartNumberingAfterBreak="0">
     <w:nsid w:val="75593B18"/>
     <w:multiLevelType w:val="multilevel"/>
     <w:tmpl w:val="95D6992C"/>
@@ -9251,7 +8112,7 @@
       </w:rPr>
     </w:lvl>
   </w:abstractNum>
-  <w:abstractNum w:abstractNumId="6" w15:restartNumberingAfterBreak="0">
+  <w:abstractNum w:abstractNumId="7" w15:restartNumberingAfterBreak="0">
     <w:nsid w:val="789F47AA"/>
     <w:multiLevelType w:val="hybridMultilevel"/>
     <w:tmpl w:val="ED36C5BA"/>
@@ -9364,7 +8225,7 @@
       </w:rPr>
     </w:lvl>
   </w:abstractNum>
-  <w:abstractNum w:abstractNumId="7" w15:restartNumberingAfterBreak="0">
+  <w:abstractNum w:abstractNumId="8" w15:restartNumberingAfterBreak="0">
     <w:nsid w:val="79267C22"/>
     <w:multiLevelType w:val="multilevel"/>
     <w:tmpl w:val="DB46AE9C"/>
@@ -9513,7 +8374,7 @@
       </w:rPr>
     </w:lvl>
   </w:abstractNum>
-  <w:abstractNum w:abstractNumId="8" w15:restartNumberingAfterBreak="0">
+  <w:abstractNum w:abstractNumId="9" w15:restartNumberingAfterBreak="0">
     <w:nsid w:val="792832F0"/>
     <w:multiLevelType w:val="hybridMultilevel"/>
     <w:tmpl w:val="23A6F466"/>
@@ -9630,28 +8491,31 @@
     <w:abstractNumId w:val="2"/>
   </w:num>
   <w:num w:numId="2" w16cid:durableId="1977905072">
-    <w:abstractNumId w:val="8"/>
+    <w:abstractNumId w:val="9"/>
   </w:num>
   <w:num w:numId="3" w16cid:durableId="1311131406">
-    <w:abstractNumId w:val="5"/>
+    <w:abstractNumId w:val="6"/>
   </w:num>
   <w:num w:numId="4" w16cid:durableId="1362054137">
     <w:abstractNumId w:val="1"/>
   </w:num>
   <w:num w:numId="5" w16cid:durableId="85930093">
-    <w:abstractNumId w:val="7"/>
+    <w:abstractNumId w:val="8"/>
   </w:num>
   <w:num w:numId="6" w16cid:durableId="759371103">
     <w:abstractNumId w:val="0"/>
   </w:num>
   <w:num w:numId="7" w16cid:durableId="1267495271">
-    <w:abstractNumId w:val="3"/>
+    <w:abstractNumId w:val="4"/>
   </w:num>
   <w:num w:numId="8" w16cid:durableId="468019088">
-    <w:abstractNumId w:val="4"/>
+    <w:abstractNumId w:val="5"/>
   </w:num>
   <w:num w:numId="9" w16cid:durableId="297146662">
-    <w:abstractNumId w:val="6"/>
+    <w:abstractNumId w:val="7"/>
+  </w:num>
+  <w:num w:numId="10" w16cid:durableId="579366063">
+    <w:abstractNumId w:val="3"/>
   </w:num>
 </w:numbering>
 </file>
@@ -10783,6 +9647,25 @@
       <w:ind w:left="720"/>
     </w:pPr>
   </w:style>
+  <w:style w:type="paragraph" w:styleId="Caption">
+    <w:name w:val="caption"/>
+    <w:basedOn w:val="Normal"/>
+    <w:next w:val="Normal"/>
+    <w:uiPriority w:val="35"/>
+    <w:unhideWhenUsed/>
+    <w:qFormat/>
+    <w:rsid w:val="00ED054D"/>
+    <w:pPr>
+      <w:spacing w:after="200"/>
+    </w:pPr>
+    <w:rPr>
+      <w:i/>
+      <w:iCs/>
+      <w:color w:val="0E2841" w:themeColor="text2"/>
+      <w:sz w:val="18"/>
+      <w:szCs w:val="18"/>
+    </w:rPr>
+  </w:style>
 </w:styles>
 </file>
 
@@ -11102,14 +9985,6 @@
 </file>
 
 <file path=customXml/item1.xml><?xml version="1.0" encoding="utf-8"?>
-<p:properties xmlns:p="http://schemas.microsoft.com/office/2006/metadata/properties" xmlns:xsi="http://www.w3.org/2001/XMLSchema-instance" xmlns:pc="http://schemas.microsoft.com/office/infopath/2007/PartnerControls">
-  <documentManagement>
-    <_activity xmlns="a6c0c695-150c-415d-8b1d-71f25ce86ab7" xsi:nil="true"/>
-  </documentManagement>
-</p:properties>
-</file>
-
-<file path=customXml/item2.xml><?xml version="1.0" encoding="utf-8"?>
 <?mso-contentType ?>
 <FormTemplates xmlns="http://schemas.microsoft.com/sharepoint/v3/contenttype/forms">
   <Display>DocumentLibraryForm</Display>
@@ -11118,7 +9993,19 @@
 </FormTemplates>
 </file>
 
+<file path=customXml/item2.xml><?xml version="1.0" encoding="utf-8"?>
+<p:properties xmlns:p="http://schemas.microsoft.com/office/2006/metadata/properties" xmlns:xsi="http://www.w3.org/2001/XMLSchema-instance" xmlns:pc="http://schemas.microsoft.com/office/infopath/2007/PartnerControls">
+  <documentManagement>
+    <_activity xmlns="a6c0c695-150c-415d-8b1d-71f25ce86ab7" xsi:nil="true"/>
+  </documentManagement>
+</p:properties>
+</file>
+
 <file path=customXml/item3.xml><?xml version="1.0" encoding="utf-8"?>
+<b:Sources xmlns:b="http://schemas.openxmlformats.org/officeDocument/2006/bibliography" xmlns="http://schemas.openxmlformats.org/officeDocument/2006/bibliography" SelectedStyle="\APASixthEditionOfficeOnline.xsl" StyleName="APA" Version="6"/>
+</file>
+
+<file path=customXml/item4.xml><?xml version="1.0" encoding="utf-8"?>
 <ct:contentTypeSchema xmlns:ct="http://schemas.microsoft.com/office/2006/metadata/contentType" xmlns:ma="http://schemas.microsoft.com/office/2006/metadata/properties/metaAttributes" ct:_="" ma:_="" ma:contentTypeName="Document" ma:contentTypeID="0x010100EBE38F3445279C4982E96A4D06FED263" ma:contentTypeVersion="5" ma:contentTypeDescription="Create a new document." ma:contentTypeScope="" ma:versionID="eb3220690df1363fc48a4cb56457d312">
   <xsd:schema xmlns:xsd="http://www.w3.org/2001/XMLSchema" xmlns:xs="http://www.w3.org/2001/XMLSchema" xmlns:p="http://schemas.microsoft.com/office/2006/metadata/properties" xmlns:ns3="a6c0c695-150c-415d-8b1d-71f25ce86ab7" targetNamespace="http://schemas.microsoft.com/office/2006/metadata/properties" ma:root="true" ma:fieldsID="4f7808813f75d456caf3af69b2a8077f" ns3:_="">
     <xsd:import namespace="a6c0c695-150c-415d-8b1d-71f25ce86ab7"/>
@@ -11268,11 +10155,15 @@
 </ct:contentTypeSchema>
 </file>
 
-<file path=customXml/item4.xml><?xml version="1.0" encoding="utf-8"?>
-<b:Sources xmlns:b="http://schemas.openxmlformats.org/officeDocument/2006/bibliography" xmlns="http://schemas.openxmlformats.org/officeDocument/2006/bibliography" SelectedStyle="\APASixthEditionOfficeOnline.xsl" StyleName="APA" Version="6"/>
+<file path=customXml/itemProps1.xml><?xml version="1.0" encoding="utf-8"?>
+<ds:datastoreItem xmlns:ds="http://schemas.openxmlformats.org/officeDocument/2006/customXml" ds:itemID="{78FEF423-52C1-48D0-A951-27C922F54109}">
+  <ds:schemaRefs>
+    <ds:schemaRef ds:uri="http://schemas.microsoft.com/sharepoint/v3/contenttype/forms"/>
+  </ds:schemaRefs>
+</ds:datastoreItem>
 </file>
 
-<file path=customXml/itemProps1.xml><?xml version="1.0" encoding="utf-8"?>
+<file path=customXml/itemProps2.xml><?xml version="1.0" encoding="utf-8"?>
 <ds:datastoreItem xmlns:ds="http://schemas.openxmlformats.org/officeDocument/2006/customXml" ds:itemID="{D2BE68C2-B1A7-4BAE-938E-F5A6FD6B55F2}">
   <ds:schemaRefs>
     <ds:schemaRef ds:uri="http://schemas.microsoft.com/office/2006/metadata/properties"/>
@@ -11282,15 +10173,15 @@
 </ds:datastoreItem>
 </file>
 
-<file path=customXml/itemProps2.xml><?xml version="1.0" encoding="utf-8"?>
-<ds:datastoreItem xmlns:ds="http://schemas.openxmlformats.org/officeDocument/2006/customXml" ds:itemID="{78FEF423-52C1-48D0-A951-27C922F54109}">
+<file path=customXml/itemProps3.xml><?xml version="1.0" encoding="utf-8"?>
+<ds:datastoreItem xmlns:ds="http://schemas.openxmlformats.org/officeDocument/2006/customXml" ds:itemID="{EBDF231E-C6DB-4AF6-9D26-90BB6BB12361}">
   <ds:schemaRefs>
-    <ds:schemaRef ds:uri="http://schemas.microsoft.com/sharepoint/v3/contenttype/forms"/>
+    <ds:schemaRef ds:uri="http://schemas.openxmlformats.org/officeDocument/2006/bibliography"/>
   </ds:schemaRefs>
 </ds:datastoreItem>
 </file>
 
-<file path=customXml/itemProps3.xml><?xml version="1.0" encoding="utf-8"?>
+<file path=customXml/itemProps4.xml><?xml version="1.0" encoding="utf-8"?>
 <ds:datastoreItem xmlns:ds="http://schemas.openxmlformats.org/officeDocument/2006/customXml" ds:itemID="{2DA943F9-4BB0-4283-A12F-477661EFA8F0}">
   <ds:schemaRefs>
     <ds:schemaRef ds:uri="http://schemas.microsoft.com/office/2006/metadata/contentType"/>
@@ -11306,12 +10197,4 @@
     <ds:schemaRef ds:uri="http://schemas.microsoft.com/internal/obd"/>
   </ds:schemaRefs>
 </ds:datastoreItem>
-</file>
-
-<file path=customXml/itemProps4.xml><?xml version="1.0" encoding="utf-8"?>
-<ds:datastoreItem xmlns:ds="http://schemas.openxmlformats.org/officeDocument/2006/customXml" ds:itemID="{EBDF231E-C6DB-4AF6-9D26-90BB6BB12361}">
-  <ds:schemaRefs>
-    <ds:schemaRef ds:uri="http://schemas.openxmlformats.org/officeDocument/2006/bibliography"/>
-  </ds:schemaRefs>
-</ds:datastoreItem>
 </file>
--- a/Backyard Garden Project.docx
+++ b/Backyard Garden Project.docx
@@ -6987,6 +6987,17 @@
       <w:bookmarkStart w:id="30" w:name="_Toc230862802"/>
       <w:bookmarkStart w:id="31" w:name="_Toc230905237"/>
       <w:bookmarkStart w:id="32" w:name="_Toc232001064"/>
+    </w:p>
+    <w:p>
+      <w:pPr>
+        <w:pStyle w:val="Heading1"/>
+        <w:rPr>
+          <w:rFonts w:ascii="Arial" w:hAnsi="Arial" w:cs="Arial"/>
+          <w:color w:val="auto"/>
+          <w:sz w:val="32"/>
+          <w:szCs w:val="32"/>
+        </w:rPr>
+      </w:pPr>
       <w:r>
         <w:rPr>
           <w:rFonts w:ascii="Arial" w:hAnsi="Arial" w:cs="Arial"/>
